--- a/downloads/student/ai-7-week-35.docx
+++ b/downloads/student/ai-7-week-35.docx
@@ -777,6 +777,16 @@
     <w:p>
       <w:r>
         <w:t>The original result and proposed study still need sampling and uncertainty discussion.</w:t>
+      </w:r>
+    </w:p>
+    <w:p>
+      <w:r>
+        <w:t>Read the labelled picture: Answer the camera-B challenge using only the twelve camera-A records. Why is one displayed camera-B success a demonstration rather than broad evidence of camera-B reliability?</w:t>
+      </w:r>
+    </w:p>
+    <w:p>
+      <w:r>
+        <w:t>Change one thing: The reviewer shows one camera-B success. Predict the result before checking the explanation. What remains the same?</w:t>
       </w:r>
     </w:p>
     <w:p>
@@ -1875,6 +1885,187 @@
         <w:t>Attempt the independent case before hints. Record whether you worked alone, used a hint or followed a model. After feedback, fix the first unsupported step and explain why it changed. A later check uses a changed case, not a copied answer.</w:t>
       </w:r>
     </w:p>
+    <w:p>
+      <w:pPr>
+        <w:pStyle w:val="Heading1"/>
+      </w:pPr>
+      <w:r>
+        <w:t>15. Your lesson route</w:t>
+      </w:r>
+    </w:p>
+    <w:p>
+      <w:r>
+        <w:t>Start with this question: Answer a challenge without inventing evidence. At the presentation, a reviewer asks whether the model works on a different camera.</w:t>
+      </w:r>
+    </w:p>
+    <w:tbl>
+      <w:tblPr>
+        <w:tblStyle w:val="LightShading-Accent1"/>
+        <w:tblW w:type="auto" w:w="0"/>
+        <w:tblLook w:firstColumn="1" w:firstRow="1" w:lastColumn="0" w:lastRow="0" w:noHBand="0" w:noVBand="1" w:val="04A0"/>
+      </w:tblPr>
+      <w:tblGrid>
+        <w:gridCol w:w="5112"/>
+        <w:gridCol w:w="5112"/>
+      </w:tblGrid>
+      <w:tr>
+        <w:trPr>
+          <w:tblHeader/>
+        </w:trPr>
+        <w:tc>
+          <w:tcPr>
+            <w:tcW w:type="dxa" w:w="5112"/>
+          </w:tcPr>
+          <w:p>
+            <w:r>
+              <w:t>By the end, I can</w:t>
+            </w:r>
+          </w:p>
+        </w:tc>
+        <w:tc>
+          <w:tcPr>
+            <w:tcW w:type="dxa" w:w="5112"/>
+          </w:tcPr>
+          <w:p>
+            <w:r>
+              <w:t>How I will show it</w:t>
+            </w:r>
+          </w:p>
+        </w:tc>
+      </w:tr>
+      <w:tr>
+        <w:tc>
+          <w:tcPr>
+            <w:tcW w:type="dxa" w:w="5112"/>
+          </w:tcPr>
+          <w:p>
+            <w:r>
+              <w:t>Explain the mechanism and terminology of presentation and challenge session</w:t>
+            </w:r>
+          </w:p>
+        </w:tc>
+        <w:tc>
+          <w:tcPr>
+            <w:tcW w:type="dxa" w:w="5112"/>
+          </w:tcPr>
+          <w:p>
+            <w:r>
+              <w:t>Explain the deciding step, show a trace or test, and state one limit.</w:t>
+            </w:r>
+          </w:p>
+        </w:tc>
+      </w:tr>
+      <w:tr>
+        <w:tc>
+          <w:tcPr>
+            <w:tcW w:type="dxa" w:w="5112"/>
+          </w:tcPr>
+          <w:p>
+            <w:r>
+              <w:t>Apply the stated procedure to a new case with a traceable result</w:t>
+            </w:r>
+          </w:p>
+        </w:tc>
+        <w:tc>
+          <w:tcPr>
+            <w:tcW w:type="dxa" w:w="5112"/>
+          </w:tcPr>
+          <w:p>
+            <w:r>
+              <w:t>Explain the deciding step, show a trace or test, and state one limit.</w:t>
+            </w:r>
+          </w:p>
+        </w:tc>
+      </w:tr>
+      <w:tr>
+        <w:tc>
+          <w:tcPr>
+            <w:tcW w:type="dxa" w:w="5112"/>
+          </w:tcPr>
+          <w:p>
+            <w:r>
+              <w:t>Identify an assumption or limitation and design a revealing follow-up</w:t>
+            </w:r>
+          </w:p>
+        </w:tc>
+        <w:tc>
+          <w:tcPr>
+            <w:tcW w:type="dxa" w:w="5112"/>
+          </w:tcPr>
+          <w:p>
+            <w:r>
+              <w:t>Explain the deciding step, show a trace or test, and state one limit.</w:t>
+            </w:r>
+          </w:p>
+        </w:tc>
+      </w:tr>
+    </w:tbl>
+    <w:p>
+      <w:r>
+        <w:t>Remember → watch and explain → try with help → investigate → try independently → keep project evidence. Your teacher may spread this lesson across several classes.</w:t>
+      </w:r>
+    </w:p>
+    <w:p>
+      <w:r>
+        <w:t>Keep your first prediction. Compare it with what the evidence shows and explain any change.</w:t>
+      </w:r>
+    </w:p>
+    <w:p>
+      <w:pPr>
+        <w:pStyle w:val="Heading1"/>
+      </w:pPr>
+      <w:r>
+        <w:t>16. Finish and return</w:t>
+      </w:r>
+    </w:p>
+    <w:p>
+      <w:r>
+        <w:t>Close your notes. Explain this goal in your own words: Explain the mechanism and terminology of presentation and challenge session</w:t>
+      </w:r>
+    </w:p>
+    <w:p>
+      <w:pPr>
+        <w:pStyle w:val="Heading3"/>
+      </w:pPr>
+      <w:r>
+        <w:t>My deciding step, evidence and one remaining question</w:t>
+      </w:r>
+    </w:p>
+    <w:p>
+      <w:r>
+        <w:t>________________________________________________________________</w:t>
+      </w:r>
+    </w:p>
+    <w:p>
+      <w:r>
+        <w:t>________________________________________________________________</w:t>
+      </w:r>
+    </w:p>
+    <w:p>
+      <w:r>
+        <w:t>________________________________________________________________</w:t>
+      </w:r>
+    </w:p>
+    <w:p>
+      <w:r>
+        <w:t>________________________________________________________________</w:t>
+      </w:r>
+    </w:p>
+    <w:p>
+      <w:r>
+        <w:t>________________________________________________________________</w:t>
+      </w:r>
+    </w:p>
+    <w:p>
+      <w:r>
+        <w:t>If you are unsure, return to the worked picture and explain one arrow. If you are ready, change an input or assumption and justify your prediction.</w:t>
+      </w:r>
+    </w:p>
+    <w:p>
+      <w:r>
+        <w:t>Save your workbook evidence. At the next review, try a different case before opening your old answer.</w:t>
+      </w:r>
+    </w:p>
     <w:sectPr>
       <w:pgSz w:w="12240" w:h="15840"/>
       <w:pgMar w:top="936" w:right="1008" w:bottom="936" w:left="1008" w:header="720" w:footer="720" w:gutter="0"/>

--- a/downloads/student/ai-7-week-35.docx
+++ b/downloads/student/ai-7-week-35.docx
@@ -2066,6 +2066,202 @@
         <w:t>Save your workbook evidence. At the next review, try a different case before opening your old answer.</w:t>
       </w:r>
     </w:p>
+    <w:p>
+      <w:pPr>
+        <w:pStyle w:val="Heading1"/>
+      </w:pPr>
+      <w:r>
+        <w:t>17. Supported practice, repair and portfolio</w:t>
+      </w:r>
+    </w:p>
+    <w:p>
+      <w:r>
+        <w:t>Use this supported practice once, in the browser or on paper. Keep the reserved independent assessment for a separate first attempt before teacher feedback.</w:t>
+      </w:r>
+    </w:p>
+    <w:p>
+      <w:r>
+        <w:t>Answer a challenge without inventing evidence. At the presentation, a reviewer asks whether the model works on a different camera.</w:t>
+      </w:r>
+    </w:p>
+    <w:p>
+      <w:pPr>
+        <w:pStyle w:val="Heading3"/>
+      </w:pPr>
+      <w:r>
+        <w:t>Practice 1: explain the deciding evidence</w:t>
+      </w:r>
+    </w:p>
+    <w:p>
+      <w:r>
+        <w:t>Which labelled step matches this detail? Use reserved camera-B cases with labels, grouping and a fixed scoring rule.</w:t>
+      </w:r>
+    </w:p>
+    <w:p>
+      <w:r>
+        <w:t>1. Propose a valid next test</w:t>
+      </w:r>
+    </w:p>
+    <w:p>
+      <w:r>
+        <w:t>2. State measured result</w:t>
+      </w:r>
+    </w:p>
+    <w:p>
+      <w:r>
+        <w:t>3. Address the challenge</w:t>
+      </w:r>
+    </w:p>
+    <w:p>
+      <w:pPr>
+        <w:pStyle w:val="Heading3"/>
+      </w:pPr>
+      <w:r>
+        <w:t>My selected conclusion, deciding fact and explanation</w:t>
+      </w:r>
+    </w:p>
+    <w:p>
+      <w:r>
+        <w:t>________________________________________________________________</w:t>
+      </w:r>
+    </w:p>
+    <w:p>
+      <w:r>
+        <w:t>________________________________________________________________</w:t>
+      </w:r>
+    </w:p>
+    <w:p>
+      <w:r>
+        <w:t>________________________________________________________________</w:t>
+      </w:r>
+    </w:p>
+    <w:p>
+      <w:r>
+        <w:t>________________________________________________________________</w:t>
+      </w:r>
+    </w:p>
+    <w:p>
+      <w:r>
+        <w:t>________________________________________________________________</w:t>
+      </w:r>
+    </w:p>
+    <w:p>
+      <w:r>
+        <w:t>Hint if needed: Read the steps in the pictorial case. Match the supplied detail to the stage that performs or records it.</w:t>
+      </w:r>
+    </w:p>
+    <w:p>
+      <w:r>
+        <w:t>After your attempt, compare with the supported explanation: Propose a valid next test Use reserved camera-B cases with labels, grouping and a fixed scoring rule. A challenge session tests whether the team knows its evidence boundary. An honest unknown plus a specific future test is stronger than an unsupported confident promise.</w:t>
+      </w:r>
+    </w:p>
+    <w:p>
+      <w:pPr>
+        <w:pStyle w:val="Heading3"/>
+      </w:pPr>
+      <w:r>
+        <w:t>Practice 2: explain the deciding evidence</w:t>
+      </w:r>
+    </w:p>
+    <w:p>
+      <w:r>
+        <w:t>Changed-case practice: The reviewer shows one camera-B success. Which conclusion is supported by the supplied facts?</w:t>
+      </w:r>
+    </w:p>
+    <w:p>
+      <w:r>
+        <w:t>1. We can decide the result without examining the changed input or the procedure.</w:t>
+      </w:r>
+    </w:p>
+    <w:p>
+      <w:r>
+        <w:t>2. That is one demonstration, not an estimate of broad camera-B reliability.</w:t>
+      </w:r>
+    </w:p>
+    <w:p>
+      <w:r>
+        <w:t>3. This one example guarantees correct results for every future input.</w:t>
+      </w:r>
+    </w:p>
+    <w:p>
+      <w:pPr>
+        <w:pStyle w:val="Heading3"/>
+      </w:pPr>
+      <w:r>
+        <w:t>My selected conclusion, deciding fact and explanation</w:t>
+      </w:r>
+    </w:p>
+    <w:p>
+      <w:r>
+        <w:t>________________________________________________________________</w:t>
+      </w:r>
+    </w:p>
+    <w:p>
+      <w:r>
+        <w:t>________________________________________________________________</w:t>
+      </w:r>
+    </w:p>
+    <w:p>
+      <w:r>
+        <w:t>________________________________________________________________</w:t>
+      </w:r>
+    </w:p>
+    <w:p>
+      <w:r>
+        <w:t>________________________________________________________________</w:t>
+      </w:r>
+    </w:p>
+    <w:p>
+      <w:r>
+        <w:t>________________________________________________________________</w:t>
+      </w:r>
+    </w:p>
+    <w:p>
+      <w:r>
+        <w:t>Hint if needed: Use the changed condition and the deciding step in the pictorial trace. The answer must say what follows from those facts.</w:t>
+      </w:r>
+    </w:p>
+    <w:p>
+      <w:r>
+        <w:t>After your attempt, compare with the supported explanation: That is one demonstration, not an estimate of broad camera-B reliability. One selected observation does not represent the full proposed condition.</w:t>
+      </w:r>
+    </w:p>
+    <w:p>
+      <w:pPr>
+        <w:pStyle w:val="Heading3"/>
+      </w:pPr>
+      <w:r>
+        <w:t>Repair a missing building block</w:t>
+      </w:r>
+    </w:p>
+    <w:p>
+      <w:r>
+        <w:t>Review Final project manuscript (ai-7/34). Goal: Explain the mechanism and terminology of final project manuscript. Short practice: Connect the manuscript’s 7/10 and 8/10 scores to the five-plant grouping. Which abstract claim must be corrected if it says ten independent plants?. Return to this week and explain what you changed.</w:t>
+      </w:r>
+    </w:p>
+    <w:p>
+      <w:r>
+        <w:t>Review Peer review and response (ai-7/32). Goal: Explain the mechanism and terminology of peer review and response. Short practice: Count photos and underlying plants in the reviewer’s concern. What analysis assumption needs revision, and why does changing only the word photos to plants fail to repair it?. Return to this week and explain what you changed.</w:t>
+      </w:r>
+    </w:p>
+    <w:p>
+      <w:r>
+        <w:t>Review Figures that preserve evidence (ai-7/29). Goal: Explain the mechanism and terminology of figures that preserve evidence. Short practice: Draw count bars for 6/10 and 8/10 using the stated axis. Why must the denominator and fixed task context remain visible, and what distortion arises from an undisclosed axis start at five?. Return to this week and explain what you changed.</w:t>
+      </w:r>
+    </w:p>
+    <w:p>
+      <w:pPr>
+        <w:pStyle w:val="Heading3"/>
+      </w:pPr>
+      <w:r>
+        <w:t>Keep your completed work</w:t>
+      </w:r>
+    </w:p>
+    <w:p>
+      <w:r>
+        <w:t>Use Download completed work in the hosted lesson to export your answers, reflections, practice feedback and code-run evidence. Open the HTML copy to read or print it. Drafts stay in this browser when storage is available; clear drafts on a shared device.</w:t>
+      </w:r>
+    </w:p>
     <w:sectPr>
       <w:pgSz w:w="12240" w:h="15840"/>
       <w:pgMar w:top="936" w:right="1008" w:bottom="936" w:left="1008" w:header="720" w:footer="720" w:gutter="0"/>

--- a/downloads/student/ai-7-week-35.docx
+++ b/downloads/student/ai-7-week-35.docx
@@ -42,6 +42,11 @@
       </w:r>
     </w:p>
     <w:p>
+      <w:r>
+        <w:t>Start with the target: Explain the mechanism and terminology of presentation and challenge session. Try the recall before opening notes.</w:t>
+      </w:r>
+    </w:p>
+    <w:p>
       <w:pPr>
         <w:pStyle w:val="Heading3"/>
       </w:pPr>
@@ -50,17 +55,59 @@
       </w:r>
     </w:p>
     <w:p>
-      <w:r>
-        <w:t>I can explain the mechanism and terminology of presentation and challenge session.</w:t>
-      </w:r>
-    </w:p>
-    <w:p>
-      <w:r>
+      <w:pPr>
+        <w:spacing w:line="336" w:lineRule="auto" w:after="180"/>
+      </w:pPr>
+      <w:r>
+        <w:rPr>
+          <w:b w:val="0"/>
+        </w:rPr>
+        <w:t xml:space="preserve">I can explain the </w:t>
+      </w:r>
+      <w:r>
+        <w:rPr>
+          <w:b/>
+        </w:rPr>
+        <w:t>mechanism</w:t>
+      </w:r>
+      <w:r>
+        <w:rPr>
+          <w:b w:val="0"/>
+        </w:rPr>
+        <w:t xml:space="preserve"> and terminology of presentation and </w:t>
+      </w:r>
+      <w:r>
+        <w:rPr>
+          <w:b/>
+        </w:rPr>
+        <w:t>challenge session</w:t>
+      </w:r>
+      <w:r>
+        <w:rPr>
+          <w:b w:val="0"/>
+        </w:rPr>
+        <w:t>.</w:t>
+      </w:r>
+    </w:p>
+    <w:p>
+      <w:pPr>
+        <w:spacing w:line="336" w:lineRule="auto" w:after="180"/>
+      </w:pPr>
+      <w:r>
+        <w:rPr>
+          <w:b w:val="0"/>
+        </w:rPr>
         <w:t>I can apply the stated procedure to a new case with a traceable result.</w:t>
       </w:r>
     </w:p>
     <w:p>
-      <w:r>
+      <w:pPr>
+        <w:spacing w:line="336" w:lineRule="auto" w:after="180"/>
+      </w:pPr>
+      <w:r>
+        <w:rPr>
+          <w:b w:val="0"/>
+        </w:rPr>
         <w:t>I can identify an assumption or limitation and design a revealing follow-up.</w:t>
       </w:r>
     </w:p>
@@ -73,47 +120,143 @@
       </w:r>
     </w:p>
     <w:p>
-      <w:r>
+      <w:pPr>
+        <w:spacing w:line="336" w:lineRule="auto" w:after="180"/>
+      </w:pPr>
+      <w:r>
+        <w:rPr>
+          <w:b w:val="0"/>
+        </w:rPr>
         <w:t>Close your notes first. A rough first answer helps us choose the right starting point; it is not a score for your ability.</w:t>
       </w:r>
     </w:p>
     <w:p>
-      <w:r>
+      <w:pPr>
+        <w:spacing w:line="336" w:lineRule="auto" w:after="180"/>
+      </w:pPr>
+      <w:r>
+        <w:rPr>
+          <w:b w:val="0"/>
+        </w:rPr>
         <w:t>Without opening the old lesson, explain one key idea from Final project manuscript. Give an example and a mistake that the idea helps you avoid.</w:t>
       </w:r>
     </w:p>
     <w:p>
-      <w:r>
+      <w:pPr>
+        <w:spacing w:line="336" w:lineRule="auto" w:after="180"/>
+      </w:pPr>
+      <w:r>
+        <w:rPr>
+          <w:b w:val="0"/>
+        </w:rPr>
         <w:t>Without opening the old lesson, explain one key idea from Peer review and response. Give an example and a mistake that the idea helps you avoid.</w:t>
       </w:r>
     </w:p>
     <w:p>
-      <w:r>
-        <w:t>Without opening the old lesson, explain one key idea from Figures that preserve evidence. Give an example and a mistake that the idea helps you avoid.</w:t>
-      </w:r>
-    </w:p>
-    <w:p>
-      <w:r>
-        <w:t>After trying, check the relevant lesson or ask your teacher. Change the part of your explanation that the evidence shows was wrong.</w:t>
-      </w:r>
-    </w:p>
-    <w:p>
-      <w:r>
+      <w:pPr>
+        <w:spacing w:line="336" w:lineRule="auto" w:after="180"/>
+      </w:pPr>
+      <w:r>
+        <w:rPr>
+          <w:b w:val="0"/>
+        </w:rPr>
+        <w:t xml:space="preserve">Without opening the old lesson, explain one key idea from Figures that preserve </w:t>
+      </w:r>
+      <w:r>
+        <w:rPr>
+          <w:b/>
+        </w:rPr>
+        <w:t>evidence</w:t>
+      </w:r>
+      <w:r>
+        <w:rPr>
+          <w:b w:val="0"/>
+        </w:rPr>
+        <w:t>. Give an example and a mistake that the idea helps you avoid.</w:t>
+      </w:r>
+    </w:p>
+    <w:p>
+      <w:pPr>
+        <w:spacing w:line="336" w:lineRule="auto" w:after="180"/>
+      </w:pPr>
+      <w:r>
+        <w:rPr>
+          <w:b w:val="0"/>
+        </w:rPr>
+        <w:t xml:space="preserve">After trying, check the relevant lesson or ask your teacher. Change the part of your explanation that the </w:t>
+      </w:r>
+      <w:r>
+        <w:rPr>
+          <w:b/>
+        </w:rPr>
+        <w:t>evidence</w:t>
+      </w:r>
+      <w:r>
+        <w:rPr>
+          <w:b w:val="0"/>
+        </w:rPr>
+        <w:t xml:space="preserve"> shows was wrong.</w:t>
+      </w:r>
+    </w:p>
+    <w:p>
+      <w:pPr>
+        <w:spacing w:line="336" w:lineRule="auto" w:after="180"/>
+      </w:pPr>
+      <w:r>
+        <w:rPr>
+          <w:b w:val="0"/>
+        </w:rPr>
         <w:t>This week you will practise:</w:t>
       </w:r>
     </w:p>
     <w:p>
-      <w:r>
-        <w:t>Explain the mechanism and terminology of presentation and challenge session</w:t>
-      </w:r>
-    </w:p>
-    <w:p>
-      <w:r>
+      <w:pPr>
+        <w:spacing w:line="336" w:lineRule="auto" w:after="180"/>
+      </w:pPr>
+      <w:r>
+        <w:rPr>
+          <w:b w:val="0"/>
+        </w:rPr>
+        <w:t xml:space="preserve">Explain the </w:t>
+      </w:r>
+      <w:r>
+        <w:rPr>
+          <w:b/>
+        </w:rPr>
+        <w:t>mechanism</w:t>
+      </w:r>
+      <w:r>
+        <w:rPr>
+          <w:b w:val="0"/>
+        </w:rPr>
+        <w:t xml:space="preserve"> and terminology of presentation and </w:t>
+      </w:r>
+      <w:r>
+        <w:rPr>
+          <w:b/>
+        </w:rPr>
+        <w:t>challenge session</w:t>
+      </w:r>
+    </w:p>
+    <w:p>
+      <w:pPr>
+        <w:spacing w:line="336" w:lineRule="auto" w:after="180"/>
+      </w:pPr>
+      <w:r>
+        <w:rPr>
+          <w:b w:val="0"/>
+        </w:rPr>
         <w:t>Apply the stated procedure to a new case with a traceable result</w:t>
       </w:r>
     </w:p>
     <w:p>
-      <w:r>
+      <w:pPr>
+        <w:spacing w:line="336" w:lineRule="auto" w:after="180"/>
+      </w:pPr>
+      <w:r>
+        <w:rPr>
+          <w:b w:val="0"/>
+        </w:rPr>
         <w:t>Identify an assumption or limitation and design a revealing follow-up</w:t>
       </w:r>
     </w:p>
@@ -126,8 +269,38 @@
       </w:r>
     </w:p>
     <w:p>
-      <w:r>
-        <w:t>Recall Final project manuscript. Explain why a recorded result needs its input conditions and evidence source before it can support a claim.</w:t>
+      <w:pPr>
+        <w:spacing w:line="336" w:lineRule="auto" w:after="180"/>
+      </w:pPr>
+      <w:r>
+        <w:rPr>
+          <w:b w:val="0"/>
+        </w:rPr>
+        <w:t xml:space="preserve">Recall Final project manuscript. Explain why a recorded result needs its </w:t>
+      </w:r>
+      <w:r>
+        <w:rPr>
+          <w:b/>
+        </w:rPr>
+        <w:t>input</w:t>
+      </w:r>
+      <w:r>
+        <w:rPr>
+          <w:b w:val="0"/>
+        </w:rPr>
+        <w:t xml:space="preserve"> conditions and </w:t>
+      </w:r>
+      <w:r>
+        <w:rPr>
+          <w:b/>
+        </w:rPr>
+        <w:t>evidence</w:t>
+      </w:r>
+      <w:r>
+        <w:rPr>
+          <w:b w:val="0"/>
+        </w:rPr>
+        <w:t xml:space="preserve"> source before it can support a claim.</w:t>
       </w:r>
     </w:p>
     <w:p>
@@ -162,8 +335,26 @@
       </w:r>
     </w:p>
     <w:p>
-      <w:r>
-        <w:t>Explain presentation and challenge session using the records and boundaries of this fictional investigation.</w:t>
+      <w:pPr>
+        <w:spacing w:line="336" w:lineRule="auto" w:after="180"/>
+      </w:pPr>
+      <w:r>
+        <w:rPr>
+          <w:b w:val="0"/>
+        </w:rPr>
+        <w:t xml:space="preserve">Explain presentation and </w:t>
+      </w:r>
+      <w:r>
+        <w:rPr>
+          <w:b/>
+        </w:rPr>
+        <w:t>challenge session</w:t>
+      </w:r>
+      <w:r>
+        <w:rPr>
+          <w:b w:val="0"/>
+        </w:rPr>
+        <w:t xml:space="preserve"> using the records and boundaries of this fictional investigation.</w:t>
       </w:r>
     </w:p>
     <w:p>
@@ -176,12 +367,52 @@
     </w:p>
     <w:p>
       <w:r>
-        <w:t>A presentation should make the evidence easy to challenge. Show the baseline, scope, negative cases and uncertainties instead of only a best example.</w:t>
-      </w:r>
-    </w:p>
-    <w:p>
-      <w:r>
-        <w:t>Begin by writing the question the procedure is intended to answer. Identify the information already supplied, the information it will produce and the information still missing. These are constructed classroom examples; they do not require live accounts, private records or an external service. Do not treat a plausible explanation as a measured outcome.</w:t>
+        <w:t>Investigate the supplied Presentation and challenge session case. Separate observations, given facts and assumptions before choosing an explanation.</w:t>
+      </w:r>
+    </w:p>
+    <w:p>
+      <w:pPr>
+        <w:spacing w:line="336" w:lineRule="auto" w:after="180"/>
+      </w:pPr>
+      <w:r>
+        <w:rPr>
+          <w:b w:val="0"/>
+        </w:rPr>
+        <w:t xml:space="preserve">A presentation should make the </w:t>
+      </w:r>
+      <w:r>
+        <w:rPr>
+          <w:b/>
+        </w:rPr>
+        <w:t>evidence</w:t>
+      </w:r>
+      <w:r>
+        <w:rPr>
+          <w:b w:val="0"/>
+        </w:rPr>
+        <w:t xml:space="preserve"> easy to challenge. Show the baseline, scope, negative cases and uncertainties instead of only a best example.</w:t>
+      </w:r>
+    </w:p>
+    <w:p>
+      <w:pPr>
+        <w:spacing w:line="336" w:lineRule="auto" w:after="180"/>
+      </w:pPr>
+      <w:r>
+        <w:rPr>
+          <w:b w:val="0"/>
+        </w:rPr>
+        <w:t>Begin by writing the question the procedure is intended to answer. Identify the information already supplied, the information it will produce and the information still missing.</w:t>
+      </w:r>
+    </w:p>
+    <w:p>
+      <w:pPr>
+        <w:spacing w:line="336" w:lineRule="auto" w:after="180"/>
+      </w:pPr>
+      <w:r>
+        <w:rPr>
+          <w:b w:val="0"/>
+        </w:rPr>
+        <w:t>These are constructed classroom examples; they do not require live accounts, private records or an external service. Do not treat a plausible explanation as a measured outcome.</w:t>
       </w:r>
     </w:p>
     <w:p>
@@ -217,7 +448,30 @@
     </w:p>
     <w:p>
       <w:r>
-        <w:t>Use a short sequence:question, design, primary result, failure, limitation, next question. Answer unfamiliar challenges by locating evidence or stating it is missing.</w:t>
+        <w:t>Follow the mechanism for Presentation and challenge session. Connect each labelled input, deciding step and result.</w:t>
+      </w:r>
+    </w:p>
+    <w:p>
+      <w:pPr>
+        <w:spacing w:line="336" w:lineRule="auto" w:after="180"/>
+      </w:pPr>
+      <w:r>
+        <w:rPr>
+          <w:b w:val="0"/>
+        </w:rPr>
+        <w:t xml:space="preserve">Use a short sequence:question, design, primary result, failure, limitation, next question. Answer unfamiliar challenges by locating </w:t>
+      </w:r>
+      <w:r>
+        <w:rPr>
+          <w:b/>
+        </w:rPr>
+        <w:t>evidence</w:t>
+      </w:r>
+      <w:r>
+        <w:rPr>
+          <w:b w:val="0"/>
+        </w:rPr>
+        <w:t xml:space="preserve"> or stating it is missing.</w:t>
       </w:r>
     </w:p>
     <w:p>
@@ -313,8 +567,49 @@
       </w:r>
     </w:p>
     <w:p>
-      <w:r>
-        <w:t>Before applying the procedure, write its units, denominator or decision boundary where relevant. A partner should be able to repeat each step using the same inputs. If a required input is absent or violates the stated contract, record that condition explicitly instead of quietly replacing it with a convenient value.</w:t>
+      <w:pPr>
+        <w:spacing w:line="336" w:lineRule="auto" w:after="180"/>
+      </w:pPr>
+      <w:r>
+        <w:rPr>
+          <w:b w:val="0"/>
+        </w:rPr>
+        <w:t xml:space="preserve">Before applying the procedure, write its units, denominator or decision boundary where relevant. A partner should be able to repeat each step using the same </w:t>
+      </w:r>
+      <w:r>
+        <w:rPr>
+          <w:b/>
+        </w:rPr>
+        <w:t>input</w:t>
+      </w:r>
+      <w:r>
+        <w:rPr>
+          <w:b w:val="0"/>
+        </w:rPr>
+        <w:t>s.</w:t>
+      </w:r>
+    </w:p>
+    <w:p>
+      <w:pPr>
+        <w:spacing w:line="336" w:lineRule="auto" w:after="180"/>
+      </w:pPr>
+      <w:r>
+        <w:rPr>
+          <w:b w:val="0"/>
+        </w:rPr>
+        <w:t xml:space="preserve">If a required </w:t>
+      </w:r>
+      <w:r>
+        <w:rPr>
+          <w:b/>
+        </w:rPr>
+        <w:t>input</w:t>
+      </w:r>
+      <w:r>
+        <w:rPr>
+          <w:b w:val="0"/>
+        </w:rPr>
+        <w:t xml:space="preserve"> is absent or violates the stated contract, record that condition explicitly instead of quietly replacing it with a convenient value.</w:t>
       </w:r>
     </w:p>
     <w:p>
@@ -326,8 +621,26 @@
       </w:r>
     </w:p>
     <w:p>
-      <w:r>
-        <w:t>Point to the input, the deciding step and the result in this week’s visual. Explain the same step in ordinary words. A picture helps when you can say what each part represents.</w:t>
+      <w:pPr>
+        <w:spacing w:line="336" w:lineRule="auto" w:after="180"/>
+      </w:pPr>
+      <w:r>
+        <w:rPr>
+          <w:b w:val="0"/>
+        </w:rPr>
+        <w:t xml:space="preserve">Point to the </w:t>
+      </w:r>
+      <w:r>
+        <w:rPr>
+          <w:b/>
+        </w:rPr>
+        <w:t>input</w:t>
+      </w:r>
+      <w:r>
+        <w:rPr>
+          <w:b w:val="0"/>
+        </w:rPr>
+        <w:t>, the deciding step and the result in this week’s visual. Explain the same step in ordinary words. A picture helps when you can say what each part represents.</w:t>
       </w:r>
     </w:p>
     <w:p>
@@ -339,6 +652,11 @@
       </w:r>
     </w:p>
     <w:p>
+      <w:r>
+        <w:t>Compare the supplied cases for Presentation and challenge session. Identify the detail that changes the conclusion.</w:t>
+      </w:r>
+    </w:p>
+    <w:p>
       <w:pPr>
         <w:pStyle w:val="Heading3"/>
       </w:pPr>
@@ -347,8 +665,26 @@
       </w:r>
     </w:p>
     <w:p>
-      <w:r>
-        <w:t>A presenter shows one perfect output after a20-case study with14 passes. Show the intermediate steps and give the conclusion with its scope.</w:t>
+      <w:pPr>
+        <w:spacing w:line="336" w:lineRule="auto" w:after="180"/>
+      </w:pPr>
+      <w:r>
+        <w:rPr>
+          <w:b w:val="0"/>
+        </w:rPr>
+        <w:t xml:space="preserve">A presenter shows one perfect </w:t>
+      </w:r>
+      <w:r>
+        <w:rPr>
+          <w:b/>
+        </w:rPr>
+        <w:t>output</w:t>
+      </w:r>
+      <w:r>
+        <w:rPr>
+          <w:b w:val="0"/>
+        </w:rPr>
+        <w:t xml:space="preserve"> after a20-case study with14 passes. Show the intermediate steps and give the conclusion with its scope.</w:t>
       </w:r>
     </w:p>
     <w:p>
@@ -393,18 +729,81 @@
       </w:r>
     </w:p>
     <w:p>
-      <w:r>
+      <w:pPr>
+        <w:pStyle w:val="Heading3"/>
+      </w:pPr>
+      <w:r>
+        <w:t>Change one thing</w:t>
+      </w:r>
+    </w:p>
+    <w:p>
+      <w:pPr>
+        <w:spacing w:line="336" w:lineRule="auto" w:after="180"/>
+        <w:shd w:fill="F5F1FB"/>
+      </w:pPr>
+      <w:r>
+        <w:rPr>
+          <w:b w:val="0"/>
+        </w:rPr>
         <w:t>Change: The reviewer shows one camera-B success.</w:t>
       </w:r>
     </w:p>
     <w:p>
-      <w:r>
-        <w:t>Prediction: That is one demonstration, not an estimate of broad camera-B reliability.</w:t>
-      </w:r>
-    </w:p>
-    <w:p>
-      <w:r>
-        <w:t>Reason: One selected observation does not represent the full proposed condition.</w:t>
+      <w:pPr>
+        <w:pStyle w:val="Heading3"/>
+      </w:pPr>
+      <w:r>
+        <w:t>Predicted result</w:t>
+      </w:r>
+    </w:p>
+    <w:p>
+      <w:pPr>
+        <w:spacing w:line="336" w:lineRule="auto" w:after="180"/>
+        <w:shd w:fill="F1F6FC"/>
+      </w:pPr>
+      <w:r>
+        <w:rPr>
+          <w:b/>
+        </w:rPr>
+        <w:t>Prediction</w:t>
+      </w:r>
+      <w:r>
+        <w:rPr>
+          <w:b w:val="0"/>
+        </w:rPr>
+        <w:t>: That is one demonstration, not an estimate of broad camera-B reliability.</w:t>
+      </w:r>
+    </w:p>
+    <w:p>
+      <w:pPr>
+        <w:pStyle w:val="Heading3"/>
+      </w:pPr>
+      <w:r>
+        <w:t>Why the result follows</w:t>
+      </w:r>
+    </w:p>
+    <w:p>
+      <w:pPr>
+        <w:spacing w:line="336" w:lineRule="auto" w:after="180"/>
+        <w:shd w:fill="F1F6FC"/>
+      </w:pPr>
+      <w:r>
+        <w:rPr>
+          <w:b w:val="0"/>
+        </w:rPr>
+        <w:t xml:space="preserve">Reason: One selected </w:t>
+      </w:r>
+      <w:r>
+        <w:rPr>
+          <w:b/>
+        </w:rPr>
+        <w:t>observation</w:t>
+      </w:r>
+      <w:r>
+        <w:rPr>
+          <w:b w:val="0"/>
+        </w:rPr>
+        <w:t xml:space="preserve"> does not represent the full proposed condition.</w:t>
       </w:r>
     </w:p>
     <w:p>
@@ -413,6 +812,11 @@
       </w:pPr>
       <w:r>
         <w:t>05. Words that unlock the idea</w:t>
+      </w:r>
+    </w:p>
+    <w:p>
+      <w:r>
+        <w:t>Use the vocabulary of Presentation and challenge session to explain a concrete decision, rather than only memorising definitions.</w:t>
       </w:r>
     </w:p>
     <w:tbl>
@@ -550,17 +954,77 @@
     </w:p>
     <w:p>
       <w:r>
-        <w:t>A presenter shows one perfect output after a20-case study with14 passes.</w:t>
-      </w:r>
-    </w:p>
-    <w:p>
-      <w:r>
-        <w:t>The demonstration is one example; study rate70%. Present aggregate and failures and do not call the best output representative without evidence.</w:t>
-      </w:r>
-    </w:p>
-    <w:p>
-      <w:r>
-        <w:t>Compare the intermediate evidence with the final statement. Explain why each number or decision follows from the stated inputs. The conclusion belongs to this scenario and procedure; changing the inputs, evaluation population or authority can change what it establishes. Retain the raw record so a later revision can be compared honestly.</w:t>
+        <w:t>Follow the worked trace for Presentation and challenge session, predict a step, then compare with its explanation.</w:t>
+      </w:r>
+    </w:p>
+    <w:p>
+      <w:pPr>
+        <w:spacing w:line="336" w:lineRule="auto" w:after="180"/>
+      </w:pPr>
+      <w:r>
+        <w:rPr>
+          <w:b w:val="0"/>
+        </w:rPr>
+        <w:t xml:space="preserve">A presenter shows one perfect </w:t>
+      </w:r>
+      <w:r>
+        <w:rPr>
+          <w:b/>
+        </w:rPr>
+        <w:t>output</w:t>
+      </w:r>
+      <w:r>
+        <w:rPr>
+          <w:b w:val="0"/>
+        </w:rPr>
+        <w:t xml:space="preserve"> after a20-case study with14 passes.</w:t>
+      </w:r>
+    </w:p>
+    <w:p>
+      <w:pPr>
+        <w:spacing w:line="336" w:lineRule="auto" w:after="180"/>
+      </w:pPr>
+      <w:r>
+        <w:rPr>
+          <w:b w:val="0"/>
+        </w:rPr>
+        <w:t>The demonstration is one example; study rate</w:t>
+      </w:r>
+      <w:r>
+        <w:rPr>
+          <w:b/>
+        </w:rPr>
+        <w:t>70%</w:t>
+      </w:r>
+      <w:r>
+        <w:rPr>
+          <w:b w:val="0"/>
+        </w:rPr>
+        <w:t xml:space="preserve">. Present aggregate and failures and do not call the best </w:t>
+      </w:r>
+      <w:r>
+        <w:rPr>
+          <w:b/>
+        </w:rPr>
+        <w:t>output</w:t>
+      </w:r>
+      <w:r>
+        <w:rPr>
+          <w:b w:val="0"/>
+        </w:rPr>
+        <w:t xml:space="preserve"> representative without </w:t>
+      </w:r>
+      <w:r>
+        <w:rPr>
+          <w:b/>
+        </w:rPr>
+        <w:t>evidence</w:t>
+      </w:r>
+      <w:r>
+        <w:rPr>
+          <w:b w:val="0"/>
+        </w:rPr>
+        <w:t>.</w:t>
       </w:r>
     </w:p>
     <w:p>
@@ -568,11 +1032,85 @@
         <w:pStyle w:val="Heading3"/>
       </w:pPr>
       <w:r>
+        <w:t>Worked explanation · Presentation and challenge session</w:t>
+      </w:r>
+    </w:p>
+    <w:p>
+      <w:pPr>
+        <w:spacing w:line="336" w:lineRule="auto" w:after="180"/>
+        <w:shd w:fill="F1F6FC"/>
+      </w:pPr>
+      <w:r>
+        <w:rPr>
+          <w:b w:val="0"/>
+        </w:rPr>
+        <w:t xml:space="preserve">Compare the intermediate </w:t>
+      </w:r>
+      <w:r>
+        <w:rPr>
+          <w:b/>
+        </w:rPr>
+        <w:t>evidence</w:t>
+      </w:r>
+      <w:r>
+        <w:rPr>
+          <w:b w:val="0"/>
+        </w:rPr>
+        <w:t xml:space="preserve"> with the final statement. Explain why each number or decision follows from the stated </w:t>
+      </w:r>
+      <w:r>
+        <w:rPr>
+          <w:b/>
+        </w:rPr>
+        <w:t>input</w:t>
+      </w:r>
+      <w:r>
+        <w:rPr>
+          <w:b w:val="0"/>
+        </w:rPr>
+        <w:t>s.</w:t>
+      </w:r>
+    </w:p>
+    <w:p>
+      <w:pPr>
+        <w:spacing w:line="336" w:lineRule="auto" w:after="180"/>
+        <w:shd w:fill="F1F6FC"/>
+      </w:pPr>
+      <w:r>
+        <w:rPr>
+          <w:b w:val="0"/>
+        </w:rPr>
+        <w:t xml:space="preserve">The conclusion belongs to this scenario and procedure; changing the </w:t>
+      </w:r>
+      <w:r>
+        <w:rPr>
+          <w:b/>
+        </w:rPr>
+        <w:t>input</w:t>
+      </w:r>
+      <w:r>
+        <w:rPr>
+          <w:b w:val="0"/>
+        </w:rPr>
+        <w:t>s, evaluation population or authority can change what it establishes. Retain the raw record so a later revision can be compared honestly.</w:t>
+      </w:r>
+    </w:p>
+    <w:p>
+      <w:pPr>
+        <w:pStyle w:val="Heading3"/>
+      </w:pPr>
+      <w:r>
         <w:t>Learn from the worked case</w:t>
       </w:r>
     </w:p>
     <w:p>
-      <w:r>
+      <w:pPr>
+        <w:spacing w:line="336" w:lineRule="auto" w:after="180"/>
+      </w:pPr>
+      <w:r>
+        <w:rPr>
+          <w:b w:val="0"/>
+        </w:rPr>
         <w:t>Cover the result before checking it. Say what is given, choose the procedure, and follow one step at a time. Then uncover the result and explain your first mismatch. Ask why a step is allowed, not only what number it produces.</w:t>
       </w:r>
     </w:p>
@@ -585,8 +1123,26 @@
       </w:r>
     </w:p>
     <w:p>
-      <w:r>
-        <w:t>Answer a challenge without inventing evidence. At the presentation, a reviewer asks whether the model works on a different camera.</w:t>
+      <w:pPr>
+        <w:spacing w:line="336" w:lineRule="auto" w:after="180"/>
+      </w:pPr>
+      <w:r>
+        <w:rPr>
+          <w:b w:val="0"/>
+        </w:rPr>
+        <w:t xml:space="preserve">Answer a challenge without inventing </w:t>
+      </w:r>
+      <w:r>
+        <w:rPr>
+          <w:b/>
+        </w:rPr>
+        <w:t>evidence</w:t>
+      </w:r>
+      <w:r>
+        <w:rPr>
+          <w:b w:val="0"/>
+        </w:rPr>
+        <w:t>. At the presentation, a reviewer asks whether the model works on a different camera.</w:t>
       </w:r>
     </w:p>
     <w:p>
@@ -598,7 +1154,22 @@
       </w:r>
     </w:p>
     <w:p>
-      <w:r>
+      <w:pPr>
+        <w:pStyle w:val="Heading3"/>
+      </w:pPr>
+      <w:r>
+        <w:t>Supplied facts</w:t>
+      </w:r>
+    </w:p>
+    <w:p>
+      <w:pPr>
+        <w:spacing w:line="336" w:lineRule="auto" w:after="180"/>
+        <w:shd w:fill="F1F6FC"/>
+      </w:pPr>
+      <w:r>
+        <w:rPr>
+          <w:b w:val="0"/>
+        </w:rPr>
         <w:t>The project tested twelve photos from camera A only. Ten were correct; no camera B records exist.</w:t>
       </w:r>
     </w:p>
@@ -762,30 +1333,126 @@
       </w:r>
     </w:p>
     <w:p>
-      <w:r>
-        <w:t>A challenge session tests whether the team knows its evidence boundary. An honest unknown plus a specific future test is stronger than an unsupported confident promise.</w:t>
-      </w:r>
-    </w:p>
-    <w:p>
       <w:pPr>
         <w:pStyle w:val="Heading3"/>
       </w:pPr>
       <w:r>
+        <w:t>Why the result follows</w:t>
+      </w:r>
+    </w:p>
+    <w:p>
+      <w:pPr>
+        <w:spacing w:line="336" w:lineRule="auto" w:after="180"/>
+        <w:shd w:fill="F1F6FC"/>
+      </w:pPr>
+      <w:r>
+        <w:rPr>
+          <w:b w:val="0"/>
+        </w:rPr>
+        <w:t xml:space="preserve">A </w:t>
+      </w:r>
+      <w:r>
+        <w:rPr>
+          <w:b/>
+        </w:rPr>
+        <w:t>challenge session</w:t>
+      </w:r>
+      <w:r>
+        <w:rPr>
+          <w:b w:val="0"/>
+        </w:rPr>
+        <w:t xml:space="preserve"> tests whether the team knows its </w:t>
+      </w:r>
+      <w:r>
+        <w:rPr>
+          <w:b/>
+        </w:rPr>
+        <w:t>evidence</w:t>
+      </w:r>
+      <w:r>
+        <w:rPr>
+          <w:b w:val="0"/>
+        </w:rPr>
+        <w:t xml:space="preserve"> boundary. An honest unknown plus a specific future test is stronger than an unsupported confident promise.</w:t>
+      </w:r>
+    </w:p>
+    <w:p>
+      <w:pPr>
+        <w:pStyle w:val="Heading3"/>
+      </w:pPr>
+      <w:r>
         <w:t>What this example does not establish</w:t>
       </w:r>
     </w:p>
     <w:p>
-      <w:r>
+      <w:pPr>
+        <w:pStyle w:val="Heading3"/>
+      </w:pPr>
+      <w:r>
+        <w:t>Keep the stated limit</w:t>
+      </w:r>
+    </w:p>
+    <w:p>
+      <w:pPr>
+        <w:spacing w:line="336" w:lineRule="auto" w:after="180"/>
+        <w:shd w:fill="FFF5E6"/>
+      </w:pPr>
+      <w:r>
+        <w:rPr>
+          <w:b w:val="0"/>
+        </w:rPr>
         <w:t>The original result and proposed study still need sampling and uncertainty discussion.</w:t>
       </w:r>
     </w:p>
     <w:p>
-      <w:r>
-        <w:t>Read the labelled picture: Answer the camera-B challenge using only the twelve camera-A records. Why is one displayed camera-B success a demonstration rather than broad evidence of camera-B reliability?</w:t>
-      </w:r>
-    </w:p>
-    <w:p>
-      <w:r>
+      <w:pPr>
+        <w:pStyle w:val="Heading3"/>
+      </w:pPr>
+      <w:r>
+        <w:t>Keep the stated limit</w:t>
+      </w:r>
+    </w:p>
+    <w:p>
+      <w:pPr>
+        <w:spacing w:line="336" w:lineRule="auto" w:after="180"/>
+        <w:shd w:fill="FFF5E6"/>
+      </w:pPr>
+      <w:r>
+        <w:rPr>
+          <w:b w:val="0"/>
+        </w:rPr>
+        <w:t xml:space="preserve">Read the labelled picture: Answer the camera-B challenge using only the twelve camera-A records. Why is one displayed camera-B success a demonstration rather than broad </w:t>
+      </w:r>
+      <w:r>
+        <w:rPr>
+          <w:b/>
+        </w:rPr>
+        <w:t>evidence</w:t>
+      </w:r>
+      <w:r>
+        <w:rPr>
+          <w:b w:val="0"/>
+        </w:rPr>
+        <w:t xml:space="preserve"> of camera-B reliability?</w:t>
+      </w:r>
+    </w:p>
+    <w:p>
+      <w:pPr>
+        <w:pStyle w:val="Heading3"/>
+      </w:pPr>
+      <w:r>
+        <w:t>Keep the stated limit</w:t>
+      </w:r>
+    </w:p>
+    <w:p>
+      <w:pPr>
+        <w:spacing w:line="336" w:lineRule="auto" w:after="180"/>
+        <w:shd w:fill="FFF5E6"/>
+      </w:pPr>
+      <w:r>
+        <w:rPr>
+          <w:b w:val="0"/>
+        </w:rPr>
         <w:t>Change one thing: The reviewer shows one camera-B success. Predict the result before checking the explanation. What remains the same?</w:t>
       </w:r>
     </w:p>
@@ -799,12 +1466,30 @@
     </w:p>
     <w:p>
       <w:r>
-        <w:t>A confident response should not replace missing evidence with speculation.</w:t>
-      </w:r>
-    </w:p>
-    <w:p>
-      <w:r>
-        <w:t>A useful check asks what would make the reasoning fail. Distinguish a failure to execute the declared procedure from a weakness in the procedure itself. The first may require a correction; the second requires an explicitly revised method and new evidence. Preserve unsuccessful cases so an improved result cannot hide the original problem.</w:t>
+        <w:t>Find the unsupported step in the Presentation and challenge session claim and explain a repair using the supplied evidence.</w:t>
+      </w:r>
+    </w:p>
+    <w:p>
+      <w:pPr>
+        <w:spacing w:line="336" w:lineRule="auto" w:after="180"/>
+      </w:pPr>
+      <w:r>
+        <w:rPr>
+          <w:b w:val="0"/>
+        </w:rPr>
+        <w:t xml:space="preserve">A confident response should not replace missing </w:t>
+      </w:r>
+      <w:r>
+        <w:rPr>
+          <w:b/>
+        </w:rPr>
+        <w:t>evidence</w:t>
+      </w:r>
+      <w:r>
+        <w:rPr>
+          <w:b w:val="0"/>
+        </w:rPr>
+        <w:t xml:space="preserve"> with speculation.</w:t>
       </w:r>
     </w:p>
     <w:p>
@@ -812,6 +1497,50 @@
         <w:pStyle w:val="Heading3"/>
       </w:pPr>
       <w:r>
+        <w:t>Check the claim against the facts</w:t>
+      </w:r>
+    </w:p>
+    <w:p>
+      <w:pPr>
+        <w:spacing w:line="336" w:lineRule="auto" w:after="180"/>
+        <w:shd w:fill="FFF5E6"/>
+      </w:pPr>
+      <w:r>
+        <w:rPr>
+          <w:b w:val="0"/>
+        </w:rPr>
+        <w:t>A useful check asks what would make the reasoning fail. Distinguish a failure to execute the declared procedure from a weakness in the procedure itself.</w:t>
+      </w:r>
+    </w:p>
+    <w:p>
+      <w:pPr>
+        <w:spacing w:line="336" w:lineRule="auto" w:after="180"/>
+        <w:shd w:fill="FFF5E6"/>
+      </w:pPr>
+      <w:r>
+        <w:rPr>
+          <w:b w:val="0"/>
+        </w:rPr>
+        <w:t xml:space="preserve">The first may require a correction; the second requires an explicitly revised method and new </w:t>
+      </w:r>
+      <w:r>
+        <w:rPr>
+          <w:b/>
+        </w:rPr>
+        <w:t>evidence</w:t>
+      </w:r>
+      <w:r>
+        <w:rPr>
+          <w:b w:val="0"/>
+        </w:rPr>
+        <w:t>. Preserve unsuccessful cases so an improved result cannot hide the original problem.</w:t>
+      </w:r>
+    </w:p>
+    <w:p>
+      <w:pPr>
+        <w:pStyle w:val="Heading3"/>
+      </w:pPr>
+      <w:r>
         <w:t>Guided: restate the worked result, then name the assumption or limitation that prevents a broader conclusion.</w:t>
       </w:r>
     </w:p>
@@ -849,8 +1578,26 @@
       </w:r>
     </w:p>
     <w:p>
-      <w:r>
-        <w:t>A report omits this qualification: A confident response should not replace missing evidence with speculation. Explain how omitting it could change a reader's interpretation, and write an accurate replacement.</w:t>
+      <w:pPr>
+        <w:spacing w:line="336" w:lineRule="auto" w:after="180"/>
+      </w:pPr>
+      <w:r>
+        <w:rPr>
+          <w:b w:val="0"/>
+        </w:rPr>
+        <w:t xml:space="preserve">A report omits this qualification: A confident response should not replace missing </w:t>
+      </w:r>
+      <w:r>
+        <w:rPr>
+          <w:b/>
+        </w:rPr>
+        <w:t>evidence</w:t>
+      </w:r>
+      <w:r>
+        <w:rPr>
+          <w:b w:val="0"/>
+        </w:rPr>
+        <w:t xml:space="preserve"> with speculation. Explain how omitting it could change a reader's interpretation, and write an accurate replacement.</w:t>
       </w:r>
     </w:p>
     <w:p>
@@ -901,7 +1648,54 @@
     </w:p>
     <w:p>
       <w:r>
-        <w:t>Explain the weekly mechanism in your own words. Use the worked scenario to name its input, decision rule and output.</w:t>
+        <w:t>Practise Presentation and challenge session with support, then explain the deciding step in your own words.</w:t>
+      </w:r>
+    </w:p>
+    <w:p>
+      <w:pPr>
+        <w:spacing w:line="336" w:lineRule="auto" w:after="180"/>
+      </w:pPr>
+      <w:r>
+        <w:rPr>
+          <w:b w:val="0"/>
+        </w:rPr>
+        <w:t xml:space="preserve">Explain the weekly </w:t>
+      </w:r>
+      <w:r>
+        <w:rPr>
+          <w:b/>
+        </w:rPr>
+        <w:t>mechanism</w:t>
+      </w:r>
+      <w:r>
+        <w:rPr>
+          <w:b w:val="0"/>
+        </w:rPr>
+        <w:t xml:space="preserve"> in your own words. Use the worked scenario to name its </w:t>
+      </w:r>
+      <w:r>
+        <w:rPr>
+          <w:b/>
+        </w:rPr>
+        <w:t>input</w:t>
+      </w:r>
+      <w:r>
+        <w:rPr>
+          <w:b w:val="0"/>
+        </w:rPr>
+        <w:t xml:space="preserve">, decision rule and </w:t>
+      </w:r>
+      <w:r>
+        <w:rPr>
+          <w:b/>
+        </w:rPr>
+        <w:t>output</w:t>
+      </w:r>
+      <w:r>
+        <w:rPr>
+          <w:b w:val="0"/>
+        </w:rPr>
+        <w:t>.</w:t>
       </w:r>
     </w:p>
     <w:p>
@@ -974,8 +1768,38 @@
       </w:r>
     </w:p>
     <w:p>
-      <w:r>
-        <w:t>Use workbook W2 for the connected example “Presentation and challenge session”. First fill the input and rule boxes. Try the middle steps before asking for a hint. After a hint, try the next step yourself.</w:t>
+      <w:pPr>
+        <w:spacing w:line="336" w:lineRule="auto" w:after="180"/>
+      </w:pPr>
+      <w:r>
+        <w:rPr>
+          <w:b w:val="0"/>
+        </w:rPr>
+        <w:t xml:space="preserve">Use workbook W2 for the connected example “Presentation and </w:t>
+      </w:r>
+      <w:r>
+        <w:rPr>
+          <w:b/>
+        </w:rPr>
+        <w:t>challenge session</w:t>
+      </w:r>
+      <w:r>
+        <w:rPr>
+          <w:b w:val="0"/>
+        </w:rPr>
+        <w:t xml:space="preserve">”. First fill the </w:t>
+      </w:r>
+      <w:r>
+        <w:rPr>
+          <w:b/>
+        </w:rPr>
+        <w:t>input</w:t>
+      </w:r>
+      <w:r>
+        <w:rPr>
+          <w:b w:val="0"/>
+        </w:rPr>
+        <w:t xml:space="preserve"> and rule boxes. Try the middle steps before asking for a hint. After a hint, try the next step yourself.</w:t>
       </w:r>
     </w:p>
     <w:tbl>
@@ -1058,7 +1882,13 @@
       </w:tr>
     </w:tbl>
     <w:p>
-      <w:r>
+      <w:pPr>
+        <w:spacing w:line="336" w:lineRule="auto" w:after="180"/>
+      </w:pPr>
+      <w:r>
+        <w:rPr>
+          <w:b w:val="0"/>
+        </w:rPr>
         <w:t>Explain your trace to a partner. Your partner points to one step to check. Swap roles on the next case. Each person writes their own explanation.</w:t>
       </w:r>
     </w:p>
@@ -1071,12 +1901,47 @@
       </w:r>
     </w:p>
     <w:p>
-      <w:r>
-        <w:t>Use the worked case for Presentation and challenge session. Proposed explanation: “The worked result establishes every future case”. Decide whether this explanation is supported. Point to the step or supplied fact that decides; explain your repair if needed.</w:t>
-      </w:r>
-    </w:p>
-    <w:p>
-      <w:r>
+      <w:pPr>
+        <w:spacing w:line="336" w:lineRule="auto" w:after="180"/>
+      </w:pPr>
+      <w:r>
+        <w:rPr>
+          <w:b w:val="0"/>
+        </w:rPr>
+        <w:t xml:space="preserve">Use the worked case for Presentation and </w:t>
+      </w:r>
+      <w:r>
+        <w:rPr>
+          <w:b/>
+        </w:rPr>
+        <w:t>challenge session</w:t>
+      </w:r>
+      <w:r>
+        <w:rPr>
+          <w:b w:val="0"/>
+        </w:rPr>
+        <w:t>. Proposed explanation: “The worked result establishes every future case”. Decide whether this explanation is supported.</w:t>
+      </w:r>
+    </w:p>
+    <w:p>
+      <w:pPr>
+        <w:spacing w:line="336" w:lineRule="auto" w:after="180"/>
+      </w:pPr>
+      <w:r>
+        <w:rPr>
+          <w:b w:val="0"/>
+        </w:rPr>
+        <w:t>Point to the step or supplied fact that decides; explain your repair if needed.</w:t>
+      </w:r>
+    </w:p>
+    <w:p>
+      <w:pPr>
+        <w:spacing w:line="336" w:lineRule="auto" w:after="180"/>
+      </w:pPr>
+      <w:r>
+        <w:rPr>
+          <w:b w:val="0"/>
+        </w:rPr>
         <w:t>Answer on your own before discussion. If you are unsure, say which step you need help with.</w:t>
       </w:r>
     </w:p>
@@ -1089,8 +1954,27 @@
       </w:r>
     </w:p>
     <w:p>
-      <w:r>
-        <w:t>Answer the camera-B challenge using only the twelve camera-A records. Why is one displayed camera-B success a demonstration rather than broad evidence of camera-B reliability?</w:t>
+      <w:pPr>
+        <w:spacing w:line="336" w:lineRule="auto" w:after="180"/>
+        <w:shd w:fill="F5F1FB"/>
+      </w:pPr>
+      <w:r>
+        <w:rPr>
+          <w:b w:val="0"/>
+        </w:rPr>
+        <w:t xml:space="preserve">Answer the camera-B challenge using only the twelve camera-A records. Why is one displayed camera-B success a demonstration rather than broad </w:t>
+      </w:r>
+      <w:r>
+        <w:rPr>
+          <w:b/>
+        </w:rPr>
+        <w:t>evidence</w:t>
+      </w:r>
+      <w:r>
+        <w:rPr>
+          <w:b w:val="0"/>
+        </w:rPr>
+        <w:t xml:space="preserve"> of camera-B reliability?</w:t>
       </w:r>
     </w:p>
     <w:p>
@@ -1122,7 +2006,13 @@
       </w:r>
     </w:p>
     <w:p>
-      <w:r>
+      <w:pPr>
+        <w:spacing w:line="336" w:lineRule="auto" w:after="180"/>
+      </w:pPr>
+      <w:r>
+        <w:rPr>
+          <w:b w:val="0"/>
+        </w:rPr>
         <w:t>This is supported practice. Keep the separately named independent case for an attempt before feedback.</w:t>
       </w:r>
     </w:p>
@@ -1135,6 +2025,11 @@
       </w:r>
     </w:p>
     <w:p>
+      <w:r>
+        <w:t>Investigate Presentation and challenge session. Record the prediction, actual observation or labelled paper trace, explanation and next test separately.</w:t>
+      </w:r>
+    </w:p>
+    <w:p>
       <w:pPr>
         <w:pStyle w:val="Heading3"/>
       </w:pPr>
@@ -1143,8 +2038,26 @@
       </w:r>
     </w:p>
     <w:p>
-      <w:r>
-        <w:t>A presenter shows one perfect output after a20-case study with14 passes. Show the intermediate steps and give the conclusion with its scope.</w:t>
+      <w:pPr>
+        <w:spacing w:line="336" w:lineRule="auto" w:after="180"/>
+      </w:pPr>
+      <w:r>
+        <w:rPr>
+          <w:b w:val="0"/>
+        </w:rPr>
+        <w:t xml:space="preserve">A presenter shows one perfect </w:t>
+      </w:r>
+      <w:r>
+        <w:rPr>
+          <w:b/>
+        </w:rPr>
+        <w:t>output</w:t>
+      </w:r>
+      <w:r>
+        <w:rPr>
+          <w:b w:val="0"/>
+        </w:rPr>
+        <w:t xml:space="preserve"> after a20-case study with14 passes. Show the intermediate steps and give the conclusion with its scope.</w:t>
       </w:r>
     </w:p>
     <w:tbl>
@@ -1284,7 +2197,13 @@
       </w:tr>
     </w:tbl>
     <w:p>
-      <w:r>
+      <w:pPr>
+        <w:spacing w:line="336" w:lineRule="auto" w:after="180"/>
+      </w:pPr>
+      <w:r>
+        <w:rPr>
+          <w:b w:val="0"/>
+        </w:rPr>
         <w:t>On paper, trace the supplied procedure. If code is provided, predict before running it in a local practice file. Never write an expected answer as though it were an observed run.</w:t>
       </w:r>
     </w:p>
@@ -1297,7 +2216,13 @@
       </w:r>
     </w:p>
     <w:p>
-      <w:r>
+      <w:pPr>
+        <w:spacing w:line="336" w:lineRule="auto" w:after="180"/>
+      </w:pPr>
+      <w:r>
+        <w:rPr>
+          <w:b w:val="0"/>
+        </w:rPr>
         <w:t>Before trying: what do I expect, and why? While trying: which step could first go wrong? Afterwards: what did I actually observe, and what should change? Keep “not run” if you only traced the procedure.</w:t>
       </w:r>
     </w:p>
@@ -1310,6 +2235,11 @@
       </w:r>
     </w:p>
     <w:p>
+      <w:r>
+        <w:t>Move from recall to tracing, diagnosis and transfer in Presentation and challenge session. Explain why each step is justified.</w:t>
+      </w:r>
+    </w:p>
+    <w:p>
       <w:pPr>
         <w:pStyle w:val="Heading3"/>
       </w:pPr>
@@ -1318,18 +2248,95 @@
       </w:r>
     </w:p>
     <w:p>
-      <w:r>
-        <w:t>Explain the weekly mechanism in your own words. Use the worked scenario to name its input, decision rule and output.</w:t>
-      </w:r>
-    </w:p>
-    <w:p>
-      <w:r>
-        <w:t>A report omits this qualification: A confident response should not replace missing evidence with speculation. Explain how omitting it could change a reader's interpretation, and write an accurate replacement.</w:t>
-      </w:r>
-    </w:p>
-    <w:p>
-      <w:r>
-        <w:t>For the worked scenario, propose one additional case that could reveal a failure, describe its expected outcome before running it, and explain what would need to remain fixed for a fair comparison. Do not reuse W4 as a new final test after receiving feedback.</w:t>
+      <w:pPr>
+        <w:spacing w:line="336" w:lineRule="auto" w:after="180"/>
+      </w:pPr>
+      <w:r>
+        <w:rPr>
+          <w:b w:val="0"/>
+        </w:rPr>
+        <w:t xml:space="preserve">Explain the weekly </w:t>
+      </w:r>
+      <w:r>
+        <w:rPr>
+          <w:b/>
+        </w:rPr>
+        <w:t>mechanism</w:t>
+      </w:r>
+      <w:r>
+        <w:rPr>
+          <w:b w:val="0"/>
+        </w:rPr>
+        <w:t xml:space="preserve"> in your own words. Use the worked scenario to name its </w:t>
+      </w:r>
+      <w:r>
+        <w:rPr>
+          <w:b/>
+        </w:rPr>
+        <w:t>input</w:t>
+      </w:r>
+      <w:r>
+        <w:rPr>
+          <w:b w:val="0"/>
+        </w:rPr>
+        <w:t xml:space="preserve">, decision rule and </w:t>
+      </w:r>
+      <w:r>
+        <w:rPr>
+          <w:b/>
+        </w:rPr>
+        <w:t>output</w:t>
+      </w:r>
+      <w:r>
+        <w:rPr>
+          <w:b w:val="0"/>
+        </w:rPr>
+        <w:t>.</w:t>
+      </w:r>
+    </w:p>
+    <w:p>
+      <w:pPr>
+        <w:spacing w:line="336" w:lineRule="auto" w:after="180"/>
+      </w:pPr>
+      <w:r>
+        <w:rPr>
+          <w:b w:val="0"/>
+        </w:rPr>
+        <w:t xml:space="preserve">A report omits this qualification: A confident response should not replace missing </w:t>
+      </w:r>
+      <w:r>
+        <w:rPr>
+          <w:b/>
+        </w:rPr>
+        <w:t>evidence</w:t>
+      </w:r>
+      <w:r>
+        <w:rPr>
+          <w:b w:val="0"/>
+        </w:rPr>
+        <w:t xml:space="preserve"> with speculation. Explain how omitting it could change a reader's interpretation, and write an accurate replacement.</w:t>
+      </w:r>
+    </w:p>
+    <w:p>
+      <w:pPr>
+        <w:spacing w:line="336" w:lineRule="auto" w:after="180"/>
+      </w:pPr>
+      <w:r>
+        <w:rPr>
+          <w:b w:val="0"/>
+        </w:rPr>
+        <w:t>For the worked scenario, propose one additional case that could reveal a failure, describe its expected outcome before running it, and explain what would need to remain fixed for a fair comparison.</w:t>
+      </w:r>
+    </w:p>
+    <w:p>
+      <w:pPr>
+        <w:spacing w:line="336" w:lineRule="auto" w:after="180"/>
+      </w:pPr>
+      <w:r>
+        <w:rPr>
+          <w:b w:val="0"/>
+        </w:rPr>
+        <w:t>Do not reuse W4 as a new final test after receiving feedback.</w:t>
       </w:r>
     </w:p>
     <w:p>
@@ -1375,7 +2382,53 @@
     </w:p>
     <w:p>
       <w:r>
-        <w:t>For Reproducible AI Research Study, use this week’s independent task as a rehearsal for the final evidence pack: Audience asks if result holds on mobile; only desktop was tested. Give an honest answer. Keep actual observations separate from expected results, preserve failures, compare a baseline and explain the limits.</w:t>
+        <w:t>Apply this week’s idea to Reproducible AI Research Study. Keep an annotated decision and the evidence supporting it.</w:t>
+      </w:r>
+    </w:p>
+    <w:p>
+      <w:pPr>
+        <w:spacing w:line="336" w:lineRule="auto" w:after="180"/>
+      </w:pPr>
+      <w:r>
+        <w:rPr>
+          <w:b w:val="0"/>
+        </w:rPr>
+        <w:t xml:space="preserve">For Reproducible AI Research Study, use this week’s independent task as a rehearsal for the final </w:t>
+      </w:r>
+      <w:r>
+        <w:rPr>
+          <w:b/>
+        </w:rPr>
+        <w:t>evidence</w:t>
+      </w:r>
+      <w:r>
+        <w:rPr>
+          <w:b w:val="0"/>
+        </w:rPr>
+        <w:t xml:space="preserve"> pack: Audience asks if result holds on mobile; only desktop was tested. Give an honest answer.</w:t>
+      </w:r>
+    </w:p>
+    <w:p>
+      <w:pPr>
+        <w:spacing w:line="336" w:lineRule="auto" w:after="180"/>
+      </w:pPr>
+      <w:r>
+        <w:rPr>
+          <w:b w:val="0"/>
+        </w:rPr>
+        <w:t xml:space="preserve">Keep actual </w:t>
+      </w:r>
+      <w:r>
+        <w:rPr>
+          <w:b/>
+        </w:rPr>
+        <w:t>observation</w:t>
+      </w:r>
+      <w:r>
+        <w:rPr>
+          <w:b w:val="0"/>
+        </w:rPr>
+        <w:t>s separate from expected results, preserve failures, compare a baseline and explain the limits.</w:t>
       </w:r>
     </w:p>
     <w:tbl>
@@ -1503,7 +2556,13 @@
       </w:r>
     </w:p>
     <w:p>
-      <w:r>
+      <w:pPr>
+        <w:spacing w:line="336" w:lineRule="auto" w:after="180"/>
+      </w:pPr>
+      <w:r>
+        <w:rPr>
+          <w:b w:val="0"/>
+        </w:rPr>
         <w:t>For the Reproducible AI Research Study, retain an annotated worked trace and the changed-case reasoning. Connect the claim to its records, units and assumptions so another investigator can challenge or reproduce it.</w:t>
       </w:r>
     </w:p>
@@ -1517,7 +2576,29 @@
     </w:p>
     <w:p>
       <w:r>
-        <w:t>Complete the supported workbook tasks before attempting W4 independently. Record any hints or help used. After feedback, use the teacher's fresh retry rather than copying the earlier answer. For a project, select a relevant new case, predict the outcome from the declared rule and preserve the result alongside any revision.</w:t>
+        <w:t>Use a genuinely new case for independent evidence. Previously discussed examples remain practice; use the separately named independent case before feedback.</w:t>
+      </w:r>
+    </w:p>
+    <w:p>
+      <w:pPr>
+        <w:spacing w:line="336" w:lineRule="auto" w:after="180"/>
+      </w:pPr>
+      <w:r>
+        <w:rPr>
+          <w:b w:val="0"/>
+        </w:rPr>
+        <w:t>Complete the supported workbook tasks before attempting W4 independently. Record any hints or help used. After feedback, use the teacher's fresh retry rather than copying the earlier answer.</w:t>
+      </w:r>
+    </w:p>
+    <w:p>
+      <w:pPr>
+        <w:spacing w:line="336" w:lineRule="auto" w:after="180"/>
+      </w:pPr>
+      <w:r>
+        <w:rPr>
+          <w:b w:val="0"/>
+        </w:rPr>
+        <w:t>For a project, select a relevant new case, predict the outcome from the declared rule and preserve the result alongside any revision.</w:t>
       </w:r>
     </w:p>
     <w:p>
@@ -1554,8 +2635,25 @@
       </w:r>
     </w:p>
     <w:p>
-      <w:r>
-        <w:t>For the worked scenario, propose one additional case that could reveal a failure, describe its expected outcome before running it, and explain what would need to remain fixed for a fair comparison. Do not reuse W4 as a new final test after receiving feedback.</w:t>
+      <w:pPr>
+        <w:spacing w:line="336" w:lineRule="auto" w:after="180"/>
+      </w:pPr>
+      <w:r>
+        <w:rPr>
+          <w:b w:val="0"/>
+        </w:rPr>
+        <w:t>For the worked scenario, propose one additional case that could reveal a failure, describe its expected outcome before running it, and explain what would need to remain fixed for a fair comparison.</w:t>
+      </w:r>
+    </w:p>
+    <w:p>
+      <w:pPr>
+        <w:spacing w:line="336" w:lineRule="auto" w:after="180"/>
+      </w:pPr>
+      <w:r>
+        <w:rPr>
+          <w:b w:val="0"/>
+        </w:rPr>
+        <w:t>Do not reuse W4 as a new final test after receiving feedback.</w:t>
       </w:r>
     </w:p>
     <w:p>
@@ -1592,6 +2690,11 @@
       </w:pPr>
       <w:r>
         <w:t>13. Study a complete case</w:t>
+      </w:r>
+    </w:p>
+    <w:p>
+      <w:r>
+        <w:t>Revisit the complete Presentation and challenge session case for supported practice. Repeated examples do not become fresh assessments.</w:t>
       </w:r>
     </w:p>
     <w:p>
@@ -1695,8 +2798,26 @@
       </w:r>
     </w:p>
     <w:p>
-      <w:r>
-        <w:t>Follow the input through the stated procedure to its result. Cover the result first, predict it, then explain every intermediate step. The text/table accompanies the figure so the example can be read without colour.</w:t>
+      <w:pPr>
+        <w:spacing w:line="336" w:lineRule="auto" w:after="180"/>
+      </w:pPr>
+      <w:r>
+        <w:rPr>
+          <w:b w:val="0"/>
+        </w:rPr>
+        <w:t xml:space="preserve">Follow the </w:t>
+      </w:r>
+      <w:r>
+        <w:rPr>
+          <w:b/>
+        </w:rPr>
+        <w:t>input</w:t>
+      </w:r>
+      <w:r>
+        <w:rPr>
+          <w:b w:val="0"/>
+        </w:rPr>
+        <w:t xml:space="preserve"> through the stated procedure to its result. Cover the result first, predict it, then explain every intermediate step. The text/table accompanies the figure so the example can be read without colour.</w:t>
       </w:r>
     </w:p>
     <w:p>
@@ -1746,6 +2867,11 @@
       </w:r>
     </w:p>
     <w:p>
+      <w:r>
+        <w:t>Attempt the reserved new case before feedback. Record support; the earlier examples below remain additional practice.</w:t>
+      </w:r>
+    </w:p>
+    <w:p>
       <w:pPr>
         <w:pStyle w:val="Heading3"/>
       </w:pPr>
@@ -1754,7 +2880,13 @@
       </w:r>
     </w:p>
     <w:p>
-      <w:r>
+      <w:pPr>
+        <w:spacing w:line="336" w:lineRule="auto" w:after="180"/>
+      </w:pPr>
+      <w:r>
+        <w:rPr>
+          <w:b w:val="0"/>
+        </w:rPr>
         <w:t>Audience asks if result holds on mobile; only desktop was tested. Give an honest answer.</w:t>
       </w:r>
     </w:p>
@@ -1802,7 +2934,13 @@
       </w:r>
     </w:p>
     <w:p>
-      <w:r>
+      <w:pPr>
+        <w:spacing w:line="336" w:lineRule="auto" w:after="180"/>
+      </w:pPr>
+      <w:r>
+        <w:rPr>
+          <w:b w:val="0"/>
+        </w:rPr>
         <w:t>Attempt this case before feedback. Record any help. Earlier examples below are further practice; a case already practised with feedback cannot establish fresh transfer.</w:t>
       </w:r>
     </w:p>
@@ -1815,7 +2953,13 @@
       </w:r>
     </w:p>
     <w:p>
-      <w:r>
+      <w:pPr>
+        <w:spacing w:line="336" w:lineRule="auto" w:after="180"/>
+      </w:pPr>
+      <w:r>
+        <w:rPr>
+          <w:b w:val="0"/>
+        </w:rPr>
         <w:t>Audience asks if result holds on mobile; only desktop was tested. Give an honest answer.</w:t>
       </w:r>
     </w:p>
@@ -1868,7 +3012,13 @@
       </w:r>
     </w:p>
     <w:p>
-      <w:r>
+      <w:pPr>
+        <w:spacing w:line="336" w:lineRule="auto" w:after="180"/>
+      </w:pPr>
+      <w:r>
+        <w:rPr>
+          <w:b w:val="0"/>
+        </w:rPr>
         <w:t>Record support used: none, hint or teacher explanation. After feedback, a different case is needed to demonstrate independence.</w:t>
       </w:r>
     </w:p>
@@ -1881,8 +3031,25 @@
       </w:r>
     </w:p>
     <w:p>
-      <w:r>
-        <w:t>Attempt the independent case before hints. Record whether you worked alone, used a hint or followed a model. After feedback, fix the first unsupported step and explain why it changed. A later check uses a changed case, not a copied answer.</w:t>
+      <w:pPr>
+        <w:spacing w:line="336" w:lineRule="auto" w:after="180"/>
+      </w:pPr>
+      <w:r>
+        <w:rPr>
+          <w:b w:val="0"/>
+        </w:rPr>
+        <w:t>Attempt the independent case before hints. Record whether you worked alone, used a hint or followed a model. After feedback, fix the first unsupported step and explain why it changed.</w:t>
+      </w:r>
+    </w:p>
+    <w:p>
+      <w:pPr>
+        <w:spacing w:line="336" w:lineRule="auto" w:after="180"/>
+      </w:pPr>
+      <w:r>
+        <w:rPr>
+          <w:b w:val="0"/>
+        </w:rPr>
+        <w:t>A later check uses a changed case, not a copied answer.</w:t>
       </w:r>
     </w:p>
     <w:p>
@@ -1895,7 +3062,30 @@
     </w:p>
     <w:p>
       <w:r>
-        <w:t>Start with this question: Answer a challenge without inventing evidence. At the presentation, a reviewer asks whether the model works on a different camera.</w:t>
+        <w:t>Use this map to navigate Presentation and challenge session, connect the goals to tasks and keep one evidence record for each attempt.</w:t>
+      </w:r>
+    </w:p>
+    <w:p>
+      <w:pPr>
+        <w:spacing w:line="336" w:lineRule="auto" w:after="180"/>
+      </w:pPr>
+      <w:r>
+        <w:rPr>
+          <w:b w:val="0"/>
+        </w:rPr>
+        <w:t xml:space="preserve">Start with this question: Answer a challenge without inventing </w:t>
+      </w:r>
+      <w:r>
+        <w:rPr>
+          <w:b/>
+        </w:rPr>
+        <w:t>evidence</w:t>
+      </w:r>
+      <w:r>
+        <w:rPr>
+          <w:b w:val="0"/>
+        </w:rPr>
+        <w:t>. At the presentation, a reviewer asks whether the model works on a different camera.</w:t>
       </w:r>
     </w:p>
     <w:tbl>
@@ -2001,13 +3191,61 @@
       </w:tr>
     </w:tbl>
     <w:p>
-      <w:r>
-        <w:t>Remember → watch and explain → try with help → investigate → try independently → keep project evidence. Your teacher may spread this lesson across several classes.</w:t>
-      </w:r>
-    </w:p>
-    <w:p>
-      <w:r>
-        <w:t>Keep your first prediction. Compare it with what the evidence shows and explain any change.</w:t>
+      <w:pPr>
+        <w:spacing w:line="336" w:lineRule="auto" w:after="180"/>
+      </w:pPr>
+      <w:r>
+        <w:rPr>
+          <w:b w:val="0"/>
+        </w:rPr>
+        <w:t xml:space="preserve">Remember → watch and explain → try with help → investigate → try independently → keep project </w:t>
+      </w:r>
+      <w:r>
+        <w:rPr>
+          <w:b/>
+        </w:rPr>
+        <w:t>evidence</w:t>
+      </w:r>
+      <w:r>
+        <w:rPr>
+          <w:b w:val="0"/>
+        </w:rPr>
+        <w:t>. Your teacher may spread this lesson across several classes.</w:t>
+      </w:r>
+    </w:p>
+    <w:p>
+      <w:pPr>
+        <w:spacing w:line="336" w:lineRule="auto" w:after="180"/>
+      </w:pPr>
+      <w:r>
+        <w:rPr>
+          <w:b w:val="0"/>
+        </w:rPr>
+        <w:t xml:space="preserve">Keep your first </w:t>
+      </w:r>
+      <w:r>
+        <w:rPr>
+          <w:b/>
+        </w:rPr>
+        <w:t>prediction</w:t>
+      </w:r>
+      <w:r>
+        <w:rPr>
+          <w:b w:val="0"/>
+        </w:rPr>
+        <w:t xml:space="preserve">. Compare it with what the </w:t>
+      </w:r>
+      <w:r>
+        <w:rPr>
+          <w:b/>
+        </w:rPr>
+        <w:t>evidence</w:t>
+      </w:r>
+      <w:r>
+        <w:rPr>
+          <w:b w:val="0"/>
+        </w:rPr>
+        <w:t xml:space="preserve"> shows and explain any change.</w:t>
       </w:r>
     </w:p>
     <w:p>
@@ -2020,7 +3258,36 @@
     </w:p>
     <w:p>
       <w:r>
-        <w:t>Close your notes. Explain this goal in your own words: Explain the mechanism and terminology of presentation and challenge session</w:t>
+        <w:t>Explain Presentation and challenge session without notes, identify a remaining question and plan a later check with a changed case.</w:t>
+      </w:r>
+    </w:p>
+    <w:p>
+      <w:pPr>
+        <w:spacing w:line="336" w:lineRule="auto" w:after="180"/>
+      </w:pPr>
+      <w:r>
+        <w:rPr>
+          <w:b w:val="0"/>
+        </w:rPr>
+        <w:t xml:space="preserve">Close your notes. Explain this goal in your own words: Explain the </w:t>
+      </w:r>
+      <w:r>
+        <w:rPr>
+          <w:b/>
+        </w:rPr>
+        <w:t>mechanism</w:t>
+      </w:r>
+      <w:r>
+        <w:rPr>
+          <w:b w:val="0"/>
+        </w:rPr>
+        <w:t xml:space="preserve"> and terminology of presentation and </w:t>
+      </w:r>
+      <w:r>
+        <w:rPr>
+          <w:b/>
+        </w:rPr>
+        <w:t>challenge session</w:t>
       </w:r>
     </w:p>
     <w:p>
@@ -2057,13 +3324,61 @@
       </w:r>
     </w:p>
     <w:p>
-      <w:r>
-        <w:t>If you are unsure, return to the worked picture and explain one arrow. If you are ready, change an input or assumption and justify your prediction.</w:t>
-      </w:r>
-    </w:p>
-    <w:p>
-      <w:r>
-        <w:t>Save your workbook evidence. At the next review, try a different case before opening your old answer.</w:t>
+      <w:pPr>
+        <w:spacing w:line="336" w:lineRule="auto" w:after="180"/>
+      </w:pPr>
+      <w:r>
+        <w:rPr>
+          <w:b w:val="0"/>
+        </w:rPr>
+        <w:t xml:space="preserve">If you are unsure, return to the worked picture and explain one arrow. If you are ready, change an </w:t>
+      </w:r>
+      <w:r>
+        <w:rPr>
+          <w:b/>
+        </w:rPr>
+        <w:t>input</w:t>
+      </w:r>
+      <w:r>
+        <w:rPr>
+          <w:b w:val="0"/>
+        </w:rPr>
+        <w:t xml:space="preserve"> or assumption and justify your </w:t>
+      </w:r>
+      <w:r>
+        <w:rPr>
+          <w:b/>
+        </w:rPr>
+        <w:t>prediction</w:t>
+      </w:r>
+      <w:r>
+        <w:rPr>
+          <w:b w:val="0"/>
+        </w:rPr>
+        <w:t>.</w:t>
+      </w:r>
+    </w:p>
+    <w:p>
+      <w:pPr>
+        <w:spacing w:line="336" w:lineRule="auto" w:after="180"/>
+      </w:pPr>
+      <w:r>
+        <w:rPr>
+          <w:b w:val="0"/>
+        </w:rPr>
+        <w:t xml:space="preserve">Save your workbook </w:t>
+      </w:r>
+      <w:r>
+        <w:rPr>
+          <w:b/>
+        </w:rPr>
+        <w:t>evidence</w:t>
+      </w:r>
+      <w:r>
+        <w:rPr>
+          <w:b w:val="0"/>
+        </w:rPr>
+        <w:t>. At the next review, try a different case before opening your old answer.</w:t>
       </w:r>
     </w:p>
     <w:p>
@@ -2076,12 +3391,41 @@
     </w:p>
     <w:p>
       <w:r>
+        <w:t>Attempt supported questions before using hints or feedback. Review a missing building block, then keep the completed work.</w:t>
+      </w:r>
+    </w:p>
+    <w:p>
+      <w:pPr>
+        <w:spacing w:line="336" w:lineRule="auto" w:after="180"/>
+      </w:pPr>
+      <w:r>
+        <w:rPr>
+          <w:b w:val="0"/>
+        </w:rPr>
         <w:t>Use this supported practice once, in the browser or on paper. Keep the reserved independent assessment for a separate first attempt before teacher feedback.</w:t>
       </w:r>
     </w:p>
     <w:p>
-      <w:r>
-        <w:t>Answer a challenge without inventing evidence. At the presentation, a reviewer asks whether the model works on a different camera.</w:t>
+      <w:pPr>
+        <w:spacing w:line="336" w:lineRule="auto" w:after="180"/>
+      </w:pPr>
+      <w:r>
+        <w:rPr>
+          <w:b w:val="0"/>
+        </w:rPr>
+        <w:t xml:space="preserve">Answer a challenge without inventing </w:t>
+      </w:r>
+      <w:r>
+        <w:rPr>
+          <w:b/>
+        </w:rPr>
+        <w:t>evidence</w:t>
+      </w:r>
+      <w:r>
+        <w:rPr>
+          <w:b w:val="0"/>
+        </w:rPr>
+        <w:t>. At the presentation, a reviewer asks whether the model works on a different camera.</w:t>
       </w:r>
     </w:p>
     <w:p>
@@ -2093,22 +3437,49 @@
       </w:r>
     </w:p>
     <w:p>
-      <w:r>
+      <w:pPr>
+        <w:spacing w:line="336" w:lineRule="auto" w:after="180"/>
+      </w:pPr>
+      <w:r>
+        <w:rPr>
+          <w:b w:val="0"/>
+        </w:rPr>
         <w:t>Which labelled step matches this detail? Use reserved camera-B cases with labels, grouping and a fixed scoring rule.</w:t>
       </w:r>
     </w:p>
     <w:p>
-      <w:r>
+      <w:pPr>
+        <w:spacing w:line="336" w:lineRule="auto" w:after="180"/>
+        <w:shd w:fill="F4F9FC"/>
+      </w:pPr>
+      <w:r>
+        <w:rPr>
+          <w:b w:val="0"/>
+        </w:rPr>
         <w:t>1. Propose a valid next test</w:t>
       </w:r>
     </w:p>
     <w:p>
-      <w:r>
+      <w:pPr>
+        <w:spacing w:line="336" w:lineRule="auto" w:after="180"/>
+        <w:shd w:fill="F4F9FC"/>
+      </w:pPr>
+      <w:r>
+        <w:rPr>
+          <w:b w:val="0"/>
+        </w:rPr>
         <w:t>2. State measured result</w:t>
       </w:r>
     </w:p>
     <w:p>
-      <w:r>
+      <w:pPr>
+        <w:spacing w:line="336" w:lineRule="auto" w:after="180"/>
+        <w:shd w:fill="F4F9FC"/>
+      </w:pPr>
+      <w:r>
+        <w:rPr>
+          <w:b w:val="0"/>
+        </w:rPr>
         <w:t>3. Address the challenge</w:t>
       </w:r>
     </w:p>
@@ -2146,41 +3517,167 @@
       </w:r>
     </w:p>
     <w:p>
-      <w:r>
+      <w:pPr>
+        <w:pStyle w:val="Heading3"/>
+      </w:pPr>
+      <w:r>
+        <w:t>Hint · try first</w:t>
+      </w:r>
+    </w:p>
+    <w:p>
+      <w:pPr>
+        <w:spacing w:line="336" w:lineRule="auto" w:after="180"/>
+        <w:shd w:fill="F1F6F8"/>
+      </w:pPr>
+      <w:r>
+        <w:rPr>
+          <w:b w:val="0"/>
+        </w:rPr>
         <w:t>Hint if needed: Read the steps in the pictorial case. Match the supplied detail to the stage that performs or records it.</w:t>
       </w:r>
     </w:p>
     <w:p>
-      <w:r>
-        <w:t>After your attempt, compare with the supported explanation: Propose a valid next test Use reserved camera-B cases with labels, grouping and a fixed scoring rule. A challenge session tests whether the team knows its evidence boundary. An honest unknown plus a specific future test is stronger than an unsupported confident promise.</w:t>
-      </w:r>
-    </w:p>
-    <w:p>
       <w:pPr>
         <w:pStyle w:val="Heading3"/>
       </w:pPr>
       <w:r>
+        <w:t>Feedback · compare after trying</w:t>
+      </w:r>
+    </w:p>
+    <w:p>
+      <w:pPr>
+        <w:spacing w:line="336" w:lineRule="auto" w:after="180"/>
+        <w:shd w:fill="F1F6FC"/>
+      </w:pPr>
+      <w:r>
+        <w:rPr>
+          <w:b w:val="0"/>
+        </w:rPr>
+        <w:t>After your attempt, compare with the supported explanation: Propose a valid next test Use reserved camera-B cases with labels, grouping and a fixed scoring rule.</w:t>
+      </w:r>
+    </w:p>
+    <w:p>
+      <w:pPr>
+        <w:spacing w:line="336" w:lineRule="auto" w:after="180"/>
+        <w:shd w:fill="F1F6FC"/>
+      </w:pPr>
+      <w:r>
+        <w:rPr>
+          <w:b w:val="0"/>
+        </w:rPr>
+        <w:t xml:space="preserve">A </w:t>
+      </w:r>
+      <w:r>
+        <w:rPr>
+          <w:b/>
+        </w:rPr>
+        <w:t>challenge session</w:t>
+      </w:r>
+      <w:r>
+        <w:rPr>
+          <w:b w:val="0"/>
+        </w:rPr>
+        <w:t xml:space="preserve"> tests whether the team knows its </w:t>
+      </w:r>
+      <w:r>
+        <w:rPr>
+          <w:b/>
+        </w:rPr>
+        <w:t>evidence</w:t>
+      </w:r>
+      <w:r>
+        <w:rPr>
+          <w:b w:val="0"/>
+        </w:rPr>
+        <w:t xml:space="preserve"> boundary. An honest unknown plus a specific future test is stronger than an unsupported confident promise.</w:t>
+      </w:r>
+    </w:p>
+    <w:p>
+      <w:pPr>
+        <w:pStyle w:val="Heading3"/>
+      </w:pPr>
+      <w:r>
         <w:t>Practice 2: explain the deciding evidence</w:t>
       </w:r>
     </w:p>
     <w:p>
-      <w:r>
+      <w:pPr>
+        <w:pStyle w:val="Heading3"/>
+      </w:pPr>
+      <w:r>
+        <w:t>Changed case · predict first</w:t>
+      </w:r>
+    </w:p>
+    <w:p>
+      <w:pPr>
+        <w:spacing w:line="336" w:lineRule="auto" w:after="180"/>
+        <w:shd w:fill="F5F1FB"/>
+      </w:pPr>
+      <w:r>
+        <w:rPr>
+          <w:b w:val="0"/>
+        </w:rPr>
         <w:t>Changed-case practice: The reviewer shows one camera-B success. Which conclusion is supported by the supplied facts?</w:t>
       </w:r>
     </w:p>
     <w:p>
-      <w:r>
-        <w:t>1. We can decide the result without examining the changed input or the procedure.</w:t>
-      </w:r>
-    </w:p>
-    <w:p>
-      <w:r>
+      <w:pPr>
+        <w:spacing w:line="336" w:lineRule="auto" w:after="180"/>
+        <w:shd w:fill="F4F9FC"/>
+      </w:pPr>
+      <w:r>
+        <w:rPr>
+          <w:b w:val="0"/>
+        </w:rPr>
+        <w:t xml:space="preserve">1. We can decide the result without examining the changed </w:t>
+      </w:r>
+      <w:r>
+        <w:rPr>
+          <w:b/>
+        </w:rPr>
+        <w:t>input</w:t>
+      </w:r>
+      <w:r>
+        <w:rPr>
+          <w:b w:val="0"/>
+        </w:rPr>
+        <w:t xml:space="preserve"> or the procedure.</w:t>
+      </w:r>
+    </w:p>
+    <w:p>
+      <w:pPr>
+        <w:spacing w:line="336" w:lineRule="auto" w:after="180"/>
+        <w:shd w:fill="F4F9FC"/>
+      </w:pPr>
+      <w:r>
+        <w:rPr>
+          <w:b w:val="0"/>
+        </w:rPr>
         <w:t>2. That is one demonstration, not an estimate of broad camera-B reliability.</w:t>
       </w:r>
     </w:p>
     <w:p>
-      <w:r>
-        <w:t>3. This one example guarantees correct results for every future input.</w:t>
+      <w:pPr>
+        <w:spacing w:line="336" w:lineRule="auto" w:after="180"/>
+        <w:shd w:fill="F4F9FC"/>
+      </w:pPr>
+      <w:r>
+        <w:rPr>
+          <w:b w:val="0"/>
+        </w:rPr>
+        <w:t xml:space="preserve">3. This one example guarantees correct results for every future </w:t>
+      </w:r>
+      <w:r>
+        <w:rPr>
+          <w:b/>
+        </w:rPr>
+        <w:t>input</w:t>
+      </w:r>
+      <w:r>
+        <w:rPr>
+          <w:b w:val="0"/>
+        </w:rPr>
+        <w:t>.</w:t>
       </w:r>
     </w:p>
     <w:p>
@@ -2217,36 +3714,189 @@
       </w:r>
     </w:p>
     <w:p>
-      <w:r>
+      <w:pPr>
+        <w:pStyle w:val="Heading3"/>
+      </w:pPr>
+      <w:r>
+        <w:t>Hint · try first</w:t>
+      </w:r>
+    </w:p>
+    <w:p>
+      <w:pPr>
+        <w:spacing w:line="336" w:lineRule="auto" w:after="180"/>
+        <w:shd w:fill="F1F6F8"/>
+      </w:pPr>
+      <w:r>
+        <w:rPr>
+          <w:b w:val="0"/>
+        </w:rPr>
         <w:t>Hint if needed: Use the changed condition and the deciding step in the pictorial trace. The answer must say what follows from those facts.</w:t>
       </w:r>
     </w:p>
     <w:p>
-      <w:r>
-        <w:t>After your attempt, compare with the supported explanation: That is one demonstration, not an estimate of broad camera-B reliability. One selected observation does not represent the full proposed condition.</w:t>
-      </w:r>
-    </w:p>
-    <w:p>
       <w:pPr>
         <w:pStyle w:val="Heading3"/>
       </w:pPr>
       <w:r>
+        <w:t>Feedback · compare after trying</w:t>
+      </w:r>
+    </w:p>
+    <w:p>
+      <w:pPr>
+        <w:spacing w:line="336" w:lineRule="auto" w:after="180"/>
+        <w:shd w:fill="F1F6FC"/>
+      </w:pPr>
+      <w:r>
+        <w:rPr>
+          <w:b w:val="0"/>
+        </w:rPr>
+        <w:t xml:space="preserve">After your attempt, compare with the supported explanation: That is one demonstration, not an estimate of broad camera-B reliability. One selected </w:t>
+      </w:r>
+      <w:r>
+        <w:rPr>
+          <w:b/>
+        </w:rPr>
+        <w:t>observation</w:t>
+      </w:r>
+      <w:r>
+        <w:rPr>
+          <w:b w:val="0"/>
+        </w:rPr>
+        <w:t xml:space="preserve"> does not represent the full proposed condition.</w:t>
+      </w:r>
+    </w:p>
+    <w:p>
+      <w:pPr>
+        <w:pStyle w:val="Heading3"/>
+      </w:pPr>
+      <w:r>
         <w:t>Repair a missing building block</w:t>
       </w:r>
     </w:p>
     <w:p>
-      <w:r>
-        <w:t>Review Final project manuscript (ai-7/34). Goal: Explain the mechanism and terminology of final project manuscript. Short practice: Connect the manuscript’s 7/10 and 8/10 scores to the five-plant grouping. Which abstract claim must be corrected if it says ten independent plants?. Return to this week and explain what you changed.</w:t>
-      </w:r>
-    </w:p>
-    <w:p>
-      <w:r>
-        <w:t>Review Peer review and response (ai-7/32). Goal: Explain the mechanism and terminology of peer review and response. Short practice: Count photos and underlying plants in the reviewer’s concern. What analysis assumption needs revision, and why does changing only the word photos to plants fail to repair it?. Return to this week and explain what you changed.</w:t>
-      </w:r>
-    </w:p>
-    <w:p>
-      <w:r>
-        <w:t>Review Figures that preserve evidence (ai-7/29). Goal: Explain the mechanism and terminology of figures that preserve evidence. Short practice: Draw count bars for 6/10 and 8/10 using the stated axis. Why must the denominator and fixed task context remain visible, and what distortion arises from an undisclosed axis start at five?. Return to this week and explain what you changed.</w:t>
+      <w:pPr>
+        <w:spacing w:line="336" w:lineRule="auto" w:after="180"/>
+      </w:pPr>
+      <w:r>
+        <w:rPr>
+          <w:b w:val="0"/>
+        </w:rPr>
+        <w:t xml:space="preserve">Review Final project manuscript (ai-7/34). Goal: Explain the </w:t>
+      </w:r>
+      <w:r>
+        <w:rPr>
+          <w:b/>
+        </w:rPr>
+        <w:t>mechanism</w:t>
+      </w:r>
+      <w:r>
+        <w:rPr>
+          <w:b w:val="0"/>
+        </w:rPr>
+        <w:t xml:space="preserve"> and terminology of final project manuscript. Short practice: Connect the manuscript’s 7/10 and 8/10 scores to the five-plant grouping.</w:t>
+      </w:r>
+    </w:p>
+    <w:p>
+      <w:pPr>
+        <w:spacing w:line="336" w:lineRule="auto" w:after="180"/>
+      </w:pPr>
+      <w:r>
+        <w:rPr>
+          <w:b w:val="0"/>
+        </w:rPr>
+        <w:t>Which abstract claim must be corrected if it says ten independent plants?. Return to this week and explain what you changed.</w:t>
+      </w:r>
+    </w:p>
+    <w:p>
+      <w:pPr>
+        <w:spacing w:line="336" w:lineRule="auto" w:after="180"/>
+      </w:pPr>
+      <w:r>
+        <w:rPr>
+          <w:b w:val="0"/>
+        </w:rPr>
+        <w:t xml:space="preserve">Review Peer review and response (ai-7/32). Goal: Explain the </w:t>
+      </w:r>
+      <w:r>
+        <w:rPr>
+          <w:b/>
+        </w:rPr>
+        <w:t>mechanism</w:t>
+      </w:r>
+      <w:r>
+        <w:rPr>
+          <w:b w:val="0"/>
+        </w:rPr>
+        <w:t xml:space="preserve"> and terminology of peer review and response. Short practice: Count photos and underlying plants in the reviewer’s concern.</w:t>
+      </w:r>
+    </w:p>
+    <w:p>
+      <w:pPr>
+        <w:spacing w:line="336" w:lineRule="auto" w:after="180"/>
+      </w:pPr>
+      <w:r>
+        <w:rPr>
+          <w:b w:val="0"/>
+        </w:rPr>
+        <w:t>What analysis assumption needs revision, and why does changing only the word photos to plants fail to repair it?. Return to this week and explain what you changed.</w:t>
+      </w:r>
+    </w:p>
+    <w:p>
+      <w:pPr>
+        <w:spacing w:line="336" w:lineRule="auto" w:after="180"/>
+      </w:pPr>
+      <w:r>
+        <w:rPr>
+          <w:b w:val="0"/>
+        </w:rPr>
+        <w:t xml:space="preserve">Review Figures that preserve </w:t>
+      </w:r>
+      <w:r>
+        <w:rPr>
+          <w:b/>
+        </w:rPr>
+        <w:t>evidence</w:t>
+      </w:r>
+      <w:r>
+        <w:rPr>
+          <w:b w:val="0"/>
+        </w:rPr>
+        <w:t xml:space="preserve"> (ai-7/29). Goal: Explain the </w:t>
+      </w:r>
+      <w:r>
+        <w:rPr>
+          <w:b/>
+        </w:rPr>
+        <w:t>mechanism</w:t>
+      </w:r>
+      <w:r>
+        <w:rPr>
+          <w:b w:val="0"/>
+        </w:rPr>
+        <w:t xml:space="preserve"> and terminology of figures that preserve </w:t>
+      </w:r>
+      <w:r>
+        <w:rPr>
+          <w:b/>
+        </w:rPr>
+        <w:t>evidence</w:t>
+      </w:r>
+      <w:r>
+        <w:rPr>
+          <w:b w:val="0"/>
+        </w:rPr>
+        <w:t>. Short practice: Draw count bars for 6/10 and 8/10 using the stated axis.</w:t>
+      </w:r>
+    </w:p>
+    <w:p>
+      <w:pPr>
+        <w:spacing w:line="336" w:lineRule="auto" w:after="180"/>
+      </w:pPr>
+      <w:r>
+        <w:rPr>
+          <w:b w:val="0"/>
+        </w:rPr>
+        <w:t>Why must the denominator and fixed task context remain visible, and what distortion arises from an undisclosed axis start at five?. Return to this week and explain what you changed.</w:t>
       </w:r>
     </w:p>
     <w:p>
@@ -2258,8 +3908,698 @@
       </w:r>
     </w:p>
     <w:p>
-      <w:r>
-        <w:t>Use Download completed work in the hosted lesson to export your answers, reflections, practice feedback and code-run evidence. Open the HTML copy to read or print it. Drafts stay in this browser when storage is available; clear drafts on a shared device.</w:t>
+      <w:pPr>
+        <w:spacing w:line="336" w:lineRule="auto" w:after="180"/>
+      </w:pPr>
+      <w:r>
+        <w:rPr>
+          <w:b w:val="0"/>
+        </w:rPr>
+        <w:t xml:space="preserve">Use Download completed work in the hosted lesson to export your answers, reflections, practice feedback and code-run </w:t>
+      </w:r>
+      <w:r>
+        <w:rPr>
+          <w:b/>
+        </w:rPr>
+        <w:t>evidence</w:t>
+      </w:r>
+      <w:r>
+        <w:rPr>
+          <w:b w:val="0"/>
+        </w:rPr>
+        <w:t>. Open the HTML copy to read or print it.</w:t>
+      </w:r>
+    </w:p>
+    <w:p>
+      <w:pPr>
+        <w:spacing w:line="336" w:lineRule="auto" w:after="180"/>
+      </w:pPr>
+      <w:r>
+        <w:rPr>
+          <w:b w:val="0"/>
+        </w:rPr>
+        <w:t>Drafts stay in this browser when storage is available; clear drafts on a shared device.</w:t>
+      </w:r>
+    </w:p>
+    <w:p>
+      <w:pPr>
+        <w:pStyle w:val="Heading1"/>
+      </w:pPr>
+      <w:r>
+        <w:t>18. Visual concept journey</w:t>
+      </w:r>
+    </w:p>
+    <w:p>
+      <w:r>
+        <w:t>Explain each Presentation and challenge session graphic using its labels, deciding evidence and relevant limitation.</w:t>
+      </w:r>
+    </w:p>
+    <w:p>
+      <w:pPr>
+        <w:pStyle w:val="Heading3"/>
+      </w:pPr>
+      <w:r>
+        <w:t>01. Presentation and challenge session: the case</w:t>
+      </w:r>
+    </w:p>
+    <w:p>
+      <w:r>
+        <w:drawing>
+          <wp:inline xmlns:a="http://schemas.openxmlformats.org/drawingml/2006/main" xmlns:pic="http://schemas.openxmlformats.org/drawingml/2006/picture">
+            <wp:extent cx="5486400" cy="2834640"/>
+            <wp:docPr id="2" name="Picture 2" descr="Answer a challenge without inventing evidence. At the presentation, a reviewer asks whether the model works on a different camera. Supplied facts: The project tested twelve photos from camera A only. Ten were correct; no camera B records exist."/>
+            <wp:cNvGraphicFramePr>
+              <a:graphicFrameLocks noChangeAspect="1"/>
+            </wp:cNvGraphicFramePr>
+            <a:graphic>
+              <a:graphicData uri="http://schemas.openxmlformats.org/drawingml/2006/picture">
+                <pic:pic>
+                  <pic:nvPicPr>
+                    <pic:cNvPr id="0" name="academy-story-ai-7-35-01.png"/>
+                    <pic:cNvPicPr/>
+                  </pic:nvPicPr>
+                  <pic:blipFill>
+                    <a:blip r:embed="rId10"/>
+                    <a:stretch>
+                      <a:fillRect/>
+                    </a:stretch>
+                  </pic:blipFill>
+                  <pic:spPr>
+                    <a:xfrm>
+                      <a:off x="0" y="0"/>
+                      <a:ext cx="5486400" cy="2834640"/>
+                    </a:xfrm>
+                    <a:prstGeom prst="rect"/>
+                  </pic:spPr>
+                </pic:pic>
+              </a:graphicData>
+            </a:graphic>
+          </wp:inline>
+        </w:drawing>
+      </w:r>
+    </w:p>
+    <w:p>
+      <w:pPr>
+        <w:spacing w:line="336" w:lineRule="auto" w:after="180"/>
+      </w:pPr>
+      <w:r>
+        <w:rPr>
+          <w:b w:val="0"/>
+        </w:rPr>
+        <w:t xml:space="preserve">Answer a challenge without inventing </w:t>
+      </w:r>
+      <w:r>
+        <w:rPr>
+          <w:b/>
+        </w:rPr>
+        <w:t>evidence</w:t>
+      </w:r>
+      <w:r>
+        <w:rPr>
+          <w:b w:val="0"/>
+        </w:rPr>
+        <w:t>. At the presentation, a reviewer asks whether the model works on a different camera. Supplied facts: The project tested twelve photos from camera A only.</w:t>
+      </w:r>
+    </w:p>
+    <w:p>
+      <w:pPr>
+        <w:spacing w:line="336" w:lineRule="auto" w:after="180"/>
+      </w:pPr>
+      <w:r>
+        <w:rPr>
+          <w:b w:val="0"/>
+        </w:rPr>
+        <w:t>Ten were correct; no camera B records exist.</w:t>
+      </w:r>
+    </w:p>
+    <w:p>
+      <w:pPr>
+        <w:spacing w:line="336" w:lineRule="auto" w:after="180"/>
+        <w:shd w:fill="F5F1FB"/>
+      </w:pPr>
+      <w:r>
+        <w:rPr>
+          <w:b w:val="0"/>
+        </w:rPr>
+        <w:t>Point to the given fact that matters most. Explain why it matters.</w:t>
+      </w:r>
+    </w:p>
+    <w:p>
+      <w:pPr>
+        <w:pStyle w:val="Heading3"/>
+      </w:pPr>
+      <w:r>
+        <w:t>02. Follow the deciding steps</w:t>
+      </w:r>
+    </w:p>
+    <w:p>
+      <w:r>
+        <w:drawing>
+          <wp:inline xmlns:a="http://schemas.openxmlformats.org/drawingml/2006/main" xmlns:pic="http://schemas.openxmlformats.org/drawingml/2006/picture">
+            <wp:extent cx="5486400" cy="3182112"/>
+            <wp:docPr id="3" name="Picture 3" descr="State measured result: Report 10/12 correct on camera A. → Address the challenge: Say camera B performance is not measured. → Propose a valid next test: Use reserved camera-B cases with labels, grouping and a fixed scoring rule."/>
+            <wp:cNvGraphicFramePr>
+              <a:graphicFrameLocks noChangeAspect="1"/>
+            </wp:cNvGraphicFramePr>
+            <a:graphic>
+              <a:graphicData uri="http://schemas.openxmlformats.org/drawingml/2006/picture">
+                <pic:pic>
+                  <pic:nvPicPr>
+                    <pic:cNvPr id="0" name="academy-story-ai-7-35-02.png"/>
+                    <pic:cNvPicPr/>
+                  </pic:nvPicPr>
+                  <pic:blipFill>
+                    <a:blip r:embed="rId11"/>
+                    <a:stretch>
+                      <a:fillRect/>
+                    </a:stretch>
+                  </pic:blipFill>
+                  <pic:spPr>
+                    <a:xfrm>
+                      <a:off x="0" y="0"/>
+                      <a:ext cx="5486400" cy="3182112"/>
+                    </a:xfrm>
+                    <a:prstGeom prst="rect"/>
+                  </pic:spPr>
+                </pic:pic>
+              </a:graphicData>
+            </a:graphic>
+          </wp:inline>
+        </w:drawing>
+      </w:r>
+    </w:p>
+    <w:p>
+      <w:pPr>
+        <w:spacing w:line="336" w:lineRule="auto" w:after="180"/>
+      </w:pPr>
+      <w:r>
+        <w:rPr>
+          <w:b w:val="0"/>
+        </w:rPr>
+        <w:t>State measured result: Report 10/12 correct on camera A. → Address the challenge: Say camera B performance is not measured. → Propose a valid next test: Use reserved camera-B cases with labels, grouping and a fixed scoring rule.</w:t>
+      </w:r>
+    </w:p>
+    <w:p>
+      <w:pPr>
+        <w:spacing w:line="336" w:lineRule="auto" w:after="180"/>
+        <w:shd w:fill="F5F1FB"/>
+      </w:pPr>
+      <w:r>
+        <w:rPr>
+          <w:b w:val="0"/>
+        </w:rPr>
+        <w:t xml:space="preserve">Point to each numbered stage and explain which recorded </w:t>
+      </w:r>
+      <w:r>
+        <w:rPr>
+          <w:b/>
+        </w:rPr>
+        <w:t>input</w:t>
+      </w:r>
+      <w:r>
+        <w:rPr>
+          <w:b w:val="0"/>
+        </w:rPr>
+        <w:t xml:space="preserve"> it uses.</w:t>
+      </w:r>
+    </w:p>
+    <w:p>
+      <w:pPr>
+        <w:pStyle w:val="Heading3"/>
+      </w:pPr>
+      <w:r>
+        <w:t>03. Presentation and challenge session — evidence trace</w:t>
+      </w:r>
+    </w:p>
+    <w:p>
+      <w:r>
+        <w:drawing>
+          <wp:inline xmlns:a="http://schemas.openxmlformats.org/drawingml/2006/main" xmlns:pic="http://schemas.openxmlformats.org/drawingml/2006/picture">
+            <wp:extent cx="5486400" cy="2996184"/>
+            <wp:docPr id="4" name="Picture 4" descr="Presentation and challenge session — evidence trace. A presenter shows one perfect output after a20-case study with14 passes. | Use a short sequence:question, design, primary result, failure, limitation, next question. Answer unfamiliar challenges by locating evidence or stating it is missing. | The demonstration is one example; study rate70%. Present aggregate and failures and do not call the best output representative without evidence."/>
+            <wp:cNvGraphicFramePr>
+              <a:graphicFrameLocks noChangeAspect="1"/>
+            </wp:cNvGraphicFramePr>
+            <a:graphic>
+              <a:graphicData uri="http://schemas.openxmlformats.org/drawingml/2006/picture">
+                <pic:pic>
+                  <pic:nvPicPr>
+                    <pic:cNvPr id="0" name="academy-story-ai-7-35-03.png"/>
+                    <pic:cNvPicPr/>
+                  </pic:nvPicPr>
+                  <pic:blipFill>
+                    <a:blip r:embed="rId12"/>
+                    <a:stretch>
+                      <a:fillRect/>
+                    </a:stretch>
+                  </pic:blipFill>
+                  <pic:spPr>
+                    <a:xfrm>
+                      <a:off x="0" y="0"/>
+                      <a:ext cx="5486400" cy="2996184"/>
+                    </a:xfrm>
+                    <a:prstGeom prst="rect"/>
+                  </pic:spPr>
+                </pic:pic>
+              </a:graphicData>
+            </a:graphic>
+          </wp:inline>
+        </w:drawing>
+      </w:r>
+    </w:p>
+    <w:p>
+      <w:pPr>
+        <w:spacing w:line="336" w:lineRule="auto" w:after="180"/>
+      </w:pPr>
+      <w:r>
+        <w:rPr>
+          <w:b w:val="0"/>
+        </w:rPr>
+        <w:t xml:space="preserve">Presentation and </w:t>
+      </w:r>
+      <w:r>
+        <w:rPr>
+          <w:b/>
+        </w:rPr>
+        <w:t>challenge session</w:t>
+      </w:r>
+      <w:r>
+        <w:rPr>
+          <w:b w:val="0"/>
+        </w:rPr>
+        <w:t xml:space="preserve"> — </w:t>
+      </w:r>
+      <w:r>
+        <w:rPr>
+          <w:b/>
+        </w:rPr>
+        <w:t>evidence</w:t>
+      </w:r>
+      <w:r>
+        <w:rPr>
+          <w:b w:val="0"/>
+        </w:rPr>
+        <w:t xml:space="preserve"> trace. A presenter shows one perfect </w:t>
+      </w:r>
+      <w:r>
+        <w:rPr>
+          <w:b/>
+        </w:rPr>
+        <w:t>output</w:t>
+      </w:r>
+      <w:r>
+        <w:rPr>
+          <w:b w:val="0"/>
+        </w:rPr>
+        <w:t xml:space="preserve"> after a20-case study with14 passes. | Use a short sequence:question, design, primary result, failure, limitation, next question.</w:t>
+      </w:r>
+    </w:p>
+    <w:p>
+      <w:pPr>
+        <w:spacing w:line="336" w:lineRule="auto" w:after="180"/>
+      </w:pPr>
+      <w:r>
+        <w:rPr>
+          <w:b w:val="0"/>
+        </w:rPr>
+        <w:t xml:space="preserve">Answer unfamiliar challenges by locating </w:t>
+      </w:r>
+      <w:r>
+        <w:rPr>
+          <w:b/>
+        </w:rPr>
+        <w:t>evidence</w:t>
+      </w:r>
+      <w:r>
+        <w:rPr>
+          <w:b w:val="0"/>
+        </w:rPr>
+        <w:t xml:space="preserve"> or stating it is missing. | The demonstration is one example; study rate</w:t>
+      </w:r>
+      <w:r>
+        <w:rPr>
+          <w:b/>
+        </w:rPr>
+        <w:t>70%</w:t>
+      </w:r>
+      <w:r>
+        <w:rPr>
+          <w:b w:val="0"/>
+        </w:rPr>
+        <w:t xml:space="preserve">. Present aggregate and failures and do not call the best </w:t>
+      </w:r>
+      <w:r>
+        <w:rPr>
+          <w:b/>
+        </w:rPr>
+        <w:t>output</w:t>
+      </w:r>
+      <w:r>
+        <w:rPr>
+          <w:b w:val="0"/>
+        </w:rPr>
+        <w:t xml:space="preserve"> representative without </w:t>
+      </w:r>
+      <w:r>
+        <w:rPr>
+          <w:b/>
+        </w:rPr>
+        <w:t>evidence</w:t>
+      </w:r>
+      <w:r>
+        <w:rPr>
+          <w:b w:val="0"/>
+        </w:rPr>
+        <w:t>.</w:t>
+      </w:r>
+    </w:p>
+    <w:p>
+      <w:pPr>
+        <w:spacing w:line="336" w:lineRule="auto" w:after="180"/>
+        <w:shd w:fill="F5F1FB"/>
+      </w:pPr>
+      <w:r>
+        <w:rPr>
+          <w:b w:val="0"/>
+        </w:rPr>
+        <w:t>Read the labels and values. Explain the relationship the model shows.</w:t>
+      </w:r>
+    </w:p>
+    <w:p>
+      <w:pPr>
+        <w:pStyle w:val="Heading3"/>
+      </w:pPr>
+      <w:r>
+        <w:t>04. Change one thing. Trace what follows.</w:t>
+      </w:r>
+    </w:p>
+    <w:p>
+      <w:r>
+        <w:drawing>
+          <wp:inline xmlns:a="http://schemas.openxmlformats.org/drawingml/2006/main" xmlns:pic="http://schemas.openxmlformats.org/drawingml/2006/picture">
+            <wp:extent cx="5486400" cy="3026664"/>
+            <wp:docPr id="5" name="Picture 5" descr="Original case: Use reserved camera-B cases with labels, grouping and a fixed scoring rule. Changed condition: The reviewer shows one camera-B success. Expected result: That is one demonstration, not an estimate of broad camera-B reliability. Reason: One selected observation does not represent the full proposed condition."/>
+            <wp:cNvGraphicFramePr>
+              <a:graphicFrameLocks noChangeAspect="1"/>
+            </wp:cNvGraphicFramePr>
+            <a:graphic>
+              <a:graphicData uri="http://schemas.openxmlformats.org/drawingml/2006/picture">
+                <pic:pic>
+                  <pic:nvPicPr>
+                    <pic:cNvPr id="0" name="academy-story-ai-7-35-04.png"/>
+                    <pic:cNvPicPr/>
+                  </pic:nvPicPr>
+                  <pic:blipFill>
+                    <a:blip r:embed="rId13"/>
+                    <a:stretch>
+                      <a:fillRect/>
+                    </a:stretch>
+                  </pic:blipFill>
+                  <pic:spPr>
+                    <a:xfrm>
+                      <a:off x="0" y="0"/>
+                      <a:ext cx="5486400" cy="3026664"/>
+                    </a:xfrm>
+                    <a:prstGeom prst="rect"/>
+                  </pic:spPr>
+                </pic:pic>
+              </a:graphicData>
+            </a:graphic>
+          </wp:inline>
+        </w:drawing>
+      </w:r>
+    </w:p>
+    <w:p>
+      <w:pPr>
+        <w:spacing w:line="336" w:lineRule="auto" w:after="180"/>
+      </w:pPr>
+      <w:r>
+        <w:rPr>
+          <w:b w:val="0"/>
+        </w:rPr>
+        <w:t>Original case: Use reserved camera-B cases with labels, grouping and a fixed scoring rule. Changed condition: The reviewer shows one camera-B success.</w:t>
+      </w:r>
+    </w:p>
+    <w:p>
+      <w:pPr>
+        <w:spacing w:line="336" w:lineRule="auto" w:after="180"/>
+      </w:pPr>
+      <w:r>
+        <w:rPr>
+          <w:b w:val="0"/>
+        </w:rPr>
+        <w:t xml:space="preserve">Expected result: That is one demonstration, not an estimate of broad camera-B reliability. Reason: One selected </w:t>
+      </w:r>
+      <w:r>
+        <w:rPr>
+          <w:b/>
+        </w:rPr>
+        <w:t>observation</w:t>
+      </w:r>
+      <w:r>
+        <w:rPr>
+          <w:b w:val="0"/>
+        </w:rPr>
+        <w:t xml:space="preserve"> does not represent the full proposed condition.</w:t>
+      </w:r>
+    </w:p>
+    <w:p>
+      <w:pPr>
+        <w:spacing w:line="336" w:lineRule="auto" w:after="180"/>
+        <w:shd w:fill="F5F1FB"/>
+      </w:pPr>
+      <w:r>
+        <w:rPr>
+          <w:b w:val="0"/>
+        </w:rPr>
+        <w:t>Predict before checking the worked changed-case result. Name what changed and what the supplied facts allow you to conclude.</w:t>
+      </w:r>
+    </w:p>
+    <w:p>
+      <w:pPr>
+        <w:pStyle w:val="Heading3"/>
+      </w:pPr>
+      <w:r>
+        <w:t>05. Connect the explanation to its limit</w:t>
+      </w:r>
+    </w:p>
+    <w:p>
+      <w:r>
+        <w:drawing>
+          <wp:inline xmlns:a="http://schemas.openxmlformats.org/drawingml/2006/main" xmlns:pic="http://schemas.openxmlformats.org/drawingml/2006/picture">
+            <wp:extent cx="5486400" cy="2834640"/>
+            <wp:docPr id="6" name="Picture 6" descr="A challenge session tests whether the team knows its evidence boundary. An honest unknown plus a specific future test is stronger than an unsupported confident promise. Limit: The original result and proposed study still need sampling and uncertainty discussion."/>
+            <wp:cNvGraphicFramePr>
+              <a:graphicFrameLocks noChangeAspect="1"/>
+            </wp:cNvGraphicFramePr>
+            <a:graphic>
+              <a:graphicData uri="http://schemas.openxmlformats.org/drawingml/2006/picture">
+                <pic:pic>
+                  <pic:nvPicPr>
+                    <pic:cNvPr id="0" name="academy-story-ai-7-35-05.png"/>
+                    <pic:cNvPicPr/>
+                  </pic:nvPicPr>
+                  <pic:blipFill>
+                    <a:blip r:embed="rId14"/>
+                    <a:stretch>
+                      <a:fillRect/>
+                    </a:stretch>
+                  </pic:blipFill>
+                  <pic:spPr>
+                    <a:xfrm>
+                      <a:off x="0" y="0"/>
+                      <a:ext cx="5486400" cy="2834640"/>
+                    </a:xfrm>
+                    <a:prstGeom prst="rect"/>
+                  </pic:spPr>
+                </pic:pic>
+              </a:graphicData>
+            </a:graphic>
+          </wp:inline>
+        </w:drawing>
+      </w:r>
+    </w:p>
+    <w:p>
+      <w:pPr>
+        <w:spacing w:line="336" w:lineRule="auto" w:after="180"/>
+      </w:pPr>
+      <w:r>
+        <w:rPr>
+          <w:b w:val="0"/>
+        </w:rPr>
+        <w:t xml:space="preserve">A </w:t>
+      </w:r>
+      <w:r>
+        <w:rPr>
+          <w:b/>
+        </w:rPr>
+        <w:t>challenge session</w:t>
+      </w:r>
+      <w:r>
+        <w:rPr>
+          <w:b w:val="0"/>
+        </w:rPr>
+        <w:t xml:space="preserve"> tests whether the team knows its </w:t>
+      </w:r>
+      <w:r>
+        <w:rPr>
+          <w:b/>
+        </w:rPr>
+        <w:t>evidence</w:t>
+      </w:r>
+      <w:r>
+        <w:rPr>
+          <w:b w:val="0"/>
+        </w:rPr>
+        <w:t xml:space="preserve"> boundary. An honest unknown plus a specific future test is stronger than an unsupported confident promise.</w:t>
+      </w:r>
+    </w:p>
+    <w:p>
+      <w:pPr>
+        <w:spacing w:line="336" w:lineRule="auto" w:after="180"/>
+      </w:pPr>
+      <w:r>
+        <w:rPr>
+          <w:b w:val="0"/>
+        </w:rPr>
+        <w:t>Limit: The original result and proposed study still need sampling and uncertainty discussion.</w:t>
+      </w:r>
+    </w:p>
+    <w:p>
+      <w:pPr>
+        <w:spacing w:line="336" w:lineRule="auto" w:after="180"/>
+        <w:shd w:fill="F5F1FB"/>
+      </w:pPr>
+      <w:r>
+        <w:rPr>
+          <w:b w:val="0"/>
+        </w:rPr>
+        <w:t>Explain the case, then point to a limit on the claim.</w:t>
+      </w:r>
+    </w:p>
+    <w:p>
+      <w:pPr>
+        <w:pStyle w:val="Heading3"/>
+      </w:pPr>
+      <w:r>
+        <w:t>06. Make the idea visible in your project</w:t>
+      </w:r>
+    </w:p>
+    <w:p>
+      <w:r>
+        <w:drawing>
+          <wp:inline xmlns:a="http://schemas.openxmlformats.org/drawingml/2006/main" xmlns:pic="http://schemas.openxmlformats.org/drawingml/2006/picture">
+            <wp:extent cx="5486400" cy="3681984"/>
+            <wp:docPr id="7" name="Picture 7" descr="For the Reproducible AI Research Study, retain an annotated worked trace and the changed-case reasoning. Connect the claim to its records, units and assumptions so another investigator can challenge or reproduce it. Draw your input, deciding step, result and limit. Supported question: Answer the camera-B challenge using only the twelve camera-A records. Why is one displayed camera-B success a demonstration rather than broad evidence of camera-B reliability?"/>
+            <wp:cNvGraphicFramePr>
+              <a:graphicFrameLocks noChangeAspect="1"/>
+            </wp:cNvGraphicFramePr>
+            <a:graphic>
+              <a:graphicData uri="http://schemas.openxmlformats.org/drawingml/2006/picture">
+                <pic:pic>
+                  <pic:nvPicPr>
+                    <pic:cNvPr id="0" name="academy-story-ai-7-35-06.png"/>
+                    <pic:cNvPicPr/>
+                  </pic:nvPicPr>
+                  <pic:blipFill>
+                    <a:blip r:embed="rId15"/>
+                    <a:stretch>
+                      <a:fillRect/>
+                    </a:stretch>
+                  </pic:blipFill>
+                  <pic:spPr>
+                    <a:xfrm>
+                      <a:off x="0" y="0"/>
+                      <a:ext cx="5486400" cy="3681984"/>
+                    </a:xfrm>
+                    <a:prstGeom prst="rect"/>
+                  </pic:spPr>
+                </pic:pic>
+              </a:graphicData>
+            </a:graphic>
+          </wp:inline>
+        </w:drawing>
+      </w:r>
+    </w:p>
+    <w:p>
+      <w:pPr>
+        <w:spacing w:line="336" w:lineRule="auto" w:after="180"/>
+      </w:pPr>
+      <w:r>
+        <w:rPr>
+          <w:b w:val="0"/>
+        </w:rPr>
+        <w:t>For the Reproducible AI Research Study, retain an annotated worked trace and the changed-case reasoning. Connect the claim to its records, units and assumptions so another investigator can challenge or reproduce it.</w:t>
+      </w:r>
+    </w:p>
+    <w:p>
+      <w:pPr>
+        <w:spacing w:line="336" w:lineRule="auto" w:after="180"/>
+      </w:pPr>
+      <w:r>
+        <w:rPr>
+          <w:b w:val="0"/>
+        </w:rPr>
+        <w:t xml:space="preserve">Draw your </w:t>
+      </w:r>
+      <w:r>
+        <w:rPr>
+          <w:b/>
+        </w:rPr>
+        <w:t>input</w:t>
+      </w:r>
+      <w:r>
+        <w:rPr>
+          <w:b w:val="0"/>
+        </w:rPr>
+        <w:t>, deciding step, result and limit. Supported question: Answer the camera-B challenge using only the twelve camera-A records.</w:t>
+      </w:r>
+    </w:p>
+    <w:p>
+      <w:pPr>
+        <w:spacing w:line="336" w:lineRule="auto" w:after="180"/>
+      </w:pPr>
+      <w:r>
+        <w:rPr>
+          <w:b w:val="0"/>
+        </w:rPr>
+        <w:t xml:space="preserve">Why is one displayed camera-B success a demonstration rather than broad </w:t>
+      </w:r>
+      <w:r>
+        <w:rPr>
+          <w:b/>
+        </w:rPr>
+        <w:t>evidence</w:t>
+      </w:r>
+      <w:r>
+        <w:rPr>
+          <w:b w:val="0"/>
+        </w:rPr>
+        <w:t xml:space="preserve"> of camera-B reliability?</w:t>
+      </w:r>
+    </w:p>
+    <w:p>
+      <w:pPr>
+        <w:spacing w:line="336" w:lineRule="auto" w:after="180"/>
+        <w:shd w:fill="F5F1FB"/>
+      </w:pPr>
+      <w:r>
+        <w:rPr>
+          <w:b w:val="0"/>
+        </w:rPr>
+        <w:t xml:space="preserve">Draw your project trace and justify the deciding step using </w:t>
+      </w:r>
+      <w:r>
+        <w:rPr>
+          <w:b/>
+        </w:rPr>
+        <w:t>evidence</w:t>
+      </w:r>
+      <w:r>
+        <w:rPr>
+          <w:b w:val="0"/>
+        </w:rPr>
+        <w:t>.</w:t>
       </w:r>
     </w:p>
     <w:sectPr>

--- a/downloads/student/ai-7-week-35.docx
+++ b/downloads/student/ai-7-week-35.docx
@@ -25,12 +25,17 @@
         <w:pStyle w:val="Heading1"/>
       </w:pPr>
       <w:r>
-        <w:t>Before you start</w:t>
-      </w:r>
-    </w:p>
-    <w:p>
-      <w:r>
-        <w:t>Recall Final project manuscript. Explain why a recorded result needs its input conditions and evidence source before it can support a claim.</w:t>
+        <w:t>Make the evidence easy to challenge in a presentation</w:t>
+      </w:r>
+    </w:p>
+    <w:p>
+      <w:r>
+        <w:t>Show the aggregate result, failure evidence and honest unknowns rather than only a best demonstration.</w:t>
+      </w:r>
+    </w:p>
+    <w:p>
+      <w:r>
+        <w:t>Question and contract → complete main ledger → separate picture → boundary probes → investigation → independent attempt.</w:t>
       </w:r>
     </w:p>
     <w:p>
@@ -38,20 +43,20 @@
         <w:pStyle w:val="Heading1"/>
       </w:pPr>
       <w:r>
-        <w:t>01. Your mission</w:t>
-      </w:r>
-    </w:p>
-    <w:p>
-      <w:r>
-        <w:t>Start with the target: Explain the mechanism and terminology of presentation and challenge session. Try the recall before opening notes.</w:t>
-      </w:r>
-    </w:p>
-    <w:p>
-      <w:pPr>
-        <w:pStyle w:val="Heading3"/>
-      </w:pPr>
-      <w:r>
-        <w:t>Your learning target</w:t>
+        <w:t>01. Make the evidence easy to challenge in a presentation</w:t>
+      </w:r>
+    </w:p>
+    <w:p>
+      <w:r>
+        <w:t>Show the aggregate result, failure evidence and honest unknowns rather than only a best demonstration.</w:t>
+      </w:r>
+    </w:p>
+    <w:p>
+      <w:pPr>
+        <w:pStyle w:val="Heading2"/>
+      </w:pPr>
+      <w:r>
+        <w:t>Learning goals</w:t>
       </w:r>
     </w:p>
     <w:p>
@@ -113,10 +118,10 @@
     </w:p>
     <w:p>
       <w:pPr>
-        <w:pStyle w:val="Heading3"/>
-      </w:pPr>
-      <w:r>
-        <w:t>Remember before reading</w:t>
+        <w:pStyle w:val="Heading2"/>
+      </w:pPr>
+      <w:r>
+        <w:t>Retrieve before reading</w:t>
       </w:r>
     </w:p>
     <w:p>
@@ -200,6 +205,100 @@
     </w:p>
     <w:p>
       <w:pPr>
+        <w:pStyle w:val="Heading2"/>
+      </w:pPr>
+      <w:r>
+        <w:t>Starting explanation</w:t>
+      </w:r>
+    </w:p>
+    <w:p>
+      <w:pPr>
+        <w:pStyle w:val="ListBullet"/>
+      </w:pPr>
+      <w:r>
+        <w:t>Recall Final project manuscript. Explain why a recorded result needs its input conditions and evidence source before it can support a claim.</w:t>
+      </w:r>
+    </w:p>
+    <w:p>
+      <w:pPr>
+        <w:pStyle w:val="Heading3"/>
+      </w:pPr>
+      <w:r>
+        <w:t>My starting explanation</w:t>
+      </w:r>
+    </w:p>
+    <w:p>
+      <w:r>
+        <w:t>________________________________________________________________</w:t>
+      </w:r>
+    </w:p>
+    <w:p>
+      <w:r>
+        <w:t>________________________________________________________________</w:t>
+      </w:r>
+    </w:p>
+    <w:p>
+      <w:r>
+        <w:t>________________________________________________________________</w:t>
+      </w:r>
+    </w:p>
+    <w:p>
+      <w:pPr>
+        <w:pStyle w:val="Heading2"/>
+      </w:pPr>
+      <w:r>
+        <w:t>End goal</w:t>
+      </w:r>
+    </w:p>
+    <w:p>
+      <w:pPr>
+        <w:spacing w:line="336" w:lineRule="auto" w:after="180"/>
+      </w:pPr>
+      <w:r>
+        <w:rPr>
+          <w:b w:val="0"/>
+        </w:rPr>
+        <w:t xml:space="preserve">Explain presentation and </w:t>
+      </w:r>
+      <w:r>
+        <w:rPr>
+          <w:b/>
+        </w:rPr>
+        <w:t>challenge session</w:t>
+      </w:r>
+      <w:r>
+        <w:rPr>
+          <w:b w:val="0"/>
+        </w:rPr>
+        <w:t xml:space="preserve"> using the records and boundaries of this fictional investigation.</w:t>
+      </w:r>
+    </w:p>
+    <w:p>
+      <w:pPr>
+        <w:pStyle w:val="Heading2"/>
+      </w:pPr>
+      <w:r>
+        <w:t>Earlier wording, alternatives and picture transcripts · reference / check after trying</w:t>
+      </w:r>
+    </w:p>
+    <w:p>
+      <w:pPr>
+        <w:pStyle w:val="Heading3"/>
+      </w:pPr>
+      <w:r>
+        <w:t>Your learning target</w:t>
+      </w:r>
+    </w:p>
+    <w:p>
+      <w:pPr>
+        <w:pStyle w:val="Heading3"/>
+      </w:pPr>
+      <w:r>
+        <w:t>Remember before reading</w:t>
+      </w:r>
+    </w:p>
+    <w:p>
+      <w:pPr>
         <w:spacing w:line="336" w:lineRule="auto" w:after="180"/>
       </w:pPr>
       <w:r>
@@ -270,13 +369,626 @@
     </w:p>
     <w:p>
       <w:pPr>
+        <w:pStyle w:val="Heading3"/>
+      </w:pPr>
+      <w:r>
+        <w:t>This week’s end goal</w:t>
+      </w:r>
+    </w:p>
+    <w:p>
+      <w:pPr>
+        <w:pStyle w:val="Heading1"/>
+      </w:pPr>
+      <w:r>
+        <w:t>02. Understand the question and evidence contract</w:t>
+      </w:r>
+    </w:p>
+    <w:p>
+      <w:r>
+        <w:t>Show the aggregate result, failure evidence and honest unknowns rather than only a best demonstration.</w:t>
+      </w:r>
+    </w:p>
+    <w:p>
+      <w:pPr>
+        <w:pStyle w:val="Heading2"/>
+      </w:pPr>
+      <w:r>
+        <w:t>Start with the research problem</w:t>
+      </w:r>
+    </w:p>
+    <w:p>
+      <w:pPr>
         <w:spacing w:line="336" w:lineRule="auto" w:after="180"/>
       </w:pPr>
       <w:r>
         <w:rPr>
           <w:b w:val="0"/>
         </w:rPr>
-        <w:t xml:space="preserve">Recall Final project manuscript. Explain why a recorded result needs its </w:t>
+        <w:t>A presentation should help the audience inspect the research, not merely admire an example. Start with the question and design, show the primary counts, then a failure, a limitation and a specific next question. When challenged about an untested device or condition, state the boundary and propose a test.</w:t>
+      </w:r>
+    </w:p>
+    <w:p>
+      <w:pPr>
+        <w:spacing w:line="336" w:lineRule="auto" w:after="180"/>
+      </w:pPr>
+      <w:r>
+        <w:rPr>
+          <w:b w:val="0"/>
+        </w:rPr>
+        <w:t>A confident promise is not a substitute for the missing observations, and a proposed study must remain labelled not run.</w:t>
+      </w:r>
+    </w:p>
+    <w:p>
+      <w:pPr>
+        <w:pStyle w:val="Heading2"/>
+      </w:pPr>
+      <w:r>
+        <w:t>Original concept explanation</w:t>
+      </w:r>
+    </w:p>
+    <w:p>
+      <w:pPr>
+        <w:spacing w:line="336" w:lineRule="auto" w:after="180"/>
+      </w:pPr>
+      <w:r>
+        <w:rPr>
+          <w:b w:val="0"/>
+        </w:rPr>
+        <w:t xml:space="preserve">A presentation should make the </w:t>
+      </w:r>
+      <w:r>
+        <w:rPr>
+          <w:b/>
+        </w:rPr>
+        <w:t>evidence</w:t>
+      </w:r>
+      <w:r>
+        <w:rPr>
+          <w:b w:val="0"/>
+        </w:rPr>
+        <w:t xml:space="preserve"> easy to challenge. Show the baseline, scope, negative cases and uncertainties instead of only a best example.</w:t>
+      </w:r>
+    </w:p>
+    <w:p>
+      <w:pPr>
+        <w:pStyle w:val="Heading2"/>
+      </w:pPr>
+      <w:r>
+        <w:t>Complete case inputs, rules and limits</w:t>
+      </w:r>
+    </w:p>
+    <w:tbl>
+      <w:tblPr>
+        <w:tblStyle w:val="LightShading-Accent1"/>
+        <w:tblW w:type="auto" w:w="0"/>
+        <w:tblLook w:firstColumn="1" w:firstRow="1" w:lastColumn="0" w:lastRow="0" w:noHBand="0" w:noVBand="1" w:val="04A0"/>
+      </w:tblPr>
+      <w:tblGrid>
+        <w:gridCol w:w="5112"/>
+        <w:gridCol w:w="5112"/>
+      </w:tblGrid>
+      <w:tr>
+        <w:trPr>
+          <w:tblHeader/>
+        </w:trPr>
+        <w:tc>
+          <w:tcPr>
+            <w:tcW w:type="dxa" w:w="5112"/>
+          </w:tcPr>
+          <w:p>
+            <w:r>
+              <w:t>Presentation item</w:t>
+            </w:r>
+          </w:p>
+        </w:tc>
+        <w:tc>
+          <w:tcPr>
+            <w:tcW w:type="dxa" w:w="5112"/>
+          </w:tcPr>
+          <w:p>
+            <w:r>
+              <w:t>Complete supplied exercise contract</w:t>
+            </w:r>
+          </w:p>
+        </w:tc>
+      </w:tr>
+      <w:tr>
+        <w:tc>
+          <w:tcPr>
+            <w:tcW w:type="dxa" w:w="5112"/>
+          </w:tcPr>
+          <w:p>
+            <w:r>
+              <w:t>Main study</w:t>
+            </w:r>
+          </w:p>
+        </w:tc>
+        <w:tc>
+          <w:tcPr>
+            <w:tcW w:type="dxa" w:w="5112"/>
+          </w:tcPr>
+          <w:p>
+            <w:r>
+              <w:t>Fourteen passes among twenty cases</w:t>
+            </w:r>
+          </w:p>
+        </w:tc>
+      </w:tr>
+      <w:tr>
+        <w:tc>
+          <w:tcPr>
+            <w:tcW w:type="dxa" w:w="5112"/>
+          </w:tcPr>
+          <w:p>
+            <w:r>
+              <w:t>Main displayed item</w:t>
+            </w:r>
+          </w:p>
+        </w:tc>
+        <w:tc>
+          <w:tcPr>
+            <w:tcW w:type="dxa" w:w="5112"/>
+          </w:tcPr>
+          <w:p>
+            <w:r>
+              <w:t>One perfect output selected for demonstration</w:t>
+            </w:r>
+          </w:p>
+        </w:tc>
+      </w:tr>
+      <w:tr>
+        <w:tc>
+          <w:tcPr>
+            <w:tcW w:type="dxa" w:w="5112"/>
+          </w:tcPr>
+          <w:p>
+            <w:r>
+              <w:t>Supported main rate</w:t>
+            </w:r>
+          </w:p>
+        </w:tc>
+        <w:tc>
+          <w:tcPr>
+            <w:tcW w:type="dxa" w:w="5112"/>
+          </w:tcPr>
+          <w:p>
+            <w:r>
+              <w:t>14/20 = 70% under the supplied study summary</w:t>
+            </w:r>
+          </w:p>
+        </w:tc>
+      </w:tr>
+      <w:tr>
+        <w:tc>
+          <w:tcPr>
+            <w:tcW w:type="dxa" w:w="5112"/>
+          </w:tcPr>
+          <w:p>
+            <w:r>
+              <w:t>Other main cases</w:t>
+            </w:r>
+          </w:p>
+        </w:tc>
+        <w:tc>
+          <w:tcPr>
+            <w:tcW w:type="dxa" w:w="5112"/>
+          </w:tcPr>
+          <w:p>
+            <w:r>
+              <w:t>Six are not documented as passes; actual failure/unassessed breakdown not supplied here</w:t>
+            </w:r>
+          </w:p>
+        </w:tc>
+      </w:tr>
+      <w:tr>
+        <w:tc>
+          <w:tcPr>
+            <w:tcW w:type="dxa" w:w="5112"/>
+          </w:tcPr>
+          <w:p>
+            <w:r>
+              <w:t>Separate picture</w:t>
+            </w:r>
+          </w:p>
+        </w:tc>
+        <w:tc>
+          <w:tcPr>
+            <w:tcW w:type="dxa" w:w="5112"/>
+          </w:tcPr>
+          <w:p>
+            <w:r>
+              <w:t>Camera A only: ten correct of twelve photos</w:t>
+            </w:r>
+          </w:p>
+        </w:tc>
+      </w:tr>
+      <w:tr>
+        <w:tc>
+          <w:tcPr>
+            <w:tcW w:type="dxa" w:w="5112"/>
+          </w:tcPr>
+          <w:p>
+            <w:r>
+              <w:t>Original camera-B evidence</w:t>
+            </w:r>
+          </w:p>
+        </w:tc>
+        <w:tc>
+          <w:tcPr>
+            <w:tcW w:type="dxa" w:w="5112"/>
+          </w:tcPr>
+          <w:p>
+            <w:r>
+              <w:t>No records</w:t>
+            </w:r>
+          </w:p>
+        </w:tc>
+      </w:tr>
+      <w:tr>
+        <w:tc>
+          <w:tcPr>
+            <w:tcW w:type="dxa" w:w="5112"/>
+          </w:tcPr>
+          <w:p>
+            <w:r>
+              <w:t>Changed picture</w:t>
+            </w:r>
+          </w:p>
+        </w:tc>
+        <w:tc>
+          <w:tcPr>
+            <w:tcW w:type="dxa" w:w="5112"/>
+          </w:tcPr>
+          <w:p>
+            <w:r>
+              <w:t>One camera-B success displayed; selection/coverage not established</w:t>
+            </w:r>
+          </w:p>
+        </w:tc>
+      </w:tr>
+      <w:tr>
+        <w:tc>
+          <w:tcPr>
+            <w:tcW w:type="dxa" w:w="5112"/>
+          </w:tcPr>
+          <w:p>
+            <w:r>
+              <w:t>Independent challenge</w:t>
+            </w:r>
+          </w:p>
+        </w:tc>
+        <w:tc>
+          <w:tcPr>
+            <w:tcW w:type="dxa" w:w="5112"/>
+          </w:tcPr>
+          <w:p>
+            <w:r>
+              <w:t>Mobile performance asked about a desktop-only fictional project</w:t>
+            </w:r>
+          </w:p>
+        </w:tc>
+      </w:tr>
+    </w:tbl>
+    <w:p>
+      <w:pPr>
+        <w:pStyle w:val="Heading2"/>
+      </w:pPr>
+      <w:r>
+        <w:t>Name given and missing evidence</w:t>
+      </w:r>
+    </w:p>
+    <w:p>
+      <w:pPr>
+        <w:pStyle w:val="Heading3"/>
+      </w:pPr>
+      <w:r>
+        <w:t>List the given facts and one fact that is not supplied.</w:t>
+      </w:r>
+    </w:p>
+    <w:p>
+      <w:r>
+        <w:t>________________________________________________________________</w:t>
+      </w:r>
+    </w:p>
+    <w:p>
+      <w:r>
+        <w:t>________________________________________________________________</w:t>
+      </w:r>
+    </w:p>
+    <w:p>
+      <w:r>
+        <w:t>________________________________________________________________</w:t>
+      </w:r>
+    </w:p>
+    <w:p>
+      <w:pPr>
+        <w:pStyle w:val="Heading2"/>
+      </w:pPr>
+      <w:r>
+        <w:t>Earlier wording, alternatives and picture transcripts · reference / check after trying</w:t>
+      </w:r>
+    </w:p>
+    <w:p>
+      <w:pPr>
+        <w:spacing w:line="336" w:lineRule="auto" w:after="180"/>
+      </w:pPr>
+      <w:r>
+        <w:rPr>
+          <w:b w:val="0"/>
+        </w:rPr>
+        <w:t>Begin by writing the question the procedure is intended to answer. Identify the information already supplied, the information it will produce and the information still missing.</w:t>
+      </w:r>
+    </w:p>
+    <w:p>
+      <w:pPr>
+        <w:spacing w:line="336" w:lineRule="auto" w:after="180"/>
+      </w:pPr>
+      <w:r>
+        <w:rPr>
+          <w:b w:val="0"/>
+        </w:rPr>
+        <w:t>These are constructed classroom examples; they do not require live accounts, private records or an external service. Do not treat a plausible explanation as a measured outcome.</w:t>
+      </w:r>
+    </w:p>
+    <w:p>
+      <w:pPr>
+        <w:pStyle w:val="Heading1"/>
+      </w:pPr>
+      <w:r>
+        <w:t>03. Trace the complete main case before interpreting it</w:t>
+      </w:r>
+    </w:p>
+    <w:p>
+      <w:r>
+        <w:t>Follow each evidence-to-conclusion step and retain unknown quantities.</w:t>
+      </w:r>
+    </w:p>
+    <w:p>
+      <w:pPr>
+        <w:pStyle w:val="Heading2"/>
+      </w:pPr>
+      <w:r>
+        <w:t>Original declared procedure</w:t>
+      </w:r>
+    </w:p>
+    <w:p>
+      <w:pPr>
+        <w:spacing w:line="336" w:lineRule="auto" w:after="180"/>
+      </w:pPr>
+      <w:r>
+        <w:rPr>
+          <w:b w:val="0"/>
+        </w:rPr>
+        <w:t xml:space="preserve">Use a short sequence:question, design, primary result, failure, limitation, next question. Answer unfamiliar challenges by locating </w:t>
+      </w:r>
+      <w:r>
+        <w:rPr>
+          <w:b/>
+        </w:rPr>
+        <w:t>evidence</w:t>
+      </w:r>
+      <w:r>
+        <w:rPr>
+          <w:b w:val="0"/>
+        </w:rPr>
+        <w:t xml:space="preserve"> or stating it is missing.</w:t>
+      </w:r>
+    </w:p>
+    <w:p>
+      <w:pPr>
+        <w:pStyle w:val="Heading2"/>
+      </w:pPr>
+      <w:r>
+        <w:t>Complete main-case evidence ledger</w:t>
+      </w:r>
+    </w:p>
+    <w:tbl>
+      <w:tblPr>
+        <w:tblStyle w:val="LightShading-Accent1"/>
+        <w:tblW w:type="auto" w:w="0"/>
+        <w:tblLook w:firstColumn="1" w:firstRow="1" w:lastColumn="0" w:lastRow="0" w:noHBand="0" w:noVBand="1" w:val="04A0"/>
+      </w:tblPr>
+      <w:tblGrid>
+        <w:gridCol w:w="5112"/>
+        <w:gridCol w:w="5112"/>
+      </w:tblGrid>
+      <w:tr>
+        <w:trPr>
+          <w:tblHeader/>
+        </w:trPr>
+        <w:tc>
+          <w:tcPr>
+            <w:tcW w:type="dxa" w:w="5112"/>
+          </w:tcPr>
+          <w:p>
+            <w:r>
+              <w:t>Main presentation step</w:t>
+            </w:r>
+          </w:p>
+        </w:tc>
+        <w:tc>
+          <w:tcPr>
+            <w:tcW w:type="dxa" w:w="5112"/>
+          </w:tcPr>
+          <w:p>
+            <w:r>
+              <w:t>Evidence-grounded version</w:t>
+            </w:r>
+          </w:p>
+        </w:tc>
+      </w:tr>
+      <w:tr>
+        <w:tc>
+          <w:tcPr>
+            <w:tcW w:type="dxa" w:w="5112"/>
+          </w:tcPr>
+          <w:p>
+            <w:r>
+              <w:t>Selected perfect output</w:t>
+            </w:r>
+          </w:p>
+        </w:tc>
+        <w:tc>
+          <w:tcPr>
+            <w:tcW w:type="dxa" w:w="5112"/>
+          </w:tcPr>
+          <w:p>
+            <w:r>
+              <w:t>Identify as one demonstration</w:t>
+            </w:r>
+          </w:p>
+        </w:tc>
+      </w:tr>
+      <w:tr>
+        <w:tc>
+          <w:tcPr>
+            <w:tcW w:type="dxa" w:w="5112"/>
+          </w:tcPr>
+          <w:p>
+            <w:r>
+              <w:t>Aggregate primary result</w:t>
+            </w:r>
+          </w:p>
+        </w:tc>
+        <w:tc>
+          <w:tcPr>
+            <w:tcW w:type="dxa" w:w="5112"/>
+          </w:tcPr>
+          <w:p>
+            <w:r>
+              <w:t>Fourteen of twenty, or seventy percent</w:t>
+            </w:r>
+          </w:p>
+        </w:tc>
+      </w:tr>
+      <w:tr>
+        <w:tc>
+          <w:tcPr>
+            <w:tcW w:type="dxa" w:w="5112"/>
+          </w:tcPr>
+          <w:p>
+            <w:r>
+              <w:t>Remaining six cases</w:t>
+            </w:r>
+          </w:p>
+        </w:tc>
+        <w:tc>
+          <w:tcPr>
+            <w:tcW w:type="dxa" w:w="5112"/>
+          </w:tcPr>
+          <w:p>
+            <w:r>
+              <w:t>Show actual failure/unassessed record when available; do not invent breakdown</w:t>
+            </w:r>
+          </w:p>
+        </w:tc>
+      </w:tr>
+      <w:tr>
+        <w:tc>
+          <w:tcPr>
+            <w:tcW w:type="dxa" w:w="5112"/>
+          </w:tcPr>
+          <w:p>
+            <w:r>
+              <w:t>Claim best output is representative</w:t>
+            </w:r>
+          </w:p>
+        </w:tc>
+        <w:tc>
+          <w:tcPr>
+            <w:tcW w:type="dxa" w:w="5112"/>
+          </w:tcPr>
+          <w:p>
+            <w:r>
+              <w:t>Not established by selecting it</w:t>
+            </w:r>
+          </w:p>
+        </w:tc>
+      </w:tr>
+      <w:tr>
+        <w:tc>
+          <w:tcPr>
+            <w:tcW w:type="dxa" w:w="5112"/>
+          </w:tcPr>
+          <w:p>
+            <w:r>
+              <w:t>Failure/limitation slide</w:t>
+            </w:r>
+          </w:p>
+        </w:tc>
+        <w:tc>
+          <w:tcPr>
+            <w:tcW w:type="dxa" w:w="5112"/>
+          </w:tcPr>
+          <w:p>
+            <w:r>
+              <w:t>Retain concrete supplied evidence and gaps</w:t>
+            </w:r>
+          </w:p>
+        </w:tc>
+      </w:tr>
+      <w:tr>
+        <w:tc>
+          <w:tcPr>
+            <w:tcW w:type="dxa" w:w="5112"/>
+          </w:tcPr>
+          <w:p>
+            <w:r>
+              <w:t>Next question</w:t>
+            </w:r>
+          </w:p>
+        </w:tc>
+        <w:tc>
+          <w:tcPr>
+            <w:tcW w:type="dxa" w:w="5112"/>
+          </w:tcPr>
+          <w:p>
+            <w:r>
+              <w:t>Propose a bounded test, with not-run status</w:t>
+            </w:r>
+          </w:p>
+        </w:tc>
+      </w:tr>
+      <w:tr>
+        <w:tc>
+          <w:tcPr>
+            <w:tcW w:type="dxa" w:w="5112"/>
+          </w:tcPr>
+          <w:p>
+            <w:r>
+              <w:t>Audience question outside scope</w:t>
+            </w:r>
+          </w:p>
+        </w:tc>
+        <w:tc>
+          <w:tcPr>
+            <w:tcW w:type="dxa" w:w="5112"/>
+          </w:tcPr>
+          <w:p>
+            <w:r>
+              <w:t>Locate evidence or state it is absent</w:t>
+            </w:r>
+          </w:p>
+        </w:tc>
+      </w:tr>
+    </w:tbl>
+    <w:p>
+      <w:pPr>
+        <w:pStyle w:val="Heading2"/>
+      </w:pPr>
+      <w:r>
+        <w:t>State the scope and explain the visual</w:t>
+      </w:r>
+    </w:p>
+    <w:p>
+      <w:pPr>
+        <w:spacing w:line="336" w:lineRule="auto" w:after="180"/>
+      </w:pPr>
+      <w:r>
+        <w:rPr>
+          <w:b w:val="0"/>
+        </w:rPr>
+        <w:t xml:space="preserve">Before applying the procedure, write its units, denominator or decision boundary where relevant. A partner should be able to repeat each step using the same </w:t>
       </w:r>
       <w:r>
         <w:rPr>
@@ -288,50 +1000,30 @@
         <w:rPr>
           <w:b w:val="0"/>
         </w:rPr>
-        <w:t xml:space="preserve"> conditions and </w:t>
+        <w:t>s.</w:t>
+      </w:r>
+    </w:p>
+    <w:p>
+      <w:pPr>
+        <w:spacing w:line="336" w:lineRule="auto" w:after="180"/>
+      </w:pPr>
+      <w:r>
+        <w:rPr>
+          <w:b w:val="0"/>
+        </w:rPr>
+        <w:t xml:space="preserve">If a required </w:t>
       </w:r>
       <w:r>
         <w:rPr>
           <w:b/>
         </w:rPr>
-        <w:t>evidence</w:t>
+        <w:t>input</w:t>
       </w:r>
       <w:r>
         <w:rPr>
           <w:b w:val="0"/>
         </w:rPr>
-        <w:t xml:space="preserve"> source before it can support a claim.</w:t>
-      </w:r>
-    </w:p>
-    <w:p>
-      <w:pPr>
-        <w:pStyle w:val="Heading3"/>
-      </w:pPr>
-      <w:r>
-        <w:t>My starting explanation</w:t>
-      </w:r>
-    </w:p>
-    <w:p>
-      <w:r>
-        <w:t>________________________________________________________________</w:t>
-      </w:r>
-    </w:p>
-    <w:p>
-      <w:r>
-        <w:t>________________________________________________________________</w:t>
-      </w:r>
-    </w:p>
-    <w:p>
-      <w:r>
-        <w:t>________________________________________________________________</w:t>
-      </w:r>
-    </w:p>
-    <w:p>
-      <w:pPr>
-        <w:pStyle w:val="Heading3"/>
-      </w:pPr>
-      <w:r>
-        <w:t>This week’s end goal</w:t>
+        <w:t xml:space="preserve"> is absent or violates the stated contract, record that condition explicitly instead of quietly replacing it with a convenient value.</w:t>
       </w:r>
     </w:p>
     <w:p>
@@ -342,136 +1034,27 @@
         <w:rPr>
           <w:b w:val="0"/>
         </w:rPr>
-        <w:t xml:space="preserve">Explain presentation and </w:t>
+        <w:t xml:space="preserve">Point to the </w:t>
       </w:r>
       <w:r>
         <w:rPr>
           <w:b/>
         </w:rPr>
-        <w:t>challenge session</w:t>
+        <w:t>input</w:t>
       </w:r>
       <w:r>
         <w:rPr>
           <w:b w:val="0"/>
         </w:rPr>
-        <w:t xml:space="preserve"> using the records and boundaries of this fictional investigation.</w:t>
-      </w:r>
-    </w:p>
-    <w:p>
-      <w:pPr>
-        <w:pStyle w:val="Heading1"/>
-      </w:pPr>
-      <w:r>
-        <w:t>02. Notice the evidence</w:t>
-      </w:r>
-    </w:p>
-    <w:p>
-      <w:r>
-        <w:t>Investigate the supplied Presentation and challenge session case. Separate observations, given facts and assumptions before choosing an explanation.</w:t>
-      </w:r>
-    </w:p>
-    <w:p>
-      <w:pPr>
-        <w:spacing w:line="336" w:lineRule="auto" w:after="180"/>
-      </w:pPr>
-      <w:r>
-        <w:rPr>
-          <w:b w:val="0"/>
-        </w:rPr>
-        <w:t xml:space="preserve">A presentation should make the </w:t>
-      </w:r>
-      <w:r>
-        <w:rPr>
-          <w:b/>
-        </w:rPr>
-        <w:t>evidence</w:t>
-      </w:r>
-      <w:r>
-        <w:rPr>
-          <w:b w:val="0"/>
-        </w:rPr>
-        <w:t xml:space="preserve"> easy to challenge. Show the baseline, scope, negative cases and uncertainties instead of only a best example.</w:t>
-      </w:r>
-    </w:p>
-    <w:p>
-      <w:pPr>
-        <w:spacing w:line="336" w:lineRule="auto" w:after="180"/>
-      </w:pPr>
-      <w:r>
-        <w:rPr>
-          <w:b w:val="0"/>
-        </w:rPr>
-        <w:t>Begin by writing the question the procedure is intended to answer. Identify the information already supplied, the information it will produce and the information still missing.</w:t>
-      </w:r>
-    </w:p>
-    <w:p>
-      <w:pPr>
-        <w:spacing w:line="336" w:lineRule="auto" w:after="180"/>
-      </w:pPr>
-      <w:r>
-        <w:rPr>
-          <w:b w:val="0"/>
-        </w:rPr>
-        <w:t>These are constructed classroom examples; they do not require live accounts, private records or an external service. Do not treat a plausible explanation as a measured outcome.</w:t>
-      </w:r>
-    </w:p>
-    <w:p>
-      <w:pPr>
-        <w:pStyle w:val="Heading3"/>
-      </w:pPr>
-      <w:r>
-        <w:t>List the given facts and one fact that is not supplied.</w:t>
-      </w:r>
-    </w:p>
-    <w:p>
-      <w:r>
-        <w:t>________________________________________________________________</w:t>
-      </w:r>
-    </w:p>
-    <w:p>
-      <w:r>
-        <w:t>________________________________________________________________</w:t>
-      </w:r>
-    </w:p>
-    <w:p>
-      <w:r>
-        <w:t>________________________________________________________________</w:t>
-      </w:r>
-    </w:p>
-    <w:p>
-      <w:pPr>
-        <w:pStyle w:val="Heading1"/>
-      </w:pPr>
-      <w:r>
-        <w:t>03. See how it works</w:t>
-      </w:r>
-    </w:p>
-    <w:p>
-      <w:r>
-        <w:t>Follow the mechanism for Presentation and challenge session. Connect each labelled input, deciding step and result.</w:t>
-      </w:r>
-    </w:p>
-    <w:p>
-      <w:pPr>
-        <w:spacing w:line="336" w:lineRule="auto" w:after="180"/>
-      </w:pPr>
-      <w:r>
-        <w:rPr>
-          <w:b w:val="0"/>
-        </w:rPr>
-        <w:t xml:space="preserve">Use a short sequence:question, design, primary result, failure, limitation, next question. Answer unfamiliar challenges by locating </w:t>
-      </w:r>
-      <w:r>
-        <w:rPr>
-          <w:b/>
-        </w:rPr>
-        <w:t>evidence</w:t>
-      </w:r>
-      <w:r>
-        <w:rPr>
-          <w:b w:val="0"/>
-        </w:rPr>
-        <w:t xml:space="preserve"> or stating it is missing.</w:t>
+        <w:t>, the deciding step and the result in this week’s visual. Explain the same step in ordinary words. A picture helps when you can say what each part represents.</w:t>
+      </w:r>
+    </w:p>
+    <w:p>
+      <w:pPr>
+        <w:pStyle w:val="Heading2"/>
+      </w:pPr>
+      <w:r>
+        <w:t>Earlier wording, alternatives and picture transcripts · reference / check after trying</w:t>
       </w:r>
     </w:p>
     <w:p>
@@ -535,7 +1118,7 @@
           </w:tcPr>
           <w:p>
             <w:r>
-              <w:t>A presenter shows one perfect output after a20-case study with14 passes.</w:t>
+              <w:t>A presenter shows one perfect output after a 20-case study with 14 passes.</w:t>
             </w:r>
           </w:p>
         </w:tc>
@@ -555,7 +1138,7 @@
           </w:tcPr>
           <w:p>
             <w:r>
-              <w:t>The demonstration is one example; study rate70%. Present aggregate and failures and do not call the best output representative without evidence.</w:t>
+              <w:t>The demonstration is one example; study rate 70%. Present aggregate and failures and do not call the best output representative without evidence.</w:t>
             </w:r>
           </w:p>
         </w:tc>
@@ -568,13 +1151,274 @@
     </w:p>
     <w:p>
       <w:pPr>
+        <w:pStyle w:val="Heading3"/>
+      </w:pPr>
+      <w:r>
+        <w:t>Connect the picture and the explanation</w:t>
+      </w:r>
+    </w:p>
+    <w:p>
+      <w:pPr>
+        <w:pStyle w:val="Heading1"/>
+      </w:pPr>
+      <w:r>
+        <w:t>04. Predict the changed case before reading the explanation</w:t>
+      </w:r>
+    </w:p>
+    <w:p>
+      <w:r>
+        <w:t>Keep the rule and evidence boundary visible.</w:t>
+      </w:r>
+    </w:p>
+    <w:p>
+      <w:pPr>
+        <w:pStyle w:val="Heading2"/>
+      </w:pPr>
+      <w:r>
+        <w:t>Main task and response</w:t>
+      </w:r>
+    </w:p>
+    <w:p>
+      <w:pPr>
+        <w:pStyle w:val="ListBullet"/>
+      </w:pPr>
+      <w:r>
+        <w:t>A presenter shows one perfect output after a 20-case study with 14 passes. Show the intermediate steps and give the conclusion with its scope.</w:t>
+      </w:r>
+    </w:p>
+    <w:p>
+      <w:pPr>
+        <w:pStyle w:val="Heading3"/>
+      </w:pPr>
+      <w:r>
+        <w:t>Keep the procedure fixed. Explain what changed in the inputs and result.</w:t>
+      </w:r>
+    </w:p>
+    <w:p>
+      <w:r>
+        <w:t>________________________________________________________________</w:t>
+      </w:r>
+    </w:p>
+    <w:p>
+      <w:r>
+        <w:t>________________________________________________________________</w:t>
+      </w:r>
+    </w:p>
+    <w:p>
+      <w:r>
+        <w:t>________________________________________________________________</w:t>
+      </w:r>
+    </w:p>
+    <w:p>
+      <w:r>
+        <w:t>________________________________________________________________</w:t>
+      </w:r>
+    </w:p>
+    <w:p>
+      <w:r>
+        <w:t>________________________________________________________________</w:t>
+      </w:r>
+    </w:p>
+    <w:p>
+      <w:pPr>
+        <w:pStyle w:val="Heading2"/>
+      </w:pPr>
+      <w:r>
+        <w:t>Predict the pictured change</w:t>
+      </w:r>
+    </w:p>
+    <w:p>
+      <w:pPr>
+        <w:pStyle w:val="ListBullet"/>
+      </w:pPr>
+      <w:r>
+        <w:t>Change: The reviewer shows one camera-B success.</w:t>
+      </w:r>
+    </w:p>
+    <w:p>
+      <w:pPr>
+        <w:pStyle w:val="Heading2"/>
+      </w:pPr>
+      <w:r>
+        <w:t>Check after predicting · reference / check after trying</w:t>
+      </w:r>
+    </w:p>
+    <w:p>
+      <w:pPr>
         <w:spacing w:line="336" w:lineRule="auto" w:after="180"/>
       </w:pPr>
+      <w:r>
+        <w:rPr>
+          <w:b/>
+        </w:rPr>
+        <w:t>Prediction</w:t>
+      </w:r>
       <w:r>
         <w:rPr>
           <w:b w:val="0"/>
         </w:rPr>
-        <w:t xml:space="preserve">Before applying the procedure, write its units, denominator or decision boundary where relevant. A partner should be able to repeat each step using the same </w:t>
+        <w:t>: That is one demonstration, not an estimate of broad camera-B reliability.</w:t>
+      </w:r>
+    </w:p>
+    <w:p>
+      <w:pPr>
+        <w:spacing w:line="336" w:lineRule="auto" w:after="180"/>
+      </w:pPr>
+      <w:r>
+        <w:rPr>
+          <w:b w:val="0"/>
+        </w:rPr>
+        <w:t xml:space="preserve">Reason: One selected </w:t>
+      </w:r>
+      <w:r>
+        <w:rPr>
+          <w:b/>
+        </w:rPr>
+        <w:t>observation</w:t>
+      </w:r>
+      <w:r>
+        <w:rPr>
+          <w:b w:val="0"/>
+        </w:rPr>
+        <w:t xml:space="preserve"> does not represent the full proposed condition.</w:t>
+      </w:r>
+    </w:p>
+    <w:p>
+      <w:pPr>
+        <w:pStyle w:val="Heading2"/>
+      </w:pPr>
+      <w:r>
+        <w:t>Earlier wording, alternatives and picture transcripts · reference / check after trying</w:t>
+      </w:r>
+    </w:p>
+    <w:p>
+      <w:pPr>
+        <w:pStyle w:val="Heading3"/>
+      </w:pPr>
+      <w:r>
+        <w:t>Compare a familiar case with a changed case</w:t>
+      </w:r>
+    </w:p>
+    <w:p>
+      <w:pPr>
+        <w:pStyle w:val="Heading3"/>
+      </w:pPr>
+      <w:r>
+        <w:t>Change one thing in the pictured case</w:t>
+      </w:r>
+    </w:p>
+    <w:p>
+      <w:pPr>
+        <w:pStyle w:val="Heading1"/>
+      </w:pPr>
+      <w:r>
+        <w:t>06. Connect the main result with the separate pictured case</w:t>
+      </w:r>
+    </w:p>
+    <w:p>
+      <w:r>
+        <w:t>Keep the two scenarios and their supplied evidence distinct.</w:t>
+      </w:r>
+    </w:p>
+    <w:p>
+      <w:pPr>
+        <w:pStyle w:val="Heading2"/>
+      </w:pPr>
+      <w:r>
+        <w:t>Main case and original checked reasoning</w:t>
+      </w:r>
+    </w:p>
+    <w:p>
+      <w:pPr>
+        <w:spacing w:line="336" w:lineRule="auto" w:after="180"/>
+      </w:pPr>
+      <w:r>
+        <w:rPr>
+          <w:b w:val="0"/>
+        </w:rPr>
+        <w:t xml:space="preserve">A presenter shows one perfect </w:t>
+      </w:r>
+      <w:r>
+        <w:rPr>
+          <w:b/>
+        </w:rPr>
+        <w:t>output</w:t>
+      </w:r>
+      <w:r>
+        <w:rPr>
+          <w:b w:val="0"/>
+        </w:rPr>
+        <w:t xml:space="preserve"> after a 20-case study with 14 passes.</w:t>
+      </w:r>
+    </w:p>
+    <w:p>
+      <w:pPr>
+        <w:spacing w:line="336" w:lineRule="auto" w:after="180"/>
+      </w:pPr>
+      <w:r>
+        <w:rPr>
+          <w:b w:val="0"/>
+        </w:rPr>
+        <w:t xml:space="preserve">The demonstration is one example; study rate </w:t>
+      </w:r>
+      <w:r>
+        <w:rPr>
+          <w:b/>
+        </w:rPr>
+        <w:t>70%</w:t>
+      </w:r>
+      <w:r>
+        <w:rPr>
+          <w:b w:val="0"/>
+        </w:rPr>
+        <w:t xml:space="preserve">. Present aggregate and failures and do not call the best </w:t>
+      </w:r>
+      <w:r>
+        <w:rPr>
+          <w:b/>
+        </w:rPr>
+        <w:t>output</w:t>
+      </w:r>
+      <w:r>
+        <w:rPr>
+          <w:b w:val="0"/>
+        </w:rPr>
+        <w:t xml:space="preserve"> representative without </w:t>
+      </w:r>
+      <w:r>
+        <w:rPr>
+          <w:b/>
+        </w:rPr>
+        <w:t>evidence</w:t>
+      </w:r>
+      <w:r>
+        <w:rPr>
+          <w:b w:val="0"/>
+        </w:rPr>
+        <w:t>.</w:t>
+      </w:r>
+    </w:p>
+    <w:p>
+      <w:pPr>
+        <w:spacing w:line="336" w:lineRule="auto" w:after="180"/>
+      </w:pPr>
+      <w:r>
+        <w:rPr>
+          <w:b w:val="0"/>
+        </w:rPr>
+        <w:t xml:space="preserve">Compare the intermediate </w:t>
+      </w:r>
+      <w:r>
+        <w:rPr>
+          <w:b/>
+        </w:rPr>
+        <w:t>evidence</w:t>
+      </w:r>
+      <w:r>
+        <w:rPr>
+          <w:b w:val="0"/>
+        </w:rPr>
+        <w:t xml:space="preserve"> with the final statement. Explain why each number or decision follows from the stated </w:t>
       </w:r>
       <w:r>
         <w:rPr>
@@ -597,7 +1441,7 @@
         <w:rPr>
           <w:b w:val="0"/>
         </w:rPr>
-        <w:t xml:space="preserve">If a required </w:t>
+        <w:t xml:space="preserve">The conclusion belongs to this scenario and procedure; changing the </w:t>
       </w:r>
       <w:r>
         <w:rPr>
@@ -609,15 +1453,15 @@
         <w:rPr>
           <w:b w:val="0"/>
         </w:rPr>
-        <w:t xml:space="preserve"> is absent or violates the stated contract, record that condition explicitly instead of quietly replacing it with a convenient value.</w:t>
-      </w:r>
-    </w:p>
-    <w:p>
-      <w:pPr>
-        <w:pStyle w:val="Heading3"/>
-      </w:pPr>
-      <w:r>
-        <w:t>Connect the picture and the explanation</w:t>
+        <w:t>s, evaluation population or authority can change what it establishes. Retain the raw record so a later revision can be compared honestly.</w:t>
+      </w:r>
+    </w:p>
+    <w:p>
+      <w:pPr>
+        <w:pStyle w:val="Heading2"/>
+      </w:pPr>
+      <w:r>
+        <w:t>Separate pictured inputs and complete explanation</w:t>
       </w:r>
     </w:p>
     <w:p>
@@ -628,391 +1472,7 @@
         <w:rPr>
           <w:b w:val="0"/>
         </w:rPr>
-        <w:t xml:space="preserve">Point to the </w:t>
-      </w:r>
-      <w:r>
-        <w:rPr>
-          <w:b/>
-        </w:rPr>
-        <w:t>input</w:t>
-      </w:r>
-      <w:r>
-        <w:rPr>
-          <w:b w:val="0"/>
-        </w:rPr>
-        <w:t>, the deciding step and the result in this week’s visual. Explain the same step in ordinary words. A picture helps when you can say what each part represents.</w:t>
-      </w:r>
-    </w:p>
-    <w:p>
-      <w:pPr>
-        <w:pStyle w:val="Heading1"/>
-      </w:pPr>
-      <w:r>
-        <w:t>04. Compare the cases</w:t>
-      </w:r>
-    </w:p>
-    <w:p>
-      <w:r>
-        <w:t>Compare the supplied cases for Presentation and challenge session. Identify the detail that changes the conclusion.</w:t>
-      </w:r>
-    </w:p>
-    <w:p>
-      <w:pPr>
-        <w:pStyle w:val="Heading3"/>
-      </w:pPr>
-      <w:r>
-        <w:t>Compare a familiar case with a changed case</w:t>
-      </w:r>
-    </w:p>
-    <w:p>
-      <w:pPr>
-        <w:spacing w:line="336" w:lineRule="auto" w:after="180"/>
-      </w:pPr>
-      <w:r>
-        <w:rPr>
-          <w:b w:val="0"/>
-        </w:rPr>
-        <w:t xml:space="preserve">A presenter shows one perfect </w:t>
-      </w:r>
-      <w:r>
-        <w:rPr>
-          <w:b/>
-        </w:rPr>
-        <w:t>output</w:t>
-      </w:r>
-      <w:r>
-        <w:rPr>
-          <w:b w:val="0"/>
-        </w:rPr>
-        <w:t xml:space="preserve"> after a20-case study with14 passes. Show the intermediate steps and give the conclusion with its scope.</w:t>
-      </w:r>
-    </w:p>
-    <w:p>
-      <w:pPr>
-        <w:pStyle w:val="Heading3"/>
-      </w:pPr>
-      <w:r>
-        <w:t>Keep the procedure fixed. Explain what changed in the inputs and result.</w:t>
-      </w:r>
-    </w:p>
-    <w:p>
-      <w:r>
-        <w:t>________________________________________________________________</w:t>
-      </w:r>
-    </w:p>
-    <w:p>
-      <w:r>
-        <w:t>________________________________________________________________</w:t>
-      </w:r>
-    </w:p>
-    <w:p>
-      <w:r>
-        <w:t>________________________________________________________________</w:t>
-      </w:r>
-    </w:p>
-    <w:p>
-      <w:r>
-        <w:t>________________________________________________________________</w:t>
-      </w:r>
-    </w:p>
-    <w:p>
-      <w:r>
-        <w:t>________________________________________________________________</w:t>
-      </w:r>
-    </w:p>
-    <w:p>
-      <w:pPr>
-        <w:pStyle w:val="Heading3"/>
-      </w:pPr>
-      <w:r>
-        <w:t>Change one thing in the pictured case</w:t>
-      </w:r>
-    </w:p>
-    <w:p>
-      <w:pPr>
-        <w:pStyle w:val="Heading3"/>
-      </w:pPr>
-      <w:r>
-        <w:t>Change one thing</w:t>
-      </w:r>
-    </w:p>
-    <w:p>
-      <w:pPr>
-        <w:spacing w:line="336" w:lineRule="auto" w:after="180"/>
-        <w:shd w:fill="F5F1FB"/>
-      </w:pPr>
-      <w:r>
-        <w:rPr>
-          <w:b w:val="0"/>
-        </w:rPr>
-        <w:t>Change: The reviewer shows one camera-B success.</w:t>
-      </w:r>
-    </w:p>
-    <w:p>
-      <w:pPr>
-        <w:pStyle w:val="Heading3"/>
-      </w:pPr>
-      <w:r>
-        <w:t>Predicted result</w:t>
-      </w:r>
-    </w:p>
-    <w:p>
-      <w:pPr>
-        <w:spacing w:line="336" w:lineRule="auto" w:after="180"/>
-        <w:shd w:fill="F1F6FC"/>
-      </w:pPr>
-      <w:r>
-        <w:rPr>
-          <w:b/>
-        </w:rPr>
-        <w:t>Prediction</w:t>
-      </w:r>
-      <w:r>
-        <w:rPr>
-          <w:b w:val="0"/>
-        </w:rPr>
-        <w:t>: That is one demonstration, not an estimate of broad camera-B reliability.</w:t>
-      </w:r>
-    </w:p>
-    <w:p>
-      <w:pPr>
-        <w:pStyle w:val="Heading3"/>
-      </w:pPr>
-      <w:r>
-        <w:t>Why the result follows</w:t>
-      </w:r>
-    </w:p>
-    <w:p>
-      <w:pPr>
-        <w:spacing w:line="336" w:lineRule="auto" w:after="180"/>
-        <w:shd w:fill="F1F6FC"/>
-      </w:pPr>
-      <w:r>
-        <w:rPr>
-          <w:b w:val="0"/>
-        </w:rPr>
-        <w:t xml:space="preserve">Reason: One selected </w:t>
-      </w:r>
-      <w:r>
-        <w:rPr>
-          <w:b/>
-        </w:rPr>
-        <w:t>observation</w:t>
-      </w:r>
-      <w:r>
-        <w:rPr>
-          <w:b w:val="0"/>
-        </w:rPr>
-        <w:t xml:space="preserve"> does not represent the full proposed condition.</w:t>
-      </w:r>
-    </w:p>
-    <w:p>
-      <w:pPr>
-        <w:pStyle w:val="Heading1"/>
-      </w:pPr>
-      <w:r>
-        <w:t>05. Words that unlock the idea</w:t>
-      </w:r>
-    </w:p>
-    <w:p>
-      <w:r>
-        <w:t>Use the vocabulary of Presentation and challenge session to explain a concrete decision, rather than only memorising definitions.</w:t>
-      </w:r>
-    </w:p>
-    <w:tbl>
-      <w:tblPr>
-        <w:tblStyle w:val="LightShading-Accent1"/>
-        <w:tblW w:type="auto" w:w="0"/>
-        <w:tblLook w:firstColumn="1" w:firstRow="1" w:lastColumn="0" w:lastRow="0" w:noHBand="0" w:noVBand="1" w:val="04A0"/>
-      </w:tblPr>
-      <w:tblGrid>
-        <w:gridCol w:w="5112"/>
-        <w:gridCol w:w="5112"/>
-      </w:tblGrid>
-      <w:tr>
-        <w:trPr>
-          <w:tblHeader/>
-        </w:trPr>
-        <w:tc>
-          <w:tcPr>
-            <w:tcW w:type="dxa" w:w="5112"/>
-          </w:tcPr>
-          <w:p>
-            <w:r>
-              <w:t>Word</w:t>
-            </w:r>
-          </w:p>
-        </w:tc>
-        <w:tc>
-          <w:tcPr>
-            <w:tcW w:type="dxa" w:w="5112"/>
-          </w:tcPr>
-          <w:p>
-            <w:r>
-              <w:t>Meaning</w:t>
-            </w:r>
-          </w:p>
-        </w:tc>
-      </w:tr>
-      <w:tr>
-        <w:tc>
-          <w:tcPr>
-            <w:tcW w:type="dxa" w:w="5112"/>
-          </w:tcPr>
-          <w:p>
-            <w:r>
-              <w:t>Challenge session</w:t>
-            </w:r>
-          </w:p>
-        </w:tc>
-        <w:tc>
-          <w:tcPr>
-            <w:tcW w:type="dxa" w:w="5112"/>
-          </w:tcPr>
-          <w:p>
-            <w:r>
-              <w:t>Questions testing the basis of a presentation</w:t>
-            </w:r>
-          </w:p>
-        </w:tc>
-      </w:tr>
-      <w:tr>
-        <w:tc>
-          <w:tcPr>
-            <w:tcW w:type="dxa" w:w="5112"/>
-          </w:tcPr>
-          <w:p>
-            <w:r>
-              <w:t>Representative example</w:t>
-            </w:r>
-          </w:p>
-        </w:tc>
-        <w:tc>
-          <w:tcPr>
-            <w:tcW w:type="dxa" w:w="5112"/>
-          </w:tcPr>
-          <w:p>
-            <w:r>
-              <w:t>An example whose selection is justified for the stated purpose</w:t>
-            </w:r>
-          </w:p>
-        </w:tc>
-      </w:tr>
-      <w:tr>
-        <w:tc>
-          <w:tcPr>
-            <w:tcW w:type="dxa" w:w="5112"/>
-          </w:tcPr>
-          <w:p>
-            <w:r>
-              <w:t>Evidence response</w:t>
-            </w:r>
-          </w:p>
-        </w:tc>
-        <w:tc>
-          <w:tcPr>
-            <w:tcW w:type="dxa" w:w="5112"/>
-          </w:tcPr>
-          <w:p>
-            <w:r>
-              <w:t>An answer grounded in records or explicit absence</w:t>
-            </w:r>
-          </w:p>
-        </w:tc>
-      </w:tr>
-    </w:tbl>
-    <w:p>
-      <w:pPr>
-        <w:pStyle w:val="Heading3"/>
-      </w:pPr>
-      <w:r>
-        <w:t>Use two terms to explain a step in this week’s example.</w:t>
-      </w:r>
-    </w:p>
-    <w:p>
-      <w:r>
-        <w:t>________________________________________________________________</w:t>
-      </w:r>
-    </w:p>
-    <w:p>
-      <w:r>
-        <w:t>________________________________________________________________</w:t>
-      </w:r>
-    </w:p>
-    <w:p>
-      <w:r>
-        <w:t>________________________________________________________________</w:t>
-      </w:r>
-    </w:p>
-    <w:p>
-      <w:pPr>
-        <w:pStyle w:val="Heading1"/>
-      </w:pPr>
-      <w:r>
-        <w:t>06. Follow a worked example</w:t>
-      </w:r>
-    </w:p>
-    <w:p>
-      <w:r>
-        <w:t>Follow the worked trace for Presentation and challenge session, predict a step, then compare with its explanation.</w:t>
-      </w:r>
-    </w:p>
-    <w:p>
-      <w:pPr>
-        <w:spacing w:line="336" w:lineRule="auto" w:after="180"/>
-      </w:pPr>
-      <w:r>
-        <w:rPr>
-          <w:b w:val="0"/>
-        </w:rPr>
-        <w:t xml:space="preserve">A presenter shows one perfect </w:t>
-      </w:r>
-      <w:r>
-        <w:rPr>
-          <w:b/>
-        </w:rPr>
-        <w:t>output</w:t>
-      </w:r>
-      <w:r>
-        <w:rPr>
-          <w:b w:val="0"/>
-        </w:rPr>
-        <w:t xml:space="preserve"> after a20-case study with14 passes.</w:t>
-      </w:r>
-    </w:p>
-    <w:p>
-      <w:pPr>
-        <w:spacing w:line="336" w:lineRule="auto" w:after="180"/>
-      </w:pPr>
-      <w:r>
-        <w:rPr>
-          <w:b w:val="0"/>
-        </w:rPr>
-        <w:t>The demonstration is one example; study rate</w:t>
-      </w:r>
-      <w:r>
-        <w:rPr>
-          <w:b/>
-        </w:rPr>
-        <w:t>70%</w:t>
-      </w:r>
-      <w:r>
-        <w:rPr>
-          <w:b w:val="0"/>
-        </w:rPr>
-        <w:t xml:space="preserve">. Present aggregate and failures and do not call the best </w:t>
-      </w:r>
-      <w:r>
-        <w:rPr>
-          <w:b/>
-        </w:rPr>
-        <w:t>output</w:t>
-      </w:r>
-      <w:r>
-        <w:rPr>
-          <w:b w:val="0"/>
-        </w:rPr>
-        <w:t xml:space="preserve"> representative without </w:t>
+        <w:t xml:space="preserve">Answer a challenge without inventing </w:t>
       </w:r>
       <w:r>
         <w:rPr>
@@ -1024,147 +1484,12 @@
         <w:rPr>
           <w:b w:val="0"/>
         </w:rPr>
-        <w:t>.</w:t>
-      </w:r>
-    </w:p>
-    <w:p>
-      <w:pPr>
-        <w:pStyle w:val="Heading3"/>
-      </w:pPr>
-      <w:r>
-        <w:t>Worked explanation · Presentation and challenge session</w:t>
+        <w:t>. At the presentation, a reviewer asks whether the model works on a different camera.</w:t>
       </w:r>
     </w:p>
     <w:p>
       <w:pPr>
         <w:spacing w:line="336" w:lineRule="auto" w:after="180"/>
-        <w:shd w:fill="F1F6FC"/>
-      </w:pPr>
-      <w:r>
-        <w:rPr>
-          <w:b w:val="0"/>
-        </w:rPr>
-        <w:t xml:space="preserve">Compare the intermediate </w:t>
-      </w:r>
-      <w:r>
-        <w:rPr>
-          <w:b/>
-        </w:rPr>
-        <w:t>evidence</w:t>
-      </w:r>
-      <w:r>
-        <w:rPr>
-          <w:b w:val="0"/>
-        </w:rPr>
-        <w:t xml:space="preserve"> with the final statement. Explain why each number or decision follows from the stated </w:t>
-      </w:r>
-      <w:r>
-        <w:rPr>
-          <w:b/>
-        </w:rPr>
-        <w:t>input</w:t>
-      </w:r>
-      <w:r>
-        <w:rPr>
-          <w:b w:val="0"/>
-        </w:rPr>
-        <w:t>s.</w:t>
-      </w:r>
-    </w:p>
-    <w:p>
-      <w:pPr>
-        <w:spacing w:line="336" w:lineRule="auto" w:after="180"/>
-        <w:shd w:fill="F1F6FC"/>
-      </w:pPr>
-      <w:r>
-        <w:rPr>
-          <w:b w:val="0"/>
-        </w:rPr>
-        <w:t xml:space="preserve">The conclusion belongs to this scenario and procedure; changing the </w:t>
-      </w:r>
-      <w:r>
-        <w:rPr>
-          <w:b/>
-        </w:rPr>
-        <w:t>input</w:t>
-      </w:r>
-      <w:r>
-        <w:rPr>
-          <w:b w:val="0"/>
-        </w:rPr>
-        <w:t>s, evaluation population or authority can change what it establishes. Retain the raw record so a later revision can be compared honestly.</w:t>
-      </w:r>
-    </w:p>
-    <w:p>
-      <w:pPr>
-        <w:pStyle w:val="Heading3"/>
-      </w:pPr>
-      <w:r>
-        <w:t>Learn from the worked case</w:t>
-      </w:r>
-    </w:p>
-    <w:p>
-      <w:pPr>
-        <w:spacing w:line="336" w:lineRule="auto" w:after="180"/>
-      </w:pPr>
-      <w:r>
-        <w:rPr>
-          <w:b w:val="0"/>
-        </w:rPr>
-        <w:t>Cover the result before checking it. Say what is given, choose the procedure, and follow one step at a time. Then uncover the result and explain your first mismatch. Ask why a step is allowed, not only what number it produces.</w:t>
-      </w:r>
-    </w:p>
-    <w:p>
-      <w:pPr>
-        <w:pStyle w:val="Heading3"/>
-      </w:pPr>
-      <w:r>
-        <w:t>A pictorial worked case: Presentation and challenge session</w:t>
-      </w:r>
-    </w:p>
-    <w:p>
-      <w:pPr>
-        <w:spacing w:line="336" w:lineRule="auto" w:after="180"/>
-      </w:pPr>
-      <w:r>
-        <w:rPr>
-          <w:b w:val="0"/>
-        </w:rPr>
-        <w:t xml:space="preserve">Answer a challenge without inventing </w:t>
-      </w:r>
-      <w:r>
-        <w:rPr>
-          <w:b/>
-        </w:rPr>
-        <w:t>evidence</w:t>
-      </w:r>
-      <w:r>
-        <w:rPr>
-          <w:b w:val="0"/>
-        </w:rPr>
-        <w:t>. At the presentation, a reviewer asks whether the model works on a different camera.</w:t>
-      </w:r>
-    </w:p>
-    <w:p>
-      <w:pPr>
-        <w:pStyle w:val="Heading3"/>
-      </w:pPr>
-      <w:r>
-        <w:t>The facts we will use</w:t>
-      </w:r>
-    </w:p>
-    <w:p>
-      <w:pPr>
-        <w:pStyle w:val="Heading3"/>
-      </w:pPr>
-      <w:r>
-        <w:t>Supplied facts</w:t>
-      </w:r>
-    </w:p>
-    <w:p>
-      <w:pPr>
-        <w:spacing w:line="336" w:lineRule="auto" w:after="180"/>
-        <w:shd w:fill="F1F6FC"/>
       </w:pPr>
       <w:r>
         <w:rPr>
@@ -1174,11 +1499,41 @@
       </w:r>
     </w:p>
     <w:p>
+      <w:pPr>
+        <w:spacing w:line="336" w:lineRule="auto" w:after="180"/>
+      </w:pPr>
+      <w:r>
+        <w:rPr>
+          <w:b w:val="0"/>
+        </w:rPr>
+        <w:t>The separate picture’s original project tests twelve camera-A photos and gets ten correct, approximately 83.333%. It contains no camera-B records, so the original study cannot establish performance on camera B. A proposed follow-up uses reserved camera-B cases with labels, source grouping and a fixed scoring rule. In the changed scenario, one camera-B success is displayed.</w:t>
+      </w:r>
+    </w:p>
+    <w:p>
+      <w:pPr>
+        <w:spacing w:line="336" w:lineRule="auto" w:after="180"/>
+      </w:pPr>
+      <w:r>
+        <w:rPr>
+          <w:b w:val="0"/>
+        </w:rPr>
+        <w:t>That provides a single demonstration, not coverage or a broad reliability estimate; do not erase it or pretend it was part of the original study. Keep its selection status separate and continue to state what a planned representative condition test would need.</w:t>
+      </w:r>
+    </w:p>
+    <w:p>
+      <w:pPr>
+        <w:pStyle w:val="Heading2"/>
+      </w:pPr>
+      <w:r>
+        <w:t>Read the labelled representation</w:t>
+      </w:r>
+    </w:p>
+    <w:p>
       <w:r>
         <w:drawing>
           <wp:inline xmlns:a="http://schemas.openxmlformats.org/drawingml/2006/main" xmlns:pic="http://schemas.openxmlformats.org/drawingml/2006/picture">
-            <wp:extent cx="5486400" cy="5185229"/>
-            <wp:docPr id="1" name="Picture 1" descr="Presentation and challenge session. State measured result: Report 10/12 correct on camera A.. Address the challenge: Say camera B performance is not measured.. Propose a valid next test: Use reserved camera-B cases with labels, grouping and a fixed scoring rule."/>
+            <wp:extent cx="5486400" cy="3029913"/>
+            <wp:docPr id="1" name="Picture 1" descr="Original project tests camera A only, ten correct of twelve photos, approximately eighty-three point three three three percent. Camera B originally has no records. A later one-camera-B success is a demonstration, not broad reliability. A reserved labelled camera-B test with fixed scoring is proposed, not run."/>
             <wp:cNvGraphicFramePr>
               <a:graphicFrameLocks noChangeAspect="1"/>
             </wp:cNvGraphicFramePr>
@@ -1186,7 +1541,7 @@
               <a:graphicData uri="http://schemas.openxmlformats.org/drawingml/2006/picture">
                 <pic:pic>
                   <pic:nvPicPr>
-                    <pic:cNvPr id="0" name="academy-visual-ai-7-35.png"/>
+                    <pic:cNvPr id="0" name="ai-7-35-evidence-boundary.png"/>
                     <pic:cNvPicPr/>
                   </pic:nvPicPr>
                   <pic:blipFill>
@@ -1198,7 +1553,43 @@
                   <pic:spPr>
                     <a:xfrm>
                       <a:off x="0" y="0"/>
-                      <a:ext cx="5486400" cy="5185229"/>
+                      <a:ext cx="5486400" cy="3029913"/>
+                    </a:xfrm>
+                    <a:prstGeom prst="rect"/>
+                  </pic:spPr>
+                </pic:pic>
+              </a:graphicData>
+            </a:graphic>
+          </wp:inline>
+        </w:drawing>
+      </w:r>
+    </w:p>
+    <w:p>
+      <w:r>
+        <w:drawing>
+          <wp:inline xmlns:a="http://schemas.openxmlformats.org/drawingml/2006/main" xmlns:pic="http://schemas.openxmlformats.org/drawingml/2006/picture">
+            <wp:extent cx="5486400" cy="3182112"/>
+            <wp:docPr id="2" name="Picture 2" descr="State measured result: Report 10/12 correct on camera A. → Address the challenge: Say camera B performance is not measured. → Propose a valid next test: Use reserved camera-B cases with labels, grouping and a fixed scoring rule."/>
+            <wp:cNvGraphicFramePr>
+              <a:graphicFrameLocks noChangeAspect="1"/>
+            </wp:cNvGraphicFramePr>
+            <a:graphic>
+              <a:graphicData uri="http://schemas.openxmlformats.org/drawingml/2006/picture">
+                <pic:pic>
+                  <pic:nvPicPr>
+                    <pic:cNvPr id="0" name="academy-story-ai-7-35-02.png"/>
+                    <pic:cNvPicPr/>
+                  </pic:nvPicPr>
+                  <pic:blipFill>
+                    <a:blip r:embed="rId10"/>
+                    <a:stretch>
+                      <a:fillRect/>
+                    </a:stretch>
+                  </pic:blipFill>
+                  <pic:spPr>
+                    <a:xfrm>
+                      <a:off x="0" y="0"/>
+                      <a:ext cx="5486400" cy="3182112"/>
                     </a:xfrm>
                     <a:prstGeom prst="rect"/>
                   </pic:spPr>
@@ -1326,24 +1717,7 @@
     </w:p>
     <w:p>
       <w:pPr>
-        <w:pStyle w:val="Heading3"/>
-      </w:pPr>
-      <w:r>
-        <w:t>Why this result follows</w:t>
-      </w:r>
-    </w:p>
-    <w:p>
-      <w:pPr>
-        <w:pStyle w:val="Heading3"/>
-      </w:pPr>
-      <w:r>
-        <w:t>Why the result follows</w:t>
-      </w:r>
-    </w:p>
-    <w:p>
-      <w:pPr>
         <w:spacing w:line="336" w:lineRule="auto" w:after="180"/>
-        <w:shd w:fill="F1F6FC"/>
       </w:pPr>
       <w:r>
         <w:rPr>
@@ -1378,30 +1752,311 @@
     </w:p>
     <w:p>
       <w:pPr>
+        <w:pStyle w:val="Heading2"/>
+      </w:pPr>
+      <w:r>
+        <w:t>Complete picture evidence and limits</w:t>
+      </w:r>
+    </w:p>
+    <w:tbl>
+      <w:tblPr>
+        <w:tblStyle w:val="LightShading-Accent1"/>
+        <w:tblW w:type="auto" w:w="0"/>
+        <w:tblLook w:firstColumn="1" w:firstRow="1" w:lastColumn="0" w:lastRow="0" w:noHBand="0" w:noVBand="1" w:val="04A0"/>
+      </w:tblPr>
+      <w:tblGrid>
+        <w:gridCol w:w="5112"/>
+        <w:gridCol w:w="5112"/>
+      </w:tblGrid>
+      <w:tr>
+        <w:trPr>
+          <w:tblHeader/>
+        </w:trPr>
+        <w:tc>
+          <w:tcPr>
+            <w:tcW w:type="dxa" w:w="5112"/>
+          </w:tcPr>
+          <w:p>
+            <w:r>
+              <w:t>Separate challenge evidence</w:t>
+            </w:r>
+          </w:p>
+        </w:tc>
+        <w:tc>
+          <w:tcPr>
+            <w:tcW w:type="dxa" w:w="5112"/>
+          </w:tcPr>
+          <w:p>
+            <w:r>
+              <w:t>Honest answer</w:t>
+            </w:r>
+          </w:p>
+        </w:tc>
+      </w:tr>
+      <w:tr>
+        <w:tc>
+          <w:tcPr>
+            <w:tcW w:type="dxa" w:w="5112"/>
+          </w:tcPr>
+          <w:p>
+            <w:r>
+              <w:t>Original camera A</w:t>
+            </w:r>
+          </w:p>
+        </w:tc>
+        <w:tc>
+          <w:tcPr>
+            <w:tcW w:type="dxa" w:w="5112"/>
+          </w:tcPr>
+          <w:p>
+            <w:r>
+              <w:t>10/12 correct ≈ 83.333% on those photos</w:t>
+            </w:r>
+          </w:p>
+        </w:tc>
+      </w:tr>
+      <w:tr>
+        <w:tc>
+          <w:tcPr>
+            <w:tcW w:type="dxa" w:w="5112"/>
+          </w:tcPr>
+          <w:p>
+            <w:r>
+              <w:t>Original camera B</w:t>
+            </w:r>
+          </w:p>
+        </w:tc>
+        <w:tc>
+          <w:tcPr>
+            <w:tcW w:type="dxa" w:w="5112"/>
+          </w:tcPr>
+          <w:p>
+            <w:r>
+              <w:t>No records; no supported rate</w:t>
+            </w:r>
+          </w:p>
+        </w:tc>
+      </w:tr>
+      <w:tr>
+        <w:tc>
+          <w:tcPr>
+            <w:tcW w:type="dxa" w:w="5112"/>
+          </w:tcPr>
+          <w:p>
+            <w:r>
+              <w:t>Later displayed B success</w:t>
+            </w:r>
+          </w:p>
+        </w:tc>
+        <w:tc>
+          <w:tcPr>
+            <w:tcW w:type="dxa" w:w="5112"/>
+          </w:tcPr>
+          <w:p>
+            <w:r>
+              <w:t>One demonstrated observation, selection/coverage unknown</w:t>
+            </w:r>
+          </w:p>
+        </w:tc>
+      </w:tr>
+      <w:tr>
+        <w:tc>
+          <w:tcPr>
+            <w:tcW w:type="dxa" w:w="5112"/>
+          </w:tcPr>
+          <w:p>
+            <w:r>
+              <w:t>Can claim broad camera-B reliability?</w:t>
+            </w:r>
+          </w:p>
+        </w:tc>
+        <w:tc>
+          <w:tcPr>
+            <w:tcW w:type="dxa" w:w="5112"/>
+          </w:tcPr>
+          <w:p>
+            <w:r>
+              <w:t>No</w:t>
+            </w:r>
+          </w:p>
+        </w:tc>
+      </w:tr>
+      <w:tr>
+        <w:tc>
+          <w:tcPr>
+            <w:tcW w:type="dxa" w:w="5112"/>
+          </w:tcPr>
+          <w:p>
+            <w:r>
+              <w:t>Proposed test</w:t>
+            </w:r>
+          </w:p>
+        </w:tc>
+        <w:tc>
+          <w:tcPr>
+            <w:tcW w:type="dxa" w:w="5112"/>
+          </w:tcPr>
+          <w:p>
+            <w:r>
+              <w:t>Reserved labelled B cases, grouping and fixed scoring</w:t>
+            </w:r>
+          </w:p>
+        </w:tc>
+      </w:tr>
+      <w:tr>
+        <w:tc>
+          <w:tcPr>
+            <w:tcW w:type="dxa" w:w="5112"/>
+          </w:tcPr>
+          <w:p>
+            <w:r>
+              <w:t>Proposed test status</w:t>
+            </w:r>
+          </w:p>
+        </w:tc>
+        <w:tc>
+          <w:tcPr>
+            <w:tcW w:type="dxa" w:w="5112"/>
+          </w:tcPr>
+          <w:p>
+            <w:r>
+              <w:t>Not run; no result invented</w:t>
+            </w:r>
+          </w:p>
+        </w:tc>
+      </w:tr>
+      <w:tr>
+        <w:tc>
+          <w:tcPr>
+            <w:tcW w:type="dxa" w:w="5112"/>
+          </w:tcPr>
+          <w:p>
+            <w:r>
+              <w:t>Remaining design issues</w:t>
+            </w:r>
+          </w:p>
+        </w:tc>
+        <w:tc>
+          <w:tcPr>
+            <w:tcW w:type="dxa" w:w="5112"/>
+          </w:tcPr>
+          <w:p>
+            <w:r>
+              <w:t>Sampling and uncertainty still need justification</w:t>
+            </w:r>
+          </w:p>
+        </w:tc>
+      </w:tr>
+    </w:tbl>
+    <w:p>
+      <w:pPr>
+        <w:pStyle w:val="Heading2"/>
+      </w:pPr>
+      <w:r>
+        <w:t>Predict the changed condition</w:t>
+      </w:r>
+    </w:p>
+    <w:p>
+      <w:pPr>
+        <w:pStyle w:val="ListBullet"/>
+      </w:pPr>
+      <w:r>
+        <w:t>Change one thing: The reviewer shows one camera-B success. Predict the result before checking the explanation. What remains the same?</w:t>
+      </w:r>
+    </w:p>
+    <w:p>
+      <w:pPr>
+        <w:pStyle w:val="Heading2"/>
+      </w:pPr>
+      <w:r>
+        <w:t>Check after predicting · reference / check after trying</w:t>
+      </w:r>
+    </w:p>
+    <w:p>
+      <w:r>
+        <w:drawing>
+          <wp:inline xmlns:a="http://schemas.openxmlformats.org/drawingml/2006/main" xmlns:pic="http://schemas.openxmlformats.org/drawingml/2006/picture">
+            <wp:extent cx="5486400" cy="3026664"/>
+            <wp:docPr id="3" name="Picture 3" descr="Original case: Use reserved camera-B cases with labels, grouping and a fixed scoring rule. Changed condition: The reviewer shows one camera-B success. Expected result: That is one demonstration, not an estimate of broad camera-B reliability. Reason: One selected observation does not represent the full proposed condition."/>
+            <wp:cNvGraphicFramePr>
+              <a:graphicFrameLocks noChangeAspect="1"/>
+            </wp:cNvGraphicFramePr>
+            <a:graphic>
+              <a:graphicData uri="http://schemas.openxmlformats.org/drawingml/2006/picture">
+                <pic:pic>
+                  <pic:nvPicPr>
+                    <pic:cNvPr id="0" name="academy-story-ai-7-35-04.png"/>
+                    <pic:cNvPicPr/>
+                  </pic:nvPicPr>
+                  <pic:blipFill>
+                    <a:blip r:embed="rId11"/>
+                    <a:stretch>
+                      <a:fillRect/>
+                    </a:stretch>
+                  </pic:blipFill>
+                  <pic:spPr>
+                    <a:xfrm>
+                      <a:off x="0" y="0"/>
+                      <a:ext cx="5486400" cy="3026664"/>
+                    </a:xfrm>
+                    <a:prstGeom prst="rect"/>
+                  </pic:spPr>
+                </pic:pic>
+              </a:graphicData>
+            </a:graphic>
+          </wp:inline>
+        </w:drawing>
+      </w:r>
+    </w:p>
+    <w:p>
+      <w:pPr>
+        <w:pStyle w:val="Heading2"/>
+      </w:pPr>
+      <w:r>
+        <w:t>Explain what remains unknown</w:t>
+      </w:r>
+    </w:p>
+    <w:p>
+      <w:pPr>
+        <w:pStyle w:val="ListBullet"/>
+      </w:pPr>
+      <w:r>
+        <w:t>The original result and proposed study still need sampling and uncertainty discussion.</w:t>
+      </w:r>
+    </w:p>
+    <w:p>
+      <w:pPr>
+        <w:pStyle w:val="ListBullet"/>
+      </w:pPr>
+      <w:r>
+        <w:t>Read the labelled picture: Answer the camera-B challenge using only the twelve camera-A records. Why is one displayed camera-B success a demonstration rather than broad evidence of camera-B reliability?</w:t>
+      </w:r>
+    </w:p>
+    <w:p>
+      <w:pPr>
+        <w:pStyle w:val="Heading2"/>
+      </w:pPr>
+      <w:r>
+        <w:t>Earlier wording, alternatives and picture transcripts · reference / check after trying</w:t>
+      </w:r>
+    </w:p>
+    <w:p>
+      <w:pPr>
         <w:pStyle w:val="Heading3"/>
       </w:pPr>
       <w:r>
-        <w:t>What this example does not establish</w:t>
-      </w:r>
-    </w:p>
-    <w:p>
-      <w:pPr>
-        <w:pStyle w:val="Heading3"/>
-      </w:pPr>
-      <w:r>
-        <w:t>Keep the stated limit</w:t>
+        <w:t>Learn from the worked case</w:t>
       </w:r>
     </w:p>
     <w:p>
       <w:pPr>
         <w:spacing w:line="336" w:lineRule="auto" w:after="180"/>
-        <w:shd w:fill="FFF5E6"/>
       </w:pPr>
       <w:r>
         <w:rPr>
           <w:b w:val="0"/>
         </w:rPr>
-        <w:t>The original result and proposed study still need sampling and uncertainty discussion.</w:t>
+        <w:t>Cover the result before checking it. Say what is given, choose the procedure, and follow one step at a time. Then uncover the result and explain your first mismatch. Ask why a step is allowed, not only what number it produces.</w:t>
       </w:r>
     </w:p>
     <w:p>
@@ -1409,19 +2064,99 @@
         <w:pStyle w:val="Heading3"/>
       </w:pPr>
       <w:r>
-        <w:t>Keep the stated limit</w:t>
+        <w:t>A pictorial worked case: Presentation and challenge session</w:t>
+      </w:r>
+    </w:p>
+    <w:p>
+      <w:pPr>
+        <w:pStyle w:val="Heading3"/>
+      </w:pPr>
+      <w:r>
+        <w:t>The facts we will use</w:t>
+      </w:r>
+    </w:p>
+    <w:p>
+      <w:r>
+        <w:drawing>
+          <wp:inline xmlns:a="http://schemas.openxmlformats.org/drawingml/2006/main" xmlns:pic="http://schemas.openxmlformats.org/drawingml/2006/picture">
+            <wp:extent cx="5486400" cy="5185229"/>
+            <wp:docPr id="4" name="Picture 4" descr="Presentation and challenge session. State measured result: Report 10/12 correct on camera A.. Address the challenge: Say camera B performance is not measured.. Propose a valid next test: Use reserved camera-B cases with labels, grouping and a fixed scoring rule."/>
+            <wp:cNvGraphicFramePr>
+              <a:graphicFrameLocks noChangeAspect="1"/>
+            </wp:cNvGraphicFramePr>
+            <a:graphic>
+              <a:graphicData uri="http://schemas.openxmlformats.org/drawingml/2006/picture">
+                <pic:pic>
+                  <pic:nvPicPr>
+                    <pic:cNvPr id="0" name="academy-visual-ai-7-35.png"/>
+                    <pic:cNvPicPr/>
+                  </pic:nvPicPr>
+                  <pic:blipFill>
+                    <a:blip r:embed="rId12"/>
+                    <a:stretch>
+                      <a:fillRect/>
+                    </a:stretch>
+                  </pic:blipFill>
+                  <pic:spPr>
+                    <a:xfrm>
+                      <a:off x="0" y="0"/>
+                      <a:ext cx="5486400" cy="5185229"/>
+                    </a:xfrm>
+                    <a:prstGeom prst="rect"/>
+                  </pic:spPr>
+                </pic:pic>
+              </a:graphicData>
+            </a:graphic>
+          </wp:inline>
+        </w:drawing>
+      </w:r>
+    </w:p>
+    <w:p>
+      <w:pPr>
+        <w:pStyle w:val="Heading3"/>
+      </w:pPr>
+      <w:r>
+        <w:t>Why this result follows</w:t>
+      </w:r>
+    </w:p>
+    <w:p>
+      <w:pPr>
+        <w:pStyle w:val="Heading3"/>
+      </w:pPr>
+      <w:r>
+        <w:t>What this example does not establish</w:t>
+      </w:r>
+    </w:p>
+    <w:p>
+      <w:pPr>
+        <w:pStyle w:val="Heading1"/>
+      </w:pPr>
+      <w:r>
+        <w:t>07. Find the first unsupported inference and repair it</w:t>
+      </w:r>
+    </w:p>
+    <w:p>
+      <w:r>
+        <w:t>Use the supplied conditions rather than inventing missing evidence.</w:t>
+      </w:r>
+    </w:p>
+    <w:p>
+      <w:pPr>
+        <w:pStyle w:val="Heading2"/>
+      </w:pPr>
+      <w:r>
+        <w:t>Original qualification and repair setup</w:t>
       </w:r>
     </w:p>
     <w:p>
       <w:pPr>
         <w:spacing w:line="336" w:lineRule="auto" w:after="180"/>
-        <w:shd w:fill="FFF5E6"/>
       </w:pPr>
       <w:r>
         <w:rPr>
           <w:b w:val="0"/>
         </w:rPr>
-        <w:t xml:space="preserve">Read the labelled picture: Answer the camera-B challenge using only the twelve camera-A records. Why is one displayed camera-B success a demonstration rather than broad </w:t>
+        <w:t xml:space="preserve">A confident response should not replace missing </w:t>
       </w:r>
       <w:r>
         <w:rPr>
@@ -1433,40 +2168,18 @@
         <w:rPr>
           <w:b w:val="0"/>
         </w:rPr>
-        <w:t xml:space="preserve"> of camera-B reliability?</w:t>
-      </w:r>
-    </w:p>
-    <w:p>
-      <w:pPr>
-        <w:pStyle w:val="Heading3"/>
-      </w:pPr>
-      <w:r>
-        <w:t>Keep the stated limit</w:t>
+        <w:t xml:space="preserve"> with speculation.</w:t>
       </w:r>
     </w:p>
     <w:p>
       <w:pPr>
         <w:spacing w:line="336" w:lineRule="auto" w:after="180"/>
-        <w:shd w:fill="FFF5E6"/>
       </w:pPr>
       <w:r>
         <w:rPr>
           <w:b w:val="0"/>
         </w:rPr>
-        <w:t>Change one thing: The reviewer shows one camera-B success. Predict the result before checking the explanation. What remains the same?</w:t>
-      </w:r>
-    </w:p>
-    <w:p>
-      <w:pPr>
-        <w:pStyle w:val="Heading1"/>
-      </w:pPr>
-      <w:r>
-        <w:t>07. Find and repair a mistake</w:t>
-      </w:r>
-    </w:p>
-    <w:p>
-      <w:r>
-        <w:t>Find the unsupported step in the Presentation and challenge session claim and explain a repair using the supplied evidence.</w:t>
+        <w:t>A useful check asks what would make the reasoning fail. Distinguish a failure to execute the declared procedure from a weakness in the procedure itself.</w:t>
       </w:r>
     </w:p>
     <w:p>
@@ -1477,7 +2190,7 @@
         <w:rPr>
           <w:b w:val="0"/>
         </w:rPr>
-        <w:t xml:space="preserve">A confident response should not replace missing </w:t>
+        <w:t xml:space="preserve">The first may require a correction; the second requires an explicitly revised method and new </w:t>
       </w:r>
       <w:r>
         <w:rPr>
@@ -1489,7 +2202,235 @@
         <w:rPr>
           <w:b w:val="0"/>
         </w:rPr>
-        <w:t xml:space="preserve"> with speculation.</w:t>
+        <w:t>. Preserve unsuccessful cases so an improved result cannot hide the original problem.</w:t>
+      </w:r>
+    </w:p>
+    <w:p>
+      <w:pPr>
+        <w:pStyle w:val="Heading2"/>
+      </w:pPr>
+      <w:r>
+        <w:t>Complete boundary and misconception probes</w:t>
+      </w:r>
+    </w:p>
+    <w:tbl>
+      <w:tblPr>
+        <w:tblStyle w:val="LightShading-Accent1"/>
+        <w:tblW w:type="auto" w:w="0"/>
+        <w:tblLook w:firstColumn="1" w:firstRow="1" w:lastColumn="0" w:lastRow="0" w:noHBand="0" w:noVBand="1" w:val="04A0"/>
+      </w:tblPr>
+      <w:tblGrid>
+        <w:gridCol w:w="5112"/>
+        <w:gridCol w:w="5112"/>
+      </w:tblGrid>
+      <w:tr>
+        <w:trPr>
+          <w:tblHeader/>
+        </w:trPr>
+        <w:tc>
+          <w:tcPr>
+            <w:tcW w:type="dxa" w:w="5112"/>
+          </w:tcPr>
+          <w:p>
+            <w:r>
+              <w:t>Presentation audit</w:t>
+            </w:r>
+          </w:p>
+        </w:tc>
+        <w:tc>
+          <w:tcPr>
+            <w:tcW w:type="dxa" w:w="5112"/>
+          </w:tcPr>
+          <w:p>
+            <w:r>
+              <w:t>Checked interpretation</w:t>
+            </w:r>
+          </w:p>
+        </w:tc>
+      </w:tr>
+      <w:tr>
+        <w:tc>
+          <w:tcPr>
+            <w:tcW w:type="dxa" w:w="5112"/>
+          </w:tcPr>
+          <w:p>
+            <w:r>
+              <w:t>One perfect output</w:t>
+            </w:r>
+          </w:p>
+        </w:tc>
+        <w:tc>
+          <w:tcPr>
+            <w:tcW w:type="dxa" w:w="5112"/>
+          </w:tcPr>
+          <w:p>
+            <w:r>
+              <w:t>Demonstration, not the whole study</w:t>
+            </w:r>
+          </w:p>
+        </w:tc>
+      </w:tr>
+      <w:tr>
+        <w:tc>
+          <w:tcPr>
+            <w:tcW w:type="dxa" w:w="5112"/>
+          </w:tcPr>
+          <w:p>
+            <w:r>
+              <w:t>14/20 study passes</w:t>
+            </w:r>
+          </w:p>
+        </w:tc>
+        <w:tc>
+          <w:tcPr>
+            <w:tcW w:type="dxa" w:w="5112"/>
+          </w:tcPr>
+          <w:p>
+            <w:r>
+              <w:t>Seventy percent, not perfect performance</w:t>
+            </w:r>
+          </w:p>
+        </w:tc>
+      </w:tr>
+      <w:tr>
+        <w:tc>
+          <w:tcPr>
+            <w:tcW w:type="dxa" w:w="5112"/>
+          </w:tcPr>
+          <w:p>
+            <w:r>
+              <w:t>Six not documented as passes</w:t>
+            </w:r>
+          </w:p>
+        </w:tc>
+        <w:tc>
+          <w:tcPr>
+            <w:tcW w:type="dxa" w:w="5112"/>
+          </w:tcPr>
+          <w:p>
+            <w:r>
+              <w:t>Do not invent their exact missing/failure breakdown</w:t>
+            </w:r>
+          </w:p>
+        </w:tc>
+      </w:tr>
+      <w:tr>
+        <w:tc>
+          <w:tcPr>
+            <w:tcW w:type="dxa" w:w="5112"/>
+          </w:tcPr>
+          <w:p>
+            <w:r>
+              <w:t>No camera-B records originally</w:t>
+            </w:r>
+          </w:p>
+        </w:tc>
+        <w:tc>
+          <w:tcPr>
+            <w:tcW w:type="dxa" w:w="5112"/>
+          </w:tcPr>
+          <w:p>
+            <w:r>
+              <w:t>State scope; do not promise performance</w:t>
+            </w:r>
+          </w:p>
+        </w:tc>
+      </w:tr>
+      <w:tr>
+        <w:tc>
+          <w:tcPr>
+            <w:tcW w:type="dxa" w:w="5112"/>
+          </w:tcPr>
+          <w:p>
+            <w:r>
+              <w:t>One later camera-B success</w:t>
+            </w:r>
+          </w:p>
+        </w:tc>
+        <w:tc>
+          <w:tcPr>
+            <w:tcW w:type="dxa" w:w="5112"/>
+          </w:tcPr>
+          <w:p>
+            <w:r>
+              <w:t>Record separately, not a broad reliability estimate</w:t>
+            </w:r>
+          </w:p>
+        </w:tc>
+      </w:tr>
+      <w:tr>
+        <w:tc>
+          <w:tcPr>
+            <w:tcW w:type="dxa" w:w="5112"/>
+          </w:tcPr>
+          <w:p>
+            <w:r>
+              <w:t>Question about mobile after desktop-only test</w:t>
+            </w:r>
+          </w:p>
+        </w:tc>
+        <w:tc>
+          <w:tcPr>
+            <w:tcW w:type="dxa" w:w="5112"/>
+          </w:tcPr>
+          <w:p>
+            <w:r>
+              <w:t>Unknown in that fictional project</w:t>
+            </w:r>
+          </w:p>
+        </w:tc>
+      </w:tr>
+      <w:tr>
+        <w:tc>
+          <w:tcPr>
+            <w:tcW w:type="dxa" w:w="5112"/>
+          </w:tcPr>
+          <w:p>
+            <w:r>
+              <w:t>Future test proposed</w:t>
+            </w:r>
+          </w:p>
+        </w:tc>
+        <w:tc>
+          <w:tcPr>
+            <w:tcW w:type="dxa" w:w="5112"/>
+          </w:tcPr>
+          <w:p>
+            <w:r>
+              <w:t>Keep status not run</w:t>
+            </w:r>
+          </w:p>
+        </w:tc>
+      </w:tr>
+      <w:tr>
+        <w:tc>
+          <w:tcPr>
+            <w:tcW w:type="dxa" w:w="5112"/>
+          </w:tcPr>
+          <w:p>
+            <w:r>
+              <w:t>Honest limitation stated</w:t>
+            </w:r>
+          </w:p>
+        </w:tc>
+        <w:tc>
+          <w:tcPr>
+            <w:tcW w:type="dxa" w:w="5112"/>
+          </w:tcPr>
+          <w:p>
+            <w:r>
+              <w:t>Retain the primary result; do not hide it behind a demonstration</w:t>
+            </w:r>
+          </w:p>
+        </w:tc>
+      </w:tr>
+    </w:tbl>
+    <w:p>
+      <w:pPr>
+        <w:pStyle w:val="Heading2"/>
+      </w:pPr>
+      <w:r>
+        <w:t>Write and justify the repair</w:t>
       </w:r>
     </w:p>
     <w:p>
@@ -1497,43 +2438,40 @@
         <w:pStyle w:val="Heading3"/>
       </w:pPr>
       <w:r>
-        <w:t>Check the claim against the facts</w:t>
-      </w:r>
-    </w:p>
-    <w:p>
-      <w:pPr>
-        <w:spacing w:line="336" w:lineRule="auto" w:after="180"/>
-        <w:shd w:fill="FFF5E6"/>
-      </w:pPr>
-      <w:r>
-        <w:rPr>
-          <w:b w:val="0"/>
-        </w:rPr>
-        <w:t>A useful check asks what would make the reasoning fail. Distinguish a failure to execute the declared procedure from a weakness in the procedure itself.</w:t>
-      </w:r>
-    </w:p>
-    <w:p>
-      <w:pPr>
-        <w:spacing w:line="336" w:lineRule="auto" w:after="180"/>
-        <w:shd w:fill="FFF5E6"/>
-      </w:pPr>
-      <w:r>
-        <w:rPr>
-          <w:b w:val="0"/>
-        </w:rPr>
-        <w:t xml:space="preserve">The first may require a correction; the second requires an explicitly revised method and new </w:t>
-      </w:r>
-      <w:r>
-        <w:rPr>
-          <w:b/>
-        </w:rPr>
-        <w:t>evidence</w:t>
-      </w:r>
-      <w:r>
-        <w:rPr>
-          <w:b w:val="0"/>
-        </w:rPr>
-        <w:t>. Preserve unsuccessful cases so an improved result cannot hide the original problem.</w:t>
+        <w:t>Guided: restate the worked result, then name the assumption or limitation that prevents a broader conclusion.</w:t>
+      </w:r>
+    </w:p>
+    <w:p>
+      <w:r>
+        <w:t>________________________________________________________________</w:t>
+      </w:r>
+    </w:p>
+    <w:p>
+      <w:r>
+        <w:t>________________________________________________________________</w:t>
+      </w:r>
+    </w:p>
+    <w:p>
+      <w:r>
+        <w:t>________________________________________________________________</w:t>
+      </w:r>
+    </w:p>
+    <w:p>
+      <w:r>
+        <w:t>________________________________________________________________</w:t>
+      </w:r>
+    </w:p>
+    <w:p>
+      <w:r>
+        <w:t>________________________________________________________________</w:t>
+      </w:r>
+    </w:p>
+    <w:p>
+      <w:pPr>
+        <w:pStyle w:val="ListBullet"/>
+      </w:pPr>
+      <w:r>
+        <w:t>A report omits this qualification: A confident response should not replace missing evidence with speculation. Explain how omitting it could change a reader's interpretation, and write an accurate replacement.</w:t>
       </w:r>
     </w:p>
     <w:p>
@@ -1541,6 +2479,89 @@
         <w:pStyle w:val="Heading3"/>
       </w:pPr>
       <w:r>
+        <w:t>State one repair and the checks you would rerun.</w:t>
+      </w:r>
+    </w:p>
+    <w:p>
+      <w:r>
+        <w:t>________________________________________________________________</w:t>
+      </w:r>
+    </w:p>
+    <w:p>
+      <w:r>
+        <w:t>________________________________________________________________</w:t>
+      </w:r>
+    </w:p>
+    <w:p>
+      <w:r>
+        <w:t>________________________________________________________________</w:t>
+      </w:r>
+    </w:p>
+    <w:p>
+      <w:r>
+        <w:t>________________________________________________________________</w:t>
+      </w:r>
+    </w:p>
+    <w:p>
+      <w:r>
+        <w:t>________________________________________________________________</w:t>
+      </w:r>
+    </w:p>
+    <w:p>
+      <w:r>
+        <w:t>________________________________________________________________</w:t>
+      </w:r>
+    </w:p>
+    <w:p>
+      <w:pPr>
+        <w:pStyle w:val="Heading2"/>
+      </w:pPr>
+      <w:r>
+        <w:t>Earlier wording, alternatives and picture transcripts · reference / check after trying</w:t>
+      </w:r>
+    </w:p>
+    <w:p>
+      <w:pPr>
+        <w:pStyle w:val="Heading3"/>
+      </w:pPr>
+      <w:r>
+        <w:t>Locate the earliest unsupported step</w:t>
+      </w:r>
+    </w:p>
+    <w:p>
+      <w:pPr>
+        <w:pStyle w:val="Heading1"/>
+      </w:pPr>
+      <w:r>
+        <w:t>08. Practise the mechanism with progressively less help</w:t>
+      </w:r>
+    </w:p>
+    <w:p>
+      <w:r>
+        <w:t>Keep the selected independent case for a first attempt.</w:t>
+      </w:r>
+    </w:p>
+    <w:p>
+      <w:pPr>
+        <w:pStyle w:val="Heading2"/>
+      </w:pPr>
+      <w:r>
+        <w:t>Shared explanation</w:t>
+      </w:r>
+    </w:p>
+    <w:p>
+      <w:pPr>
+        <w:pStyle w:val="ListBullet"/>
+      </w:pPr>
+      <w:r>
+        <w:t>Explain the weekly mechanism in your own words. Use the worked scenario to name its input, decision rule and output.</w:t>
+      </w:r>
+    </w:p>
+    <w:p>
+      <w:pPr>
+        <w:pStyle w:val="Heading3"/>
+      </w:pPr>
+      <w:r>
         <w:t>Guided: restate the worked result, then name the assumption or limitation that prevents a broader conclusion.</w:t>
       </w:r>
     </w:p>
@@ -1574,38 +2595,7 @@
         <w:pStyle w:val="Heading3"/>
       </w:pPr>
       <w:r>
-        <w:t>Locate the earliest unsupported step</w:t>
-      </w:r>
-    </w:p>
-    <w:p>
-      <w:pPr>
-        <w:spacing w:line="336" w:lineRule="auto" w:after="180"/>
-      </w:pPr>
-      <w:r>
-        <w:rPr>
-          <w:b w:val="0"/>
-        </w:rPr>
-        <w:t xml:space="preserve">A report omits this qualification: A confident response should not replace missing </w:t>
-      </w:r>
-      <w:r>
-        <w:rPr>
-          <w:b/>
-        </w:rPr>
-        <w:t>evidence</w:t>
-      </w:r>
-      <w:r>
-        <w:rPr>
-          <w:b w:val="0"/>
-        </w:rPr>
-        <w:t xml:space="preserve"> with speculation. Explain how omitting it could change a reader's interpretation, and write an accurate replacement.</w:t>
-      </w:r>
-    </w:p>
-    <w:p>
-      <w:pPr>
-        <w:pStyle w:val="Heading3"/>
-      </w:pPr>
-      <w:r>
-        <w:t>State one repair and the checks you would rerun.</w:t>
+        <w:t>Explain your prediction to a partner before comparing results.</w:t>
       </w:r>
     </w:p>
     <w:p>
@@ -1629,142 +2619,11 @@
       </w:r>
     </w:p>
     <w:p>
-      <w:r>
-        <w:t>________________________________________________________________</w:t>
-      </w:r>
-    </w:p>
-    <w:p>
-      <w:r>
-        <w:t>________________________________________________________________</w:t>
-      </w:r>
-    </w:p>
-    <w:p>
-      <w:pPr>
-        <w:pStyle w:val="Heading1"/>
-      </w:pPr>
-      <w:r>
-        <w:t>08. Practise together</w:t>
-      </w:r>
-    </w:p>
-    <w:p>
-      <w:r>
-        <w:t>Practise Presentation and challenge session with support, then explain the deciding step in your own words.</w:t>
-      </w:r>
-    </w:p>
-    <w:p>
-      <w:pPr>
-        <w:spacing w:line="336" w:lineRule="auto" w:after="180"/>
-      </w:pPr>
-      <w:r>
-        <w:rPr>
-          <w:b w:val="0"/>
-        </w:rPr>
-        <w:t xml:space="preserve">Explain the weekly </w:t>
-      </w:r>
-      <w:r>
-        <w:rPr>
-          <w:b/>
-        </w:rPr>
-        <w:t>mechanism</w:t>
-      </w:r>
-      <w:r>
-        <w:rPr>
-          <w:b w:val="0"/>
-        </w:rPr>
-        <w:t xml:space="preserve"> in your own words. Use the worked scenario to name its </w:t>
-      </w:r>
-      <w:r>
-        <w:rPr>
-          <w:b/>
-        </w:rPr>
-        <w:t>input</w:t>
-      </w:r>
-      <w:r>
-        <w:rPr>
-          <w:b w:val="0"/>
-        </w:rPr>
-        <w:t xml:space="preserve">, decision rule and </w:t>
-      </w:r>
-      <w:r>
-        <w:rPr>
-          <w:b/>
-        </w:rPr>
-        <w:t>output</w:t>
-      </w:r>
-      <w:r>
-        <w:rPr>
-          <w:b w:val="0"/>
-        </w:rPr>
-        <w:t>.</w:t>
-      </w:r>
-    </w:p>
-    <w:p>
-      <w:pPr>
-        <w:pStyle w:val="Heading3"/>
-      </w:pPr>
-      <w:r>
-        <w:t>Guided: restate the worked result, then name the assumption or limitation that prevents a broader conclusion.</w:t>
-      </w:r>
-    </w:p>
-    <w:p>
-      <w:r>
-        <w:t>________________________________________________________________</w:t>
-      </w:r>
-    </w:p>
-    <w:p>
-      <w:r>
-        <w:t>________________________________________________________________</w:t>
-      </w:r>
-    </w:p>
-    <w:p>
-      <w:r>
-        <w:t>________________________________________________________________</w:t>
-      </w:r>
-    </w:p>
-    <w:p>
-      <w:r>
-        <w:t>________________________________________________________________</w:t>
-      </w:r>
-    </w:p>
-    <w:p>
-      <w:r>
-        <w:t>________________________________________________________________</w:t>
-      </w:r>
-    </w:p>
-    <w:p>
-      <w:pPr>
-        <w:pStyle w:val="Heading3"/>
-      </w:pPr>
-      <w:r>
-        <w:t>Explain your prediction to a partner before comparing results.</w:t>
-      </w:r>
-    </w:p>
-    <w:p>
-      <w:r>
-        <w:t>________________________________________________________________</w:t>
-      </w:r>
-    </w:p>
-    <w:p>
-      <w:r>
-        <w:t>________________________________________________________________</w:t>
-      </w:r>
-    </w:p>
-    <w:p>
-      <w:r>
-        <w:t>________________________________________________________________</w:t>
-      </w:r>
-    </w:p>
-    <w:p>
-      <w:r>
-        <w:t>________________________________________________________________</w:t>
-      </w:r>
-    </w:p>
-    <w:p>
-      <w:pPr>
-        <w:pStyle w:val="Heading3"/>
-      </w:pPr>
-      <w:r>
-        <w:t>Practise with less help: Trace the worked case</w:t>
+      <w:pPr>
+        <w:pStyle w:val="Heading2"/>
+      </w:pPr>
+      <w:r>
+        <w:t>Supported workbook trace</w:t>
       </w:r>
     </w:p>
     <w:p>
@@ -1894,94 +2753,49 @@
     </w:p>
     <w:p>
       <w:pPr>
+        <w:pStyle w:val="Heading2"/>
+      </w:pPr>
+      <w:r>
+        <w:t>Individual scope check</w:t>
+      </w:r>
+    </w:p>
+    <w:p>
+      <w:pPr>
+        <w:pStyle w:val="ListBullet"/>
+      </w:pPr>
+      <w:r>
+        <w:t>Use the worked case for Presentation and challenge session. Proposed explanation: “The worked result establishes every future case”. Decide whether this explanation is supported. Point to the step or supplied fact that decides; explain your repair if needed.</w:t>
+      </w:r>
+    </w:p>
+    <w:p>
+      <w:pPr>
+        <w:pStyle w:val="ListBullet"/>
+      </w:pPr>
+      <w:r>
+        <w:t>Answer on your own before discussion. If you are unsure, say which step you need help with.</w:t>
+      </w:r>
+    </w:p>
+    <w:p>
+      <w:pPr>
+        <w:pStyle w:val="Heading2"/>
+      </w:pPr>
+      <w:r>
+        <w:t>Picture response</w:t>
+      </w:r>
+    </w:p>
+    <w:p>
+      <w:pPr>
+        <w:pStyle w:val="ListBullet"/>
+      </w:pPr>
+      <w:r>
+        <w:t>Answer the camera-B challenge using only the twelve camera-A records. Why is one displayed camera-B success a demonstration rather than broad evidence of camera-B reliability?</w:t>
+      </w:r>
+    </w:p>
+    <w:p>
+      <w:pPr>
         <w:pStyle w:val="Heading3"/>
       </w:pPr>
       <w:r>
-        <w:t>Check your reasoning</w:t>
-      </w:r>
-    </w:p>
-    <w:p>
-      <w:pPr>
-        <w:spacing w:line="336" w:lineRule="auto" w:after="180"/>
-      </w:pPr>
-      <w:r>
-        <w:rPr>
-          <w:b w:val="0"/>
-        </w:rPr>
-        <w:t xml:space="preserve">Use the worked case for Presentation and </w:t>
-      </w:r>
-      <w:r>
-        <w:rPr>
-          <w:b/>
-        </w:rPr>
-        <w:t>challenge session</w:t>
-      </w:r>
-      <w:r>
-        <w:rPr>
-          <w:b w:val="0"/>
-        </w:rPr>
-        <w:t>. Proposed explanation: “The worked result establishes every future case”. Decide whether this explanation is supported.</w:t>
-      </w:r>
-    </w:p>
-    <w:p>
-      <w:pPr>
-        <w:spacing w:line="336" w:lineRule="auto" w:after="180"/>
-      </w:pPr>
-      <w:r>
-        <w:rPr>
-          <w:b w:val="0"/>
-        </w:rPr>
-        <w:t>Point to the step or supplied fact that decides; explain your repair if needed.</w:t>
-      </w:r>
-    </w:p>
-    <w:p>
-      <w:pPr>
-        <w:spacing w:line="336" w:lineRule="auto" w:after="180"/>
-      </w:pPr>
-      <w:r>
-        <w:rPr>
-          <w:b w:val="0"/>
-        </w:rPr>
-        <w:t>Answer on your own before discussion. If you are unsure, say which step you need help with.</w:t>
-      </w:r>
-    </w:p>
-    <w:p>
-      <w:pPr>
-        <w:pStyle w:val="Heading3"/>
-      </w:pPr>
-      <w:r>
-        <w:t>Explain the picture</w:t>
-      </w:r>
-    </w:p>
-    <w:p>
-      <w:pPr>
-        <w:spacing w:line="336" w:lineRule="auto" w:after="180"/>
-        <w:shd w:fill="F5F1FB"/>
-      </w:pPr>
-      <w:r>
-        <w:rPr>
-          <w:b w:val="0"/>
-        </w:rPr>
-        <w:t xml:space="preserve">Answer the camera-B challenge using only the twelve camera-A records. Why is one displayed camera-B success a demonstration rather than broad </w:t>
-      </w:r>
-      <w:r>
-        <w:rPr>
-          <w:b/>
-        </w:rPr>
-        <w:t>evidence</w:t>
-      </w:r>
-      <w:r>
-        <w:rPr>
-          <w:b w:val="0"/>
-        </w:rPr>
-        <w:t xml:space="preserve"> of camera-B reliability?</w:t>
-      </w:r>
-    </w:p>
-    <w:p>
-      <w:pPr>
-        <w:pStyle w:val="Heading3"/>
-      </w:pPr>
-      <w:r>
         <w:t>My explanation using a pictured step and the given facts</w:t>
       </w:r>
     </w:p>
@@ -2003,6 +2817,14 @@
     <w:p>
       <w:r>
         <w:t>________________________________________________________________</w:t>
+      </w:r>
+    </w:p>
+    <w:p>
+      <w:pPr>
+        <w:pStyle w:val="Heading2"/>
+      </w:pPr>
+      <w:r>
+        <w:t>Reserve the independent task</w:t>
       </w:r>
     </w:p>
     <w:p>
@@ -2018,23 +2840,55 @@
     </w:p>
     <w:p>
       <w:pPr>
+        <w:pStyle w:val="Heading2"/>
+      </w:pPr>
+      <w:r>
+        <w:t>Earlier wording, alternatives and picture transcripts · reference / check after trying</w:t>
+      </w:r>
+    </w:p>
+    <w:p>
+      <w:pPr>
+        <w:pStyle w:val="Heading3"/>
+      </w:pPr>
+      <w:r>
+        <w:t>Practise with less help: Trace the worked case</w:t>
+      </w:r>
+    </w:p>
+    <w:p>
+      <w:pPr>
+        <w:pStyle w:val="Heading3"/>
+      </w:pPr>
+      <w:r>
+        <w:t>Check your reasoning</w:t>
+      </w:r>
+    </w:p>
+    <w:p>
+      <w:pPr>
+        <w:pStyle w:val="Heading3"/>
+      </w:pPr>
+      <w:r>
+        <w:t>Explain the picture</w:t>
+      </w:r>
+    </w:p>
+    <w:p>
+      <w:pPr>
         <w:pStyle w:val="Heading1"/>
       </w:pPr>
       <w:r>
-        <w:t>09. Run the investigation</w:t>
-      </w:r>
-    </w:p>
-    <w:p>
-      <w:r>
-        <w:t>Investigate Presentation and challenge session. Record the prediction, actual observation or labelled paper trace, explanation and next test separately.</w:t>
-      </w:r>
-    </w:p>
-    <w:p>
-      <w:pPr>
-        <w:pStyle w:val="Heading3"/>
-      </w:pPr>
-      <w:r>
-        <w:t>Predict, investigate and preserve the evidence</w:t>
+        <w:t>09. Investigate, record the evidence and check the limits</w:t>
+      </w:r>
+    </w:p>
+    <w:p>
+      <w:r>
+        <w:t>Distinguish a prediction, a paper trace and an actual local execution.</w:t>
+      </w:r>
+    </w:p>
+    <w:p>
+      <w:pPr>
+        <w:pStyle w:val="Heading2"/>
+      </w:pPr>
+      <w:r>
+        <w:t>Current investigation</w:t>
       </w:r>
     </w:p>
     <w:p>
@@ -2057,7 +2911,31 @@
         <w:rPr>
           <w:b w:val="0"/>
         </w:rPr>
-        <w:t xml:space="preserve"> after a20-case study with14 passes. Show the intermediate steps and give the conclusion with its scope.</w:t>
+        <w:t xml:space="preserve"> after a 20-case study with 14 passes. Show the intermediate steps and give the conclusion with its scope.</w:t>
+      </w:r>
+    </w:p>
+    <w:p>
+      <w:pPr>
+        <w:pStyle w:val="Heading2"/>
+      </w:pPr>
+      <w:r>
+        <w:t>Complete investigation instructions</w:t>
+      </w:r>
+    </w:p>
+    <w:p>
+      <w:pPr>
+        <w:pStyle w:val="ListNumber"/>
+      </w:pPr>
+      <w:r>
+        <w:t>Draft a six-part paper presentation: question, design, primary result, failure evidence, limitation and next question. For the main study show fourteen of twenty, seventy percent, and label the perfect output as a selected demonstration. Do not invent the other six cases’ exact statuses. Then rehearse the camera-B answer using the original ten/twelve camera-A evidence and separately labelled later demonstration. Outline a reserved-condition follow-up without claiming it ran. No audience message, model evaluation or new photo collection is performed. Reserve the independent mobile-versus-desktop question.</w:t>
+      </w:r>
+    </w:p>
+    <w:p>
+      <w:pPr>
+        <w:pStyle w:val="Heading2"/>
+      </w:pPr>
+      <w:r>
+        <w:t>Evidence record and reflection</w:t>
       </w:r>
     </w:p>
     <w:tbl>
@@ -2209,14 +3087,6 @@
     </w:p>
     <w:p>
       <w:pPr>
-        <w:pStyle w:val="Heading3"/>
-      </w:pPr>
-      <w:r>
-        <w:t>Plan → try → check</w:t>
-      </w:r>
-    </w:p>
-    <w:p>
-      <w:pPr>
         <w:spacing w:line="336" w:lineRule="auto" w:after="180"/>
       </w:pPr>
       <w:r>
@@ -2228,23 +3098,47 @@
     </w:p>
     <w:p>
       <w:pPr>
+        <w:pStyle w:val="Heading2"/>
+      </w:pPr>
+      <w:r>
+        <w:t>Earlier wording, alternatives and picture transcripts · reference / check after trying</w:t>
+      </w:r>
+    </w:p>
+    <w:p>
+      <w:pPr>
+        <w:pStyle w:val="Heading3"/>
+      </w:pPr>
+      <w:r>
+        <w:t>Predict, investigate and preserve the evidence</w:t>
+      </w:r>
+    </w:p>
+    <w:p>
+      <w:pPr>
+        <w:pStyle w:val="Heading3"/>
+      </w:pPr>
+      <w:r>
+        <w:t>Plan → try → check</w:t>
+      </w:r>
+    </w:p>
+    <w:p>
+      <w:pPr>
         <w:pStyle w:val="Heading1"/>
       </w:pPr>
       <w:r>
-        <w:t>10. Build your understanding</w:t>
-      </w:r>
-    </w:p>
-    <w:p>
-      <w:r>
-        <w:t>Move from recall to tracing, diagnosis and transfer in Presentation and challenge session. Explain why each step is justified.</w:t>
-      </w:r>
-    </w:p>
-    <w:p>
-      <w:pPr>
-        <w:pStyle w:val="Heading3"/>
-      </w:pPr>
-      <w:r>
-        <w:t>Explain → apply → challenge</w:t>
+        <w:t>14. Try the selected new case independently</w:t>
+      </w:r>
+    </w:p>
+    <w:p>
+      <w:r>
+        <w:t>Answer the fictional mobile challenge from the supplied desktop-only evidence and propose a specific unperformed follow-up.</w:t>
+      </w:r>
+    </w:p>
+    <w:p>
+      <w:pPr>
+        <w:pStyle w:val="Heading2"/>
+      </w:pPr>
+      <w:r>
+        <w:t>Complete independent task</w:t>
       </w:r>
     </w:p>
     <w:p>
@@ -2255,43 +3149,123 @@
         <w:rPr>
           <w:b w:val="0"/>
         </w:rPr>
-        <w:t xml:space="preserve">Explain the weekly </w:t>
-      </w:r>
-      <w:r>
-        <w:rPr>
-          <w:b/>
-        </w:rPr>
-        <w:t>mechanism</w:t>
-      </w:r>
+        <w:t>Audience asks if result holds on mobile; only desktop was tested. Give an honest answer.</w:t>
+      </w:r>
+    </w:p>
+    <w:p>
+      <w:pPr>
+        <w:pStyle w:val="Heading2"/>
+      </w:pPr>
+      <w:r>
+        <w:t>First attempt and support record</w:t>
+      </w:r>
+    </w:p>
+    <w:p>
+      <w:pPr>
+        <w:pStyle w:val="Heading3"/>
+      </w:pPr>
+      <w:r>
+        <w:t>My independent explanation, trace and limits</w:t>
+      </w:r>
+    </w:p>
+    <w:p>
+      <w:r>
+        <w:t>________________________________________________________________</w:t>
+      </w:r>
+    </w:p>
+    <w:p>
+      <w:r>
+        <w:t>________________________________________________________________</w:t>
+      </w:r>
+    </w:p>
+    <w:p>
+      <w:r>
+        <w:t>________________________________________________________________</w:t>
+      </w:r>
+    </w:p>
+    <w:p>
+      <w:r>
+        <w:t>________________________________________________________________</w:t>
+      </w:r>
+    </w:p>
+    <w:p>
+      <w:r>
+        <w:t>________________________________________________________________</w:t>
+      </w:r>
+    </w:p>
+    <w:p>
+      <w:r>
+        <w:t>________________________________________________________________</w:t>
+      </w:r>
+    </w:p>
+    <w:p>
+      <w:r>
+        <w:t>________________________________________________________________</w:t>
+      </w:r>
+    </w:p>
+    <w:p>
+      <w:pPr>
+        <w:spacing w:line="336" w:lineRule="auto" w:after="180"/>
+      </w:pPr>
       <w:r>
         <w:rPr>
           <w:b w:val="0"/>
         </w:rPr>
-        <w:t xml:space="preserve"> in your own words. Use the worked scenario to name its </w:t>
-      </w:r>
-      <w:r>
-        <w:rPr>
-          <w:b/>
-        </w:rPr>
-        <w:t>input</w:t>
-      </w:r>
+        <w:t>Attempt this case before feedback. Record any help. Earlier examples below are further practice; a case already practised with feedback cannot establish fresh transfer.</w:t>
+      </w:r>
+    </w:p>
+    <w:p>
+      <w:pPr>
+        <w:pStyle w:val="Heading2"/>
+      </w:pPr>
+      <w:r>
+        <w:t>Feedback after trying</w:t>
+      </w:r>
+    </w:p>
+    <w:p>
+      <w:pPr>
+        <w:spacing w:line="336" w:lineRule="auto" w:after="180"/>
+      </w:pPr>
       <w:r>
         <w:rPr>
           <w:b w:val="0"/>
         </w:rPr>
-        <w:t xml:space="preserve">, decision rule and </w:t>
-      </w:r>
-      <w:r>
-        <w:rPr>
-          <w:b/>
-        </w:rPr>
-        <w:t>output</w:t>
-      </w:r>
+        <w:t>Attempt the independent case before hints. Record whether you worked alone, used a hint or followed a model. After feedback, fix the first unsupported step and explain why it changed.</w:t>
+      </w:r>
+    </w:p>
+    <w:p>
+      <w:pPr>
+        <w:spacing w:line="336" w:lineRule="auto" w:after="180"/>
+      </w:pPr>
       <w:r>
         <w:rPr>
           <w:b w:val="0"/>
         </w:rPr>
-        <w:t>.</w:t>
+        <w:t>A later check uses a changed case, not a copied answer.</w:t>
+      </w:r>
+    </w:p>
+    <w:p>
+      <w:pPr>
+        <w:pStyle w:val="Heading2"/>
+      </w:pPr>
+      <w:r>
+        <w:t>Earlier wording, alternatives and picture transcripts · reference / check after trying</w:t>
+      </w:r>
+    </w:p>
+    <w:p>
+      <w:pPr>
+        <w:pStyle w:val="Heading3"/>
+      </w:pPr>
+      <w:r>
+        <w:t>Independent case: Apply a new case independently</w:t>
+      </w:r>
+    </w:p>
+    <w:p>
+      <w:pPr>
+        <w:pStyle w:val="Heading3"/>
+      </w:pPr>
+      <w:r>
+        <w:t>Attempt this without hints</w:t>
       </w:r>
     </w:p>
     <w:p>
@@ -2302,41 +3276,66 @@
         <w:rPr>
           <w:b w:val="0"/>
         </w:rPr>
-        <w:t xml:space="preserve">A report omits this qualification: A confident response should not replace missing </w:t>
-      </w:r>
-      <w:r>
-        <w:rPr>
-          <w:b/>
-        </w:rPr>
-        <w:t>evidence</w:t>
-      </w:r>
+        <w:t>Audience asks if result holds on mobile; only desktop was tested. Give an honest answer.</w:t>
+      </w:r>
+    </w:p>
+    <w:p>
+      <w:pPr>
+        <w:pStyle w:val="Heading3"/>
+      </w:pPr>
+      <w:r>
+        <w:t>My independent procedure, result and limitation</w:t>
+      </w:r>
+    </w:p>
+    <w:p>
+      <w:r>
+        <w:t>________________________________________________________________</w:t>
+      </w:r>
+    </w:p>
+    <w:p>
+      <w:r>
+        <w:t>________________________________________________________________</w:t>
+      </w:r>
+    </w:p>
+    <w:p>
+      <w:r>
+        <w:t>________________________________________________________________</w:t>
+      </w:r>
+    </w:p>
+    <w:p>
+      <w:r>
+        <w:t>________________________________________________________________</w:t>
+      </w:r>
+    </w:p>
+    <w:p>
+      <w:r>
+        <w:t>________________________________________________________________</w:t>
+      </w:r>
+    </w:p>
+    <w:p>
+      <w:r>
+        <w:t>________________________________________________________________</w:t>
+      </w:r>
+    </w:p>
+    <w:p>
+      <w:r>
+        <w:t>________________________________________________________________</w:t>
+      </w:r>
+    </w:p>
+    <w:p>
+      <w:r>
+        <w:t>________________________________________________________________</w:t>
+      </w:r>
+    </w:p>
+    <w:p>
+      <w:pPr>
+        <w:spacing w:line="336" w:lineRule="auto" w:after="180"/>
+      </w:pPr>
       <w:r>
         <w:rPr>
           <w:b w:val="0"/>
         </w:rPr>
-        <w:t xml:space="preserve"> with speculation. Explain how omitting it could change a reader's interpretation, and write an accurate replacement.</w:t>
-      </w:r>
-    </w:p>
-    <w:p>
-      <w:pPr>
-        <w:spacing w:line="336" w:lineRule="auto" w:after="180"/>
-      </w:pPr>
-      <w:r>
-        <w:rPr>
-          <w:b w:val="0"/>
-        </w:rPr>
-        <w:t>For the worked scenario, propose one additional case that could reveal a failure, describe its expected outcome before running it, and explain what would need to remain fixed for a fair comparison.</w:t>
-      </w:r>
-    </w:p>
-    <w:p>
-      <w:pPr>
-        <w:spacing w:line="336" w:lineRule="auto" w:after="180"/>
-      </w:pPr>
-      <w:r>
-        <w:rPr>
-          <w:b w:val="0"/>
-        </w:rPr>
-        <w:t>Do not reuse W4 as a new final test after receiving feedback.</w:t>
+        <w:t>Record support used: none, hint or teacher explanation. After feedback, a different case is needed to demonstrate independence.</w:t>
       </w:r>
     </w:p>
     <w:p>
@@ -2344,32 +3343,7 @@
         <w:pStyle w:val="Heading3"/>
       </w:pPr>
       <w:r>
-        <w:t>Explain which evidence supports your conclusion and which claim remains unproved.</w:t>
-      </w:r>
-    </w:p>
-    <w:p>
-      <w:r>
-        <w:t>________________________________________________________________</w:t>
-      </w:r>
-    </w:p>
-    <w:p>
-      <w:r>
-        <w:t>________________________________________________________________</w:t>
-      </w:r>
-    </w:p>
-    <w:p>
-      <w:r>
-        <w:t>________________________________________________________________</w:t>
-      </w:r>
-    </w:p>
-    <w:p>
-      <w:r>
-        <w:t>________________________________________________________________</w:t>
-      </w:r>
-    </w:p>
-    <w:p>
-      <w:r>
-        <w:t>________________________________________________________________</w:t>
+        <w:t>Use feedback to improve</w:t>
       </w:r>
     </w:p>
     <w:p>
@@ -2377,12 +3351,20 @@
         <w:pStyle w:val="Heading1"/>
       </w:pPr>
       <w:r>
-        <w:t>11. Connect your project</w:t>
-      </w:r>
-    </w:p>
-    <w:p>
-      <w:r>
-        <w:t>Apply this week’s idea to Reproducible AI Research Study. Keep an annotated decision and the evidence supporting it.</w:t>
+        <w:t>11. Save the research artifact and unresolved conditions</w:t>
+      </w:r>
+    </w:p>
+    <w:p>
+      <w:r>
+        <w:t>Keep supplied evidence, proposed revisions and actual work distinct.</w:t>
+      </w:r>
+    </w:p>
+    <w:p>
+      <w:pPr>
+        <w:pStyle w:val="Heading2"/>
+      </w:pPr>
+      <w:r>
+        <w:t>Project task and artifact</w:t>
       </w:r>
     </w:p>
     <w:p>
@@ -2549,10 +3531,10 @@
     </w:tbl>
     <w:p>
       <w:pPr>
-        <w:pStyle w:val="Heading3"/>
-      </w:pPr>
-      <w:r>
-        <w:t>Evidence for your project</w:t>
+        <w:pStyle w:val="Heading2"/>
+      </w:pPr>
+      <w:r>
+        <w:t>Evidence and limitations</w:t>
       </w:r>
     </w:p>
     <w:p>
@@ -2568,15 +3550,88 @@
     </w:p>
     <w:p>
       <w:pPr>
+        <w:pStyle w:val="Heading2"/>
+      </w:pPr>
+      <w:r>
+        <w:t>Earlier wording, alternatives and picture transcripts · reference / check after trying</w:t>
+      </w:r>
+    </w:p>
+    <w:p>
+      <w:pPr>
+        <w:pStyle w:val="Heading3"/>
+      </w:pPr>
+      <w:r>
+        <w:t>Evidence for your project</w:t>
+      </w:r>
+    </w:p>
+    <w:p>
+      <w:pPr>
         <w:pStyle w:val="Heading1"/>
       </w:pPr>
       <w:r>
-        <w:t>12. Show what you know</w:t>
-      </w:r>
-    </w:p>
-    <w:p>
-      <w:r>
-        <w:t>Use a genuinely new case for independent evidence. Previously discussed examples remain practice; use the separately named independent case before feedback.</w:t>
+        <w:t>16. Retrieve the mechanism and state the evidence boundary</w:t>
+      </w:r>
+    </w:p>
+    <w:p>
+      <w:r>
+        <w:t>Explain what follows and what would require new evidence.</w:t>
+      </w:r>
+    </w:p>
+    <w:p>
+      <w:pPr>
+        <w:pStyle w:val="Heading2"/>
+      </w:pPr>
+      <w:r>
+        <w:t>Retrieve and explain</w:t>
+      </w:r>
+    </w:p>
+    <w:p>
+      <w:pPr>
+        <w:pStyle w:val="ListBullet"/>
+      </w:pPr>
+      <w:r>
+        <w:t>Close your notes. Explain this goal in your own words: Explain the mechanism and terminology of presentation and challenge session</w:t>
+      </w:r>
+    </w:p>
+    <w:p>
+      <w:pPr>
+        <w:pStyle w:val="Heading3"/>
+      </w:pPr>
+      <w:r>
+        <w:t>My deciding step, evidence and one remaining question</w:t>
+      </w:r>
+    </w:p>
+    <w:p>
+      <w:r>
+        <w:t>________________________________________________________________</w:t>
+      </w:r>
+    </w:p>
+    <w:p>
+      <w:r>
+        <w:t>________________________________________________________________</w:t>
+      </w:r>
+    </w:p>
+    <w:p>
+      <w:r>
+        <w:t>________________________________________________________________</w:t>
+      </w:r>
+    </w:p>
+    <w:p>
+      <w:r>
+        <w:t>________________________________________________________________</w:t>
+      </w:r>
+    </w:p>
+    <w:p>
+      <w:r>
+        <w:t>________________________________________________________________</w:t>
+      </w:r>
+    </w:p>
+    <w:p>
+      <w:pPr>
+        <w:pStyle w:val="Heading2"/>
+      </w:pPr>
+      <w:r>
+        <w:t>Plan a changed-case return</w:t>
       </w:r>
     </w:p>
     <w:p>
@@ -2587,62 +3642,31 @@
         <w:rPr>
           <w:b w:val="0"/>
         </w:rPr>
-        <w:t>Complete the supported workbook tasks before attempting W4 independently. Record any hints or help used. After feedback, use the teacher's fresh retry rather than copying the earlier answer.</w:t>
-      </w:r>
-    </w:p>
-    <w:p>
-      <w:pPr>
-        <w:spacing w:line="336" w:lineRule="auto" w:after="180"/>
-      </w:pPr>
+        <w:t xml:space="preserve">If you are unsure, return to the worked picture and explain one arrow. If you are ready, change an </w:t>
+      </w:r>
+      <w:r>
+        <w:rPr>
+          <w:b/>
+        </w:rPr>
+        <w:t>input</w:t>
+      </w:r>
       <w:r>
         <w:rPr>
           <w:b w:val="0"/>
         </w:rPr>
-        <w:t>For a project, select a relevant new case, predict the outcome from the declared rule and preserve the result alongside any revision.</w:t>
-      </w:r>
-    </w:p>
-    <w:p>
-      <w:pPr>
-        <w:pStyle w:val="Heading3"/>
-      </w:pPr>
-      <w:r>
-        <w:t>Exit: propose one revealing change to the worked scenario. State the expected outcome and the evidence that would make you revise your explanation.</w:t>
-      </w:r>
-    </w:p>
-    <w:p>
-      <w:r>
-        <w:t>________________________________________________________________</w:t>
-      </w:r>
-    </w:p>
-    <w:p>
-      <w:r>
-        <w:t>________________________________________________________________</w:t>
-      </w:r>
-    </w:p>
-    <w:p>
-      <w:r>
-        <w:t>________________________________________________________________</w:t>
-      </w:r>
-    </w:p>
-    <w:p>
-      <w:r>
-        <w:t>________________________________________________________________</w:t>
-      </w:r>
-    </w:p>
-    <w:p>
-      <w:r>
-        <w:t>________________________________________________________________</w:t>
-      </w:r>
-    </w:p>
-    <w:p>
-      <w:pPr>
-        <w:spacing w:line="336" w:lineRule="auto" w:after="180"/>
-      </w:pPr>
+        <w:t xml:space="preserve"> or assumption and justify your </w:t>
+      </w:r>
+      <w:r>
+        <w:rPr>
+          <w:b/>
+        </w:rPr>
+        <w:t>prediction</w:t>
+      </w:r>
       <w:r>
         <w:rPr>
           <w:b w:val="0"/>
         </w:rPr>
-        <w:t>For the worked scenario, propose one additional case that could reveal a failure, describe its expected outcome before running it, and explain what would need to remain fixed for a fair comparison.</w:t>
+        <w:t>.</w:t>
       </w:r>
     </w:p>
     <w:p>
@@ -2653,14 +3677,336 @@
         <w:rPr>
           <w:b w:val="0"/>
         </w:rPr>
-        <w:t>Do not reuse W4 as a new final test after receiving feedback.</w:t>
-      </w:r>
-    </w:p>
+        <w:t xml:space="preserve">Save your workbook </w:t>
+      </w:r>
+      <w:r>
+        <w:rPr>
+          <w:b/>
+        </w:rPr>
+        <w:t>evidence</w:t>
+      </w:r>
+      <w:r>
+        <w:rPr>
+          <w:b w:val="0"/>
+        </w:rPr>
+        <w:t>. At the next review, try a different case before opening your old answer.</w:t>
+      </w:r>
+    </w:p>
+    <w:p>
+      <w:pPr>
+        <w:pStyle w:val="Heading1"/>
+      </w:pPr>
+      <w:r>
+        <w:t>Reference bank and extra practice</w:t>
+      </w:r>
+    </w:p>
+    <w:p>
+      <w:pPr>
+        <w:pStyle w:val="Heading1"/>
+      </w:pPr>
+      <w:r>
+        <w:t>05. Reference · Use research vocabulary precisely</w:t>
+      </w:r>
+    </w:p>
+    <w:p>
+      <w:r>
+        <w:t>Connect each term to the question, comparison, measurement or evidence.</w:t>
+      </w:r>
+    </w:p>
+    <w:p>
+      <w:pPr>
+        <w:pStyle w:val="Heading2"/>
+      </w:pPr>
+      <w:r>
+        <w:t>Vocabulary and your explanation</w:t>
+      </w:r>
+    </w:p>
+    <w:tbl>
+      <w:tblPr>
+        <w:tblStyle w:val="LightShading-Accent1"/>
+        <w:tblW w:type="auto" w:w="0"/>
+        <w:tblLook w:firstColumn="1" w:firstRow="1" w:lastColumn="0" w:lastRow="0" w:noHBand="0" w:noVBand="1" w:val="04A0"/>
+      </w:tblPr>
+      <w:tblGrid>
+        <w:gridCol w:w="5112"/>
+        <w:gridCol w:w="5112"/>
+      </w:tblGrid>
+      <w:tr>
+        <w:trPr>
+          <w:tblHeader/>
+        </w:trPr>
+        <w:tc>
+          <w:tcPr>
+            <w:tcW w:type="dxa" w:w="5112"/>
+          </w:tcPr>
+          <w:p>
+            <w:r>
+              <w:t>Word</w:t>
+            </w:r>
+          </w:p>
+        </w:tc>
+        <w:tc>
+          <w:tcPr>
+            <w:tcW w:type="dxa" w:w="5112"/>
+          </w:tcPr>
+          <w:p>
+            <w:r>
+              <w:t>Meaning</w:t>
+            </w:r>
+          </w:p>
+        </w:tc>
+      </w:tr>
+      <w:tr>
+        <w:tc>
+          <w:tcPr>
+            <w:tcW w:type="dxa" w:w="5112"/>
+          </w:tcPr>
+          <w:p>
+            <w:r>
+              <w:t>Challenge session</w:t>
+            </w:r>
+          </w:p>
+        </w:tc>
+        <w:tc>
+          <w:tcPr>
+            <w:tcW w:type="dxa" w:w="5112"/>
+          </w:tcPr>
+          <w:p>
+            <w:r>
+              <w:t>Questions testing the basis of a presentation</w:t>
+            </w:r>
+          </w:p>
+        </w:tc>
+      </w:tr>
+      <w:tr>
+        <w:tc>
+          <w:tcPr>
+            <w:tcW w:type="dxa" w:w="5112"/>
+          </w:tcPr>
+          <w:p>
+            <w:r>
+              <w:t>Representative example</w:t>
+            </w:r>
+          </w:p>
+        </w:tc>
+        <w:tc>
+          <w:tcPr>
+            <w:tcW w:type="dxa" w:w="5112"/>
+          </w:tcPr>
+          <w:p>
+            <w:r>
+              <w:t>An example whose selection is justified for the stated purpose</w:t>
+            </w:r>
+          </w:p>
+        </w:tc>
+      </w:tr>
+      <w:tr>
+        <w:tc>
+          <w:tcPr>
+            <w:tcW w:type="dxa" w:w="5112"/>
+          </w:tcPr>
+          <w:p>
+            <w:r>
+              <w:t>Evidence response</w:t>
+            </w:r>
+          </w:p>
+        </w:tc>
+        <w:tc>
+          <w:tcPr>
+            <w:tcW w:type="dxa" w:w="5112"/>
+          </w:tcPr>
+          <w:p>
+            <w:r>
+              <w:t>An answer grounded in records or explicit absence</w:t>
+            </w:r>
+          </w:p>
+        </w:tc>
+      </w:tr>
+    </w:tbl>
     <w:p>
       <w:pPr>
         <w:pStyle w:val="Heading3"/>
       </w:pPr>
       <w:r>
+        <w:t>Use two terms to explain a step in this week’s example.</w:t>
+      </w:r>
+    </w:p>
+    <w:p>
+      <w:r>
+        <w:t>________________________________________________________________</w:t>
+      </w:r>
+    </w:p>
+    <w:p>
+      <w:r>
+        <w:t>________________________________________________________________</w:t>
+      </w:r>
+    </w:p>
+    <w:p>
+      <w:r>
+        <w:t>________________________________________________________________</w:t>
+      </w:r>
+    </w:p>
+    <w:p>
+      <w:pPr>
+        <w:pStyle w:val="Heading1"/>
+      </w:pPr>
+      <w:r>
+        <w:t>10. Extra challenge · Explain a stronger case</w:t>
+      </w:r>
+    </w:p>
+    <w:p>
+      <w:r>
+        <w:t>Choose the next challenge after the main route.</w:t>
+      </w:r>
+    </w:p>
+    <w:p>
+      <w:pPr>
+        <w:pStyle w:val="Heading2"/>
+      </w:pPr>
+      <w:r>
+        <w:t>Explain,repair and extend</w:t>
+      </w:r>
+    </w:p>
+    <w:p>
+      <w:pPr>
+        <w:pStyle w:val="Heading3"/>
+      </w:pPr>
+      <w:r>
+        <w:t>Explain → apply → challenge</w:t>
+      </w:r>
+    </w:p>
+    <w:p>
+      <w:pPr>
+        <w:pStyle w:val="ListBullet"/>
+      </w:pPr>
+      <w:r>
+        <w:t>Explain the weekly mechanism in your own words. Use the worked scenario to name its input, decision rule and output.</w:t>
+      </w:r>
+    </w:p>
+    <w:p>
+      <w:pPr>
+        <w:pStyle w:val="ListBullet"/>
+      </w:pPr>
+      <w:r>
+        <w:t>A report omits this qualification: A confident response should not replace missing evidence with speculation. Explain how omitting it could change a reader's interpretation, and write an accurate replacement.</w:t>
+      </w:r>
+    </w:p>
+    <w:p>
+      <w:pPr>
+        <w:pStyle w:val="ListBullet"/>
+      </w:pPr>
+      <w:r>
+        <w:t>For the worked scenario, propose one additional case that could reveal a failure, describe its expected outcome before running it, and explain what would need to remain fixed for a fair comparison. Do not reuse W4 as a new final test after receiving feedback.</w:t>
+      </w:r>
+    </w:p>
+    <w:p>
+      <w:pPr>
+        <w:pStyle w:val="Heading3"/>
+      </w:pPr>
+      <w:r>
+        <w:t>Explain which evidence supports your conclusion and which claim remains unproved.</w:t>
+      </w:r>
+    </w:p>
+    <w:p>
+      <w:r>
+        <w:t>________________________________________________________________</w:t>
+      </w:r>
+    </w:p>
+    <w:p>
+      <w:r>
+        <w:t>________________________________________________________________</w:t>
+      </w:r>
+    </w:p>
+    <w:p>
+      <w:r>
+        <w:t>________________________________________________________________</w:t>
+      </w:r>
+    </w:p>
+    <w:p>
+      <w:r>
+        <w:t>________________________________________________________________</w:t>
+      </w:r>
+    </w:p>
+    <w:p>
+      <w:r>
+        <w:t>________________________________________________________________</w:t>
+      </w:r>
+    </w:p>
+    <w:p>
+      <w:pPr>
+        <w:pStyle w:val="Heading1"/>
+      </w:pPr>
+      <w:r>
+        <w:t>12. Reference · Check the research reasoning and its limits</w:t>
+      </w:r>
+    </w:p>
+    <w:p>
+      <w:r>
+        <w:t>Use after practice; reserve the selected independent case for its first attempt.</w:t>
+      </w:r>
+    </w:p>
+    <w:p>
+      <w:pPr>
+        <w:pStyle w:val="Heading2"/>
+      </w:pPr>
+      <w:r>
+        <w:t>Current explanation and response</w:t>
+      </w:r>
+    </w:p>
+    <w:p>
+      <w:pPr>
+        <w:pStyle w:val="ListBullet"/>
+      </w:pPr>
+      <w:r>
+        <w:t>Complete the supported workbook tasks before attempting W4 independently. Record any hints or help used. After feedback, use the teacher's fresh retry rather than copying the earlier answer. For a project, select a relevant new case, predict the outcome from the declared rule and preserve the result alongside any revision.</w:t>
+      </w:r>
+    </w:p>
+    <w:p>
+      <w:pPr>
+        <w:pStyle w:val="Heading3"/>
+      </w:pPr>
+      <w:r>
+        <w:t>Exit: propose one revealing change to the worked scenario. State the expected outcome and the evidence that would make you revise your explanation.</w:t>
+      </w:r>
+    </w:p>
+    <w:p>
+      <w:r>
+        <w:t>________________________________________________________________</w:t>
+      </w:r>
+    </w:p>
+    <w:p>
+      <w:r>
+        <w:t>________________________________________________________________</w:t>
+      </w:r>
+    </w:p>
+    <w:p>
+      <w:r>
+        <w:t>________________________________________________________________</w:t>
+      </w:r>
+    </w:p>
+    <w:p>
+      <w:r>
+        <w:t>________________________________________________________________</w:t>
+      </w:r>
+    </w:p>
+    <w:p>
+      <w:r>
+        <w:t>________________________________________________________________</w:t>
+      </w:r>
+    </w:p>
+    <w:p>
+      <w:pPr>
+        <w:pStyle w:val="ListBullet"/>
+      </w:pPr>
+      <w:r>
+        <w:t>For the worked scenario, propose one additional case that could reveal a failure, describe its expected outcome before running it, and explain what would need to remain fixed for a fair comparison. Do not reuse W4 as a new final test after receiving feedback.</w:t>
+      </w:r>
+    </w:p>
+    <w:p>
+      <w:pPr>
+        <w:pStyle w:val="Heading3"/>
+      </w:pPr>
+      <w:r>
         <w:t>My limited claim and a useful next check</w:t>
       </w:r>
     </w:p>
@@ -2689,12 +4035,20 @@
         <w:pStyle w:val="Heading1"/>
       </w:pPr>
       <w:r>
-        <w:t>13. Study a complete case</w:t>
-      </w:r>
-    </w:p>
-    <w:p>
-      <w:r>
-        <w:t>Revisit the complete Presentation and challenge session case for supported practice. Repeated examples do not become fresh assessments.</w:t>
+        <w:t>13. Extra practice · Revisit the complete trace</w:t>
+      </w:r>
+    </w:p>
+    <w:p>
+      <w:r>
+        <w:t>Predict before reading the supplied steps.</w:t>
+      </w:r>
+    </w:p>
+    <w:p>
+      <w:pPr>
+        <w:pStyle w:val="Heading2"/>
+      </w:pPr>
+      <w:r>
+        <w:t>Complete trace and evidence</w:t>
       </w:r>
     </w:p>
     <w:p>
@@ -2766,7 +4120,7 @@
           </w:tcPr>
           <w:p>
             <w:r>
-              <w:t>A presenter shows one perfect output after a20-case study with14 passes.</w:t>
+              <w:t>A presenter shows one perfect output after a 20-case study with 14 passes.</w:t>
             </w:r>
           </w:p>
         </w:tc>
@@ -2786,7 +4140,7 @@
           </w:tcPr>
           <w:p>
             <w:r>
-              <w:t>The demonstration is one example; study rate70%. Present aggregate and failures and do not call the best output representative without evidence.</w:t>
+              <w:t>The demonstration is one example; study rate 70%. Present aggregate and failures and do not call the best output representative without evidence.</w:t>
             </w:r>
           </w:p>
         </w:tc>
@@ -2863,206 +4217,20 @@
         <w:pStyle w:val="Heading1"/>
       </w:pPr>
       <w:r>
-        <w:t>14. Try a new case independently</w:t>
-      </w:r>
-    </w:p>
-    <w:p>
-      <w:r>
-        <w:t>Attempt the reserved new case before feedback. Record support; the earlier examples below remain additional practice.</w:t>
-      </w:r>
-    </w:p>
-    <w:p>
-      <w:pPr>
-        <w:pStyle w:val="Heading3"/>
-      </w:pPr>
-      <w:r>
-        <w:t>Independent case: Apply a new case independently</w:t>
-      </w:r>
-    </w:p>
-    <w:p>
-      <w:pPr>
-        <w:spacing w:line="336" w:lineRule="auto" w:after="180"/>
-      </w:pPr>
-      <w:r>
-        <w:rPr>
-          <w:b w:val="0"/>
-        </w:rPr>
-        <w:t>Audience asks if result holds on mobile; only desktop was tested. Give an honest answer.</w:t>
-      </w:r>
-    </w:p>
-    <w:p>
-      <w:pPr>
-        <w:pStyle w:val="Heading3"/>
-      </w:pPr>
-      <w:r>
-        <w:t>My independent explanation, trace and limits</w:t>
-      </w:r>
-    </w:p>
-    <w:p>
-      <w:r>
-        <w:t>________________________________________________________________</w:t>
-      </w:r>
-    </w:p>
-    <w:p>
-      <w:r>
-        <w:t>________________________________________________________________</w:t>
-      </w:r>
-    </w:p>
-    <w:p>
-      <w:r>
-        <w:t>________________________________________________________________</w:t>
-      </w:r>
-    </w:p>
-    <w:p>
-      <w:r>
-        <w:t>________________________________________________________________</w:t>
-      </w:r>
-    </w:p>
-    <w:p>
-      <w:r>
-        <w:t>________________________________________________________________</w:t>
-      </w:r>
-    </w:p>
-    <w:p>
-      <w:r>
-        <w:t>________________________________________________________________</w:t>
-      </w:r>
-    </w:p>
-    <w:p>
-      <w:r>
-        <w:t>________________________________________________________________</w:t>
-      </w:r>
-    </w:p>
-    <w:p>
-      <w:pPr>
-        <w:spacing w:line="336" w:lineRule="auto" w:after="180"/>
-      </w:pPr>
-      <w:r>
-        <w:rPr>
-          <w:b w:val="0"/>
-        </w:rPr>
-        <w:t>Attempt this case before feedback. Record any help. Earlier examples below are further practice; a case already practised with feedback cannot establish fresh transfer.</w:t>
-      </w:r>
-    </w:p>
-    <w:p>
-      <w:pPr>
-        <w:pStyle w:val="Heading3"/>
-      </w:pPr>
-      <w:r>
-        <w:t>Attempt this without hints</w:t>
-      </w:r>
-    </w:p>
-    <w:p>
-      <w:pPr>
-        <w:spacing w:line="336" w:lineRule="auto" w:after="180"/>
-      </w:pPr>
-      <w:r>
-        <w:rPr>
-          <w:b w:val="0"/>
-        </w:rPr>
-        <w:t>Audience asks if result holds on mobile; only desktop was tested. Give an honest answer.</w:t>
-      </w:r>
-    </w:p>
-    <w:p>
-      <w:pPr>
-        <w:pStyle w:val="Heading3"/>
-      </w:pPr>
-      <w:r>
-        <w:t>My independent procedure, result and limitation</w:t>
-      </w:r>
-    </w:p>
-    <w:p>
-      <w:r>
-        <w:t>________________________________________________________________</w:t>
-      </w:r>
-    </w:p>
-    <w:p>
-      <w:r>
-        <w:t>________________________________________________________________</w:t>
-      </w:r>
-    </w:p>
-    <w:p>
-      <w:r>
-        <w:t>________________________________________________________________</w:t>
-      </w:r>
-    </w:p>
-    <w:p>
-      <w:r>
-        <w:t>________________________________________________________________</w:t>
-      </w:r>
-    </w:p>
-    <w:p>
-      <w:r>
-        <w:t>________________________________________________________________</w:t>
-      </w:r>
-    </w:p>
-    <w:p>
-      <w:r>
-        <w:t>________________________________________________________________</w:t>
-      </w:r>
-    </w:p>
-    <w:p>
-      <w:r>
-        <w:t>________________________________________________________________</w:t>
-      </w:r>
-    </w:p>
-    <w:p>
-      <w:r>
-        <w:t>________________________________________________________________</w:t>
-      </w:r>
-    </w:p>
-    <w:p>
-      <w:pPr>
-        <w:spacing w:line="336" w:lineRule="auto" w:after="180"/>
-      </w:pPr>
-      <w:r>
-        <w:rPr>
-          <w:b w:val="0"/>
-        </w:rPr>
-        <w:t>Record support used: none, hint or teacher explanation. After feedback, a different case is needed to demonstrate independence.</w:t>
-      </w:r>
-    </w:p>
-    <w:p>
-      <w:pPr>
-        <w:pStyle w:val="Heading3"/>
-      </w:pPr>
-      <w:r>
-        <w:t>Use feedback to improve</w:t>
-      </w:r>
-    </w:p>
-    <w:p>
-      <w:pPr>
-        <w:spacing w:line="336" w:lineRule="auto" w:after="180"/>
-      </w:pPr>
-      <w:r>
-        <w:rPr>
-          <w:b w:val="0"/>
-        </w:rPr>
-        <w:t>Attempt the independent case before hints. Record whether you worked alone, used a hint or followed a model. After feedback, fix the first unsupported step and explain why it changed.</w:t>
-      </w:r>
-    </w:p>
-    <w:p>
-      <w:pPr>
-        <w:spacing w:line="336" w:lineRule="auto" w:after="180"/>
-      </w:pPr>
-      <w:r>
-        <w:rPr>
-          <w:b w:val="0"/>
-        </w:rPr>
-        <w:t>A later check uses a changed case, not a copied answer.</w:t>
-      </w:r>
-    </w:p>
-    <w:p>
-      <w:pPr>
-        <w:pStyle w:val="Heading1"/>
-      </w:pPr>
-      <w:r>
-        <w:t>15. Your lesson route</w:t>
-      </w:r>
-    </w:p>
-    <w:p>
-      <w:r>
-        <w:t>Use this map to navigate Presentation and challenge session, connect the goals to tasks and keep one evidence record for each attempt.</w:t>
+        <w:t>15. Reference · The earlier route checklist</w:t>
+      </w:r>
+    </w:p>
+    <w:p>
+      <w:r>
+        <w:t>Use one main route rather than repeating the lesson.</w:t>
+      </w:r>
+    </w:p>
+    <w:p>
+      <w:pPr>
+        <w:pStyle w:val="Heading2"/>
+      </w:pPr>
+      <w:r>
+        <w:t>Targets,route and first prediction</w:t>
       </w:r>
     </w:p>
     <w:p>
@@ -3253,12 +4421,117 @@
         <w:pStyle w:val="Heading1"/>
       </w:pPr>
       <w:r>
-        <w:t>16. Finish and return</w:t>
-      </w:r>
-    </w:p>
-    <w:p>
-      <w:r>
-        <w:t>Explain Presentation and challenge session without notes, identify a remaining question and plan a later check with a changed case.</w:t>
+        <w:t>17. Extra practice · Predict,check and repair</w:t>
+      </w:r>
+    </w:p>
+    <w:p>
+      <w:r>
+        <w:t>Keep supported feedback separate from the independent case.</w:t>
+      </w:r>
+    </w:p>
+    <w:p>
+      <w:pPr>
+        <w:pStyle w:val="Heading2"/>
+      </w:pPr>
+      <w:r>
+        <w:t>First supported question and optional hint</w:t>
+      </w:r>
+    </w:p>
+    <w:p>
+      <w:pPr>
+        <w:pStyle w:val="ListBullet"/>
+      </w:pPr>
+      <w:r>
+        <w:t>Answer a challenge without inventing evidence. At the presentation, a reviewer asks whether the model works on a different camera.</w:t>
+      </w:r>
+    </w:p>
+    <w:p>
+      <w:pPr>
+        <w:pStyle w:val="Heading3"/>
+      </w:pPr>
+      <w:r>
+        <w:t>Practice 1: explain the deciding evidence</w:t>
+      </w:r>
+    </w:p>
+    <w:p>
+      <w:pPr>
+        <w:pStyle w:val="ListBullet"/>
+      </w:pPr>
+      <w:r>
+        <w:t>Which labelled step matches this detail? Use reserved camera-B cases with labels, grouping and a fixed scoring rule.</w:t>
+      </w:r>
+    </w:p>
+    <w:p>
+      <w:pPr>
+        <w:pStyle w:val="ListBullet"/>
+      </w:pPr>
+      <w:r>
+        <w:t>1. Propose a valid next test</w:t>
+      </w:r>
+    </w:p>
+    <w:p>
+      <w:pPr>
+        <w:pStyle w:val="ListBullet"/>
+      </w:pPr>
+      <w:r>
+        <w:t>2. State measured result</w:t>
+      </w:r>
+    </w:p>
+    <w:p>
+      <w:pPr>
+        <w:pStyle w:val="ListBullet"/>
+      </w:pPr>
+      <w:r>
+        <w:t>3. Address the challenge</w:t>
+      </w:r>
+    </w:p>
+    <w:p>
+      <w:pPr>
+        <w:pStyle w:val="Heading3"/>
+      </w:pPr>
+      <w:r>
+        <w:t>My selected conclusion, deciding fact and explanation</w:t>
+      </w:r>
+    </w:p>
+    <w:p>
+      <w:r>
+        <w:t>________________________________________________________________</w:t>
+      </w:r>
+    </w:p>
+    <w:p>
+      <w:r>
+        <w:t>________________________________________________________________</w:t>
+      </w:r>
+    </w:p>
+    <w:p>
+      <w:r>
+        <w:t>________________________________________________________________</w:t>
+      </w:r>
+    </w:p>
+    <w:p>
+      <w:r>
+        <w:t>________________________________________________________________</w:t>
+      </w:r>
+    </w:p>
+    <w:p>
+      <w:r>
+        <w:t>________________________________________________________________</w:t>
+      </w:r>
+    </w:p>
+    <w:p>
+      <w:pPr>
+        <w:pStyle w:val="ListBullet"/>
+      </w:pPr>
+      <w:r>
+        <w:t>Hint if needed: Read the steps in the pictorial case. Match the supplied detail to the stage that performs or records it.</w:t>
+      </w:r>
+    </w:p>
+    <w:p>
+      <w:pPr>
+        <w:pStyle w:val="Heading2"/>
+      </w:pPr>
+      <w:r>
+        <w:t>Check after the first attempt · reference / check after trying</w:t>
       </w:r>
     </w:p>
     <w:p>
@@ -3269,7 +4542,181 @@
         <w:rPr>
           <w:b w:val="0"/>
         </w:rPr>
-        <w:t xml:space="preserve">Close your notes. Explain this goal in your own words: Explain the </w:t>
+        <w:t>After your attempt, compare with the supported explanation: Propose a valid next test Use reserved camera-B cases with labels, grouping and a fixed scoring rule.</w:t>
+      </w:r>
+    </w:p>
+    <w:p>
+      <w:pPr>
+        <w:spacing w:line="336" w:lineRule="auto" w:after="180"/>
+      </w:pPr>
+      <w:r>
+        <w:rPr>
+          <w:b w:val="0"/>
+        </w:rPr>
+        <w:t xml:space="preserve">A </w:t>
+      </w:r>
+      <w:r>
+        <w:rPr>
+          <w:b/>
+        </w:rPr>
+        <w:t>challenge session</w:t>
+      </w:r>
+      <w:r>
+        <w:rPr>
+          <w:b w:val="0"/>
+        </w:rPr>
+        <w:t xml:space="preserve"> tests whether the team knows its </w:t>
+      </w:r>
+      <w:r>
+        <w:rPr>
+          <w:b/>
+        </w:rPr>
+        <w:t>evidence</w:t>
+      </w:r>
+      <w:r>
+        <w:rPr>
+          <w:b w:val="0"/>
+        </w:rPr>
+        <w:t xml:space="preserve"> boundary. An honest unknown plus a specific future test is stronger than an unsupported confident promise.</w:t>
+      </w:r>
+    </w:p>
+    <w:p>
+      <w:pPr>
+        <w:pStyle w:val="Heading2"/>
+      </w:pPr>
+      <w:r>
+        <w:t>Changed-case question and optional hint</w:t>
+      </w:r>
+    </w:p>
+    <w:p>
+      <w:pPr>
+        <w:pStyle w:val="Heading3"/>
+      </w:pPr>
+      <w:r>
+        <w:t>Practice 2: explain the deciding evidence</w:t>
+      </w:r>
+    </w:p>
+    <w:p>
+      <w:pPr>
+        <w:pStyle w:val="ListBullet"/>
+      </w:pPr>
+      <w:r>
+        <w:t>Changed-case practice: The reviewer shows one camera-B success. Which conclusion is supported by the supplied facts?</w:t>
+      </w:r>
+    </w:p>
+    <w:p>
+      <w:pPr>
+        <w:pStyle w:val="ListBullet"/>
+      </w:pPr>
+      <w:r>
+        <w:t>1. We can decide the result without examining the changed input or the procedure.</w:t>
+      </w:r>
+    </w:p>
+    <w:p>
+      <w:pPr>
+        <w:pStyle w:val="ListBullet"/>
+      </w:pPr>
+      <w:r>
+        <w:t>2. That is one demonstration, not an estimate of broad camera-B reliability.</w:t>
+      </w:r>
+    </w:p>
+    <w:p>
+      <w:pPr>
+        <w:pStyle w:val="ListBullet"/>
+      </w:pPr>
+      <w:r>
+        <w:t>3. This one example guarantees correct results for every future input.</w:t>
+      </w:r>
+    </w:p>
+    <w:p>
+      <w:pPr>
+        <w:pStyle w:val="Heading3"/>
+      </w:pPr>
+      <w:r>
+        <w:t>My selected conclusion, deciding fact and explanation</w:t>
+      </w:r>
+    </w:p>
+    <w:p>
+      <w:r>
+        <w:t>________________________________________________________________</w:t>
+      </w:r>
+    </w:p>
+    <w:p>
+      <w:r>
+        <w:t>________________________________________________________________</w:t>
+      </w:r>
+    </w:p>
+    <w:p>
+      <w:r>
+        <w:t>________________________________________________________________</w:t>
+      </w:r>
+    </w:p>
+    <w:p>
+      <w:r>
+        <w:t>________________________________________________________________</w:t>
+      </w:r>
+    </w:p>
+    <w:p>
+      <w:r>
+        <w:t>________________________________________________________________</w:t>
+      </w:r>
+    </w:p>
+    <w:p>
+      <w:pPr>
+        <w:pStyle w:val="ListBullet"/>
+      </w:pPr>
+      <w:r>
+        <w:t>Hint if needed: Use the changed condition and the deciding step in the pictorial trace. The answer must say what follows from those facts.</w:t>
+      </w:r>
+    </w:p>
+    <w:p>
+      <w:pPr>
+        <w:pStyle w:val="Heading2"/>
+      </w:pPr>
+      <w:r>
+        <w:t>Check after the changed attempt · reference / check after trying</w:t>
+      </w:r>
+    </w:p>
+    <w:p>
+      <w:pPr>
+        <w:spacing w:line="336" w:lineRule="auto" w:after="180"/>
+      </w:pPr>
+      <w:r>
+        <w:rPr>
+          <w:b w:val="0"/>
+        </w:rPr>
+        <w:t xml:space="preserve">After your attempt, compare with the supported explanation: That is one demonstration, not an estimate of broad camera-B reliability. One selected </w:t>
+      </w:r>
+      <w:r>
+        <w:rPr>
+          <w:b/>
+        </w:rPr>
+        <w:t>observation</w:t>
+      </w:r>
+      <w:r>
+        <w:rPr>
+          <w:b w:val="0"/>
+        </w:rPr>
+        <w:t xml:space="preserve"> does not represent the full proposed condition.</w:t>
+      </w:r>
+    </w:p>
+    <w:p>
+      <w:pPr>
+        <w:pStyle w:val="Heading2"/>
+      </w:pPr>
+      <w:r>
+        <w:t>Repair and retain the record</w:t>
+      </w:r>
+    </w:p>
+    <w:p>
+      <w:pPr>
+        <w:spacing w:line="336" w:lineRule="auto" w:after="180"/>
+      </w:pPr>
+      <w:r>
+        <w:rPr>
+          <w:b w:val="0"/>
+        </w:rPr>
+        <w:t xml:space="preserve">Review Final project manuscript (ai-7/34). Goal: Explain the </w:t>
       </w:r>
       <w:r>
         <w:rPr>
@@ -3281,92 +4728,63 @@
         <w:rPr>
           <w:b w:val="0"/>
         </w:rPr>
-        <w:t xml:space="preserve"> and terminology of presentation and </w:t>
+        <w:t xml:space="preserve"> and terminology of final project manuscript. Short practice: Connect the manuscript’s 7/10 and 8/10 scores to the five-plant grouping.</w:t>
+      </w:r>
+    </w:p>
+    <w:p>
+      <w:pPr>
+        <w:spacing w:line="336" w:lineRule="auto" w:after="180"/>
+      </w:pPr>
+      <w:r>
+        <w:rPr>
+          <w:b w:val="0"/>
+        </w:rPr>
+        <w:t>Which abstract claim must be corrected if it says ten independent plants?. Return to this week and explain what you changed.</w:t>
+      </w:r>
+    </w:p>
+    <w:p>
+      <w:pPr>
+        <w:spacing w:line="336" w:lineRule="auto" w:after="180"/>
+      </w:pPr>
+      <w:r>
+        <w:rPr>
+          <w:b w:val="0"/>
+        </w:rPr>
+        <w:t xml:space="preserve">Review Peer review and response (ai-7/32). Goal: Explain the </w:t>
       </w:r>
       <w:r>
         <w:rPr>
           <w:b/>
         </w:rPr>
-        <w:t>challenge session</w:t>
-      </w:r>
-    </w:p>
-    <w:p>
-      <w:pPr>
-        <w:pStyle w:val="Heading3"/>
-      </w:pPr>
-      <w:r>
-        <w:t>My deciding step, evidence and one remaining question</w:t>
-      </w:r>
-    </w:p>
-    <w:p>
-      <w:r>
-        <w:t>________________________________________________________________</w:t>
-      </w:r>
-    </w:p>
-    <w:p>
-      <w:r>
-        <w:t>________________________________________________________________</w:t>
-      </w:r>
-    </w:p>
-    <w:p>
-      <w:r>
-        <w:t>________________________________________________________________</w:t>
-      </w:r>
-    </w:p>
-    <w:p>
-      <w:r>
-        <w:t>________________________________________________________________</w:t>
-      </w:r>
-    </w:p>
-    <w:p>
-      <w:r>
-        <w:t>________________________________________________________________</w:t>
-      </w:r>
-    </w:p>
-    <w:p>
-      <w:pPr>
-        <w:spacing w:line="336" w:lineRule="auto" w:after="180"/>
-      </w:pPr>
+        <w:t>mechanism</w:t>
+      </w:r>
       <w:r>
         <w:rPr>
           <w:b w:val="0"/>
         </w:rPr>
-        <w:t xml:space="preserve">If you are unsure, return to the worked picture and explain one arrow. If you are ready, change an </w:t>
-      </w:r>
-      <w:r>
-        <w:rPr>
-          <w:b/>
-        </w:rPr>
-        <w:t>input</w:t>
-      </w:r>
+        <w:t xml:space="preserve"> and terminology of peer review and response. Short practice: Count photos and underlying plants in the reviewer’s concern.</w:t>
+      </w:r>
+    </w:p>
+    <w:p>
+      <w:pPr>
+        <w:spacing w:line="336" w:lineRule="auto" w:after="180"/>
+      </w:pPr>
       <w:r>
         <w:rPr>
           <w:b w:val="0"/>
         </w:rPr>
-        <w:t xml:space="preserve"> or assumption and justify your </w:t>
-      </w:r>
-      <w:r>
-        <w:rPr>
-          <w:b/>
-        </w:rPr>
-        <w:t>prediction</w:t>
-      </w:r>
+        <w:t>What analysis assumption needs revision, and why does changing only the word photos to plants fail to repair it?. Return to this week and explain what you changed.</w:t>
+      </w:r>
+    </w:p>
+    <w:p>
+      <w:pPr>
+        <w:spacing w:line="336" w:lineRule="auto" w:after="180"/>
+      </w:pPr>
       <w:r>
         <w:rPr>
           <w:b w:val="0"/>
         </w:rPr>
-        <w:t>.</w:t>
-      </w:r>
-    </w:p>
-    <w:p>
-      <w:pPr>
-        <w:spacing w:line="336" w:lineRule="auto" w:after="180"/>
-      </w:pPr>
-      <w:r>
-        <w:rPr>
-          <w:b w:val="0"/>
-        </w:rPr>
-        <w:t xml:space="preserve">Save your workbook </w:t>
+        <w:t xml:space="preserve">Review Figures that preserve </w:t>
       </w:r>
       <w:r>
         <w:rPr>
@@ -3378,20 +4796,84 @@
         <w:rPr>
           <w:b w:val="0"/>
         </w:rPr>
-        <w:t>. At the next review, try a different case before opening your old answer.</w:t>
-      </w:r>
-    </w:p>
-    <w:p>
-      <w:pPr>
-        <w:pStyle w:val="Heading1"/>
-      </w:pPr>
-      <w:r>
-        <w:t>17. Supported practice, repair and portfolio</w:t>
-      </w:r>
-    </w:p>
-    <w:p>
-      <w:r>
-        <w:t>Attempt supported questions before using hints or feedback. Review a missing building block, then keep the completed work.</w:t>
+        <w:t xml:space="preserve"> (ai-7/29). Goal: Explain the </w:t>
+      </w:r>
+      <w:r>
+        <w:rPr>
+          <w:b/>
+        </w:rPr>
+        <w:t>mechanism</w:t>
+      </w:r>
+      <w:r>
+        <w:rPr>
+          <w:b w:val="0"/>
+        </w:rPr>
+        <w:t xml:space="preserve"> and terminology of figures that preserve </w:t>
+      </w:r>
+      <w:r>
+        <w:rPr>
+          <w:b/>
+        </w:rPr>
+        <w:t>evidence</w:t>
+      </w:r>
+      <w:r>
+        <w:rPr>
+          <w:b w:val="0"/>
+        </w:rPr>
+        <w:t>. Short practice: Draw count bars for 6/10 and 8/10 using the stated axis.</w:t>
+      </w:r>
+    </w:p>
+    <w:p>
+      <w:pPr>
+        <w:spacing w:line="336" w:lineRule="auto" w:after="180"/>
+      </w:pPr>
+      <w:r>
+        <w:rPr>
+          <w:b w:val="0"/>
+        </w:rPr>
+        <w:t>Why must the denominator and fixed task context remain visible, and what distortion arises from an undisclosed axis start at five?. Return to this week and explain what you changed.</w:t>
+      </w:r>
+    </w:p>
+    <w:p>
+      <w:pPr>
+        <w:spacing w:line="336" w:lineRule="auto" w:after="180"/>
+      </w:pPr>
+      <w:r>
+        <w:rPr>
+          <w:b w:val="0"/>
+        </w:rPr>
+        <w:t xml:space="preserve">Use Download completed work in the hosted lesson to export your answers, reflections, practice feedback and code-run </w:t>
+      </w:r>
+      <w:r>
+        <w:rPr>
+          <w:b/>
+        </w:rPr>
+        <w:t>evidence</w:t>
+      </w:r>
+      <w:r>
+        <w:rPr>
+          <w:b w:val="0"/>
+        </w:rPr>
+        <w:t>. Open the HTML copy to read or print it.</w:t>
+      </w:r>
+    </w:p>
+    <w:p>
+      <w:pPr>
+        <w:spacing w:line="336" w:lineRule="auto" w:after="180"/>
+      </w:pPr>
+      <w:r>
+        <w:rPr>
+          <w:b w:val="0"/>
+        </w:rPr>
+        <w:t>Drafts stay in this browser when storage is available; clear drafts on a shared device.</w:t>
+      </w:r>
+    </w:p>
+    <w:p>
+      <w:pPr>
+        <w:pStyle w:val="Heading2"/>
+      </w:pPr>
+      <w:r>
+        <w:t>Earlier wording, alternatives and picture transcripts · reference / check after trying</w:t>
       </w:r>
     </w:p>
     <w:p>
@@ -3407,80 +4889,10 @@
     </w:p>
     <w:p>
       <w:pPr>
-        <w:spacing w:line="336" w:lineRule="auto" w:after="180"/>
-      </w:pPr>
-      <w:r>
-        <w:rPr>
-          <w:b w:val="0"/>
-        </w:rPr>
-        <w:t xml:space="preserve">Answer a challenge without inventing </w:t>
-      </w:r>
-      <w:r>
-        <w:rPr>
-          <w:b/>
-        </w:rPr>
-        <w:t>evidence</w:t>
-      </w:r>
-      <w:r>
-        <w:rPr>
-          <w:b w:val="0"/>
-        </w:rPr>
-        <w:t>. At the presentation, a reviewer asks whether the model works on a different camera.</w:t>
-      </w:r>
-    </w:p>
-    <w:p>
-      <w:pPr>
         <w:pStyle w:val="Heading3"/>
       </w:pPr>
       <w:r>
-        <w:t>Practice 1: explain the deciding evidence</w:t>
-      </w:r>
-    </w:p>
-    <w:p>
-      <w:pPr>
-        <w:spacing w:line="336" w:lineRule="auto" w:after="180"/>
-      </w:pPr>
-      <w:r>
-        <w:rPr>
-          <w:b w:val="0"/>
-        </w:rPr>
-        <w:t>Which labelled step matches this detail? Use reserved camera-B cases with labels, grouping and a fixed scoring rule.</w:t>
-      </w:r>
-    </w:p>
-    <w:p>
-      <w:pPr>
-        <w:spacing w:line="336" w:lineRule="auto" w:after="180"/>
-        <w:shd w:fill="F4F9FC"/>
-      </w:pPr>
-      <w:r>
-        <w:rPr>
-          <w:b w:val="0"/>
-        </w:rPr>
-        <w:t>1. Propose a valid next test</w:t>
-      </w:r>
-    </w:p>
-    <w:p>
-      <w:pPr>
-        <w:spacing w:line="336" w:lineRule="auto" w:after="180"/>
-        <w:shd w:fill="F4F9FC"/>
-      </w:pPr>
-      <w:r>
-        <w:rPr>
-          <w:b w:val="0"/>
-        </w:rPr>
-        <w:t>2. State measured result</w:t>
-      </w:r>
-    </w:p>
-    <w:p>
-      <w:pPr>
-        <w:spacing w:line="336" w:lineRule="auto" w:after="180"/>
-        <w:shd w:fill="F4F9FC"/>
-      </w:pPr>
-      <w:r>
-        <w:rPr>
-          <w:b w:val="0"/>
-        </w:rPr>
-        <w:t>3. Address the challenge</w:t>
+        <w:t>Repair a missing building block</w:t>
       </w:r>
     </w:p>
     <w:p>
@@ -3488,475 +4900,25 @@
         <w:pStyle w:val="Heading3"/>
       </w:pPr>
       <w:r>
-        <w:t>My selected conclusion, deciding fact and explanation</w:t>
-      </w:r>
-    </w:p>
-    <w:p>
-      <w:r>
-        <w:t>________________________________________________________________</w:t>
-      </w:r>
-    </w:p>
-    <w:p>
-      <w:r>
-        <w:t>________________________________________________________________</w:t>
-      </w:r>
-    </w:p>
-    <w:p>
-      <w:r>
-        <w:t>________________________________________________________________</w:t>
-      </w:r>
-    </w:p>
-    <w:p>
-      <w:r>
-        <w:t>________________________________________________________________</w:t>
-      </w:r>
-    </w:p>
-    <w:p>
-      <w:r>
-        <w:t>________________________________________________________________</w:t>
-      </w:r>
-    </w:p>
-    <w:p>
-      <w:pPr>
-        <w:pStyle w:val="Heading3"/>
-      </w:pPr>
-      <w:r>
-        <w:t>Hint · try first</w:t>
-      </w:r>
-    </w:p>
-    <w:p>
-      <w:pPr>
-        <w:spacing w:line="336" w:lineRule="auto" w:after="180"/>
-        <w:shd w:fill="F1F6F8"/>
-      </w:pPr>
-      <w:r>
-        <w:rPr>
-          <w:b w:val="0"/>
-        </w:rPr>
-        <w:t>Hint if needed: Read the steps in the pictorial case. Match the supplied detail to the stage that performs or records it.</w:t>
-      </w:r>
-    </w:p>
-    <w:p>
-      <w:pPr>
-        <w:pStyle w:val="Heading3"/>
-      </w:pPr>
-      <w:r>
-        <w:t>Feedback · compare after trying</w:t>
-      </w:r>
-    </w:p>
-    <w:p>
-      <w:pPr>
-        <w:spacing w:line="336" w:lineRule="auto" w:after="180"/>
-        <w:shd w:fill="F1F6FC"/>
-      </w:pPr>
-      <w:r>
-        <w:rPr>
-          <w:b w:val="0"/>
-        </w:rPr>
-        <w:t>After your attempt, compare with the supported explanation: Propose a valid next test Use reserved camera-B cases with labels, grouping and a fixed scoring rule.</w:t>
-      </w:r>
-    </w:p>
-    <w:p>
-      <w:pPr>
-        <w:spacing w:line="336" w:lineRule="auto" w:after="180"/>
-        <w:shd w:fill="F1F6FC"/>
-      </w:pPr>
-      <w:r>
-        <w:rPr>
-          <w:b w:val="0"/>
-        </w:rPr>
-        <w:t xml:space="preserve">A </w:t>
-      </w:r>
-      <w:r>
-        <w:rPr>
-          <w:b/>
-        </w:rPr>
-        <w:t>challenge session</w:t>
-      </w:r>
-      <w:r>
-        <w:rPr>
-          <w:b w:val="0"/>
-        </w:rPr>
-        <w:t xml:space="preserve"> tests whether the team knows its </w:t>
-      </w:r>
-      <w:r>
-        <w:rPr>
-          <w:b/>
-        </w:rPr>
-        <w:t>evidence</w:t>
-      </w:r>
-      <w:r>
-        <w:rPr>
-          <w:b w:val="0"/>
-        </w:rPr>
-        <w:t xml:space="preserve"> boundary. An honest unknown plus a specific future test is stronger than an unsupported confident promise.</w:t>
-      </w:r>
-    </w:p>
-    <w:p>
-      <w:pPr>
-        <w:pStyle w:val="Heading3"/>
-      </w:pPr>
-      <w:r>
-        <w:t>Practice 2: explain the deciding evidence</w:t>
-      </w:r>
-    </w:p>
-    <w:p>
-      <w:pPr>
-        <w:pStyle w:val="Heading3"/>
-      </w:pPr>
-      <w:r>
-        <w:t>Changed case · predict first</w:t>
-      </w:r>
-    </w:p>
-    <w:p>
-      <w:pPr>
-        <w:spacing w:line="336" w:lineRule="auto" w:after="180"/>
-        <w:shd w:fill="F5F1FB"/>
-      </w:pPr>
-      <w:r>
-        <w:rPr>
-          <w:b w:val="0"/>
-        </w:rPr>
-        <w:t>Changed-case practice: The reviewer shows one camera-B success. Which conclusion is supported by the supplied facts?</w:t>
-      </w:r>
-    </w:p>
-    <w:p>
-      <w:pPr>
-        <w:spacing w:line="336" w:lineRule="auto" w:after="180"/>
-        <w:shd w:fill="F4F9FC"/>
-      </w:pPr>
-      <w:r>
-        <w:rPr>
-          <w:b w:val="0"/>
-        </w:rPr>
-        <w:t xml:space="preserve">1. We can decide the result without examining the changed </w:t>
-      </w:r>
-      <w:r>
-        <w:rPr>
-          <w:b/>
-        </w:rPr>
-        <w:t>input</w:t>
-      </w:r>
-      <w:r>
-        <w:rPr>
-          <w:b w:val="0"/>
-        </w:rPr>
-        <w:t xml:space="preserve"> or the procedure.</w:t>
-      </w:r>
-    </w:p>
-    <w:p>
-      <w:pPr>
-        <w:spacing w:line="336" w:lineRule="auto" w:after="180"/>
-        <w:shd w:fill="F4F9FC"/>
-      </w:pPr>
-      <w:r>
-        <w:rPr>
-          <w:b w:val="0"/>
-        </w:rPr>
-        <w:t>2. That is one demonstration, not an estimate of broad camera-B reliability.</w:t>
-      </w:r>
-    </w:p>
-    <w:p>
-      <w:pPr>
-        <w:spacing w:line="336" w:lineRule="auto" w:after="180"/>
-        <w:shd w:fill="F4F9FC"/>
-      </w:pPr>
-      <w:r>
-        <w:rPr>
-          <w:b w:val="0"/>
-        </w:rPr>
-        <w:t xml:space="preserve">3. This one example guarantees correct results for every future </w:t>
-      </w:r>
-      <w:r>
-        <w:rPr>
-          <w:b/>
-        </w:rPr>
-        <w:t>input</w:t>
-      </w:r>
-      <w:r>
-        <w:rPr>
-          <w:b w:val="0"/>
-        </w:rPr>
-        <w:t>.</w:t>
-      </w:r>
-    </w:p>
-    <w:p>
-      <w:pPr>
-        <w:pStyle w:val="Heading3"/>
-      </w:pPr>
-      <w:r>
-        <w:t>My selected conclusion, deciding fact and explanation</w:t>
-      </w:r>
-    </w:p>
-    <w:p>
-      <w:r>
-        <w:t>________________________________________________________________</w:t>
-      </w:r>
-    </w:p>
-    <w:p>
-      <w:r>
-        <w:t>________________________________________________________________</w:t>
-      </w:r>
-    </w:p>
-    <w:p>
-      <w:r>
-        <w:t>________________________________________________________________</w:t>
-      </w:r>
-    </w:p>
-    <w:p>
-      <w:r>
-        <w:t>________________________________________________________________</w:t>
-      </w:r>
-    </w:p>
-    <w:p>
-      <w:r>
-        <w:t>________________________________________________________________</w:t>
-      </w:r>
-    </w:p>
-    <w:p>
-      <w:pPr>
-        <w:pStyle w:val="Heading3"/>
-      </w:pPr>
-      <w:r>
-        <w:t>Hint · try first</w:t>
-      </w:r>
-    </w:p>
-    <w:p>
-      <w:pPr>
-        <w:spacing w:line="336" w:lineRule="auto" w:after="180"/>
-        <w:shd w:fill="F1F6F8"/>
-      </w:pPr>
-      <w:r>
-        <w:rPr>
-          <w:b w:val="0"/>
-        </w:rPr>
-        <w:t>Hint if needed: Use the changed condition and the deciding step in the pictorial trace. The answer must say what follows from those facts.</w:t>
-      </w:r>
-    </w:p>
-    <w:p>
-      <w:pPr>
-        <w:pStyle w:val="Heading3"/>
-      </w:pPr>
-      <w:r>
-        <w:t>Feedback · compare after trying</w:t>
-      </w:r>
-    </w:p>
-    <w:p>
-      <w:pPr>
-        <w:spacing w:line="336" w:lineRule="auto" w:after="180"/>
-        <w:shd w:fill="F1F6FC"/>
-      </w:pPr>
-      <w:r>
-        <w:rPr>
-          <w:b w:val="0"/>
-        </w:rPr>
-        <w:t xml:space="preserve">After your attempt, compare with the supported explanation: That is one demonstration, not an estimate of broad camera-B reliability. One selected </w:t>
-      </w:r>
-      <w:r>
-        <w:rPr>
-          <w:b/>
-        </w:rPr>
-        <w:t>observation</w:t>
-      </w:r>
-      <w:r>
-        <w:rPr>
-          <w:b w:val="0"/>
-        </w:rPr>
-        <w:t xml:space="preserve"> does not represent the full proposed condition.</w:t>
-      </w:r>
-    </w:p>
-    <w:p>
-      <w:pPr>
-        <w:pStyle w:val="Heading3"/>
-      </w:pPr>
-      <w:r>
-        <w:t>Repair a missing building block</w:t>
-      </w:r>
-    </w:p>
-    <w:p>
-      <w:pPr>
-        <w:spacing w:line="336" w:lineRule="auto" w:after="180"/>
-      </w:pPr>
-      <w:r>
-        <w:rPr>
-          <w:b w:val="0"/>
-        </w:rPr>
-        <w:t xml:space="preserve">Review Final project manuscript (ai-7/34). Goal: Explain the </w:t>
-      </w:r>
-      <w:r>
-        <w:rPr>
-          <w:b/>
-        </w:rPr>
-        <w:t>mechanism</w:t>
-      </w:r>
-      <w:r>
-        <w:rPr>
-          <w:b w:val="0"/>
-        </w:rPr>
-        <w:t xml:space="preserve"> and terminology of final project manuscript. Short practice: Connect the manuscript’s 7/10 and 8/10 scores to the five-plant grouping.</w:t>
-      </w:r>
-    </w:p>
-    <w:p>
-      <w:pPr>
-        <w:spacing w:line="336" w:lineRule="auto" w:after="180"/>
-      </w:pPr>
-      <w:r>
-        <w:rPr>
-          <w:b w:val="0"/>
-        </w:rPr>
-        <w:t>Which abstract claim must be corrected if it says ten independent plants?. Return to this week and explain what you changed.</w:t>
-      </w:r>
-    </w:p>
-    <w:p>
-      <w:pPr>
-        <w:spacing w:line="336" w:lineRule="auto" w:after="180"/>
-      </w:pPr>
-      <w:r>
-        <w:rPr>
-          <w:b w:val="0"/>
-        </w:rPr>
-        <w:t xml:space="preserve">Review Peer review and response (ai-7/32). Goal: Explain the </w:t>
-      </w:r>
-      <w:r>
-        <w:rPr>
-          <w:b/>
-        </w:rPr>
-        <w:t>mechanism</w:t>
-      </w:r>
-      <w:r>
-        <w:rPr>
-          <w:b w:val="0"/>
-        </w:rPr>
-        <w:t xml:space="preserve"> and terminology of peer review and response. Short practice: Count photos and underlying plants in the reviewer’s concern.</w:t>
-      </w:r>
-    </w:p>
-    <w:p>
-      <w:pPr>
-        <w:spacing w:line="336" w:lineRule="auto" w:after="180"/>
-      </w:pPr>
-      <w:r>
-        <w:rPr>
-          <w:b w:val="0"/>
-        </w:rPr>
-        <w:t>What analysis assumption needs revision, and why does changing only the word photos to plants fail to repair it?. Return to this week and explain what you changed.</w:t>
-      </w:r>
-    </w:p>
-    <w:p>
-      <w:pPr>
-        <w:spacing w:line="336" w:lineRule="auto" w:after="180"/>
-      </w:pPr>
-      <w:r>
-        <w:rPr>
-          <w:b w:val="0"/>
-        </w:rPr>
-        <w:t xml:space="preserve">Review Figures that preserve </w:t>
-      </w:r>
-      <w:r>
-        <w:rPr>
-          <w:b/>
-        </w:rPr>
-        <w:t>evidence</w:t>
-      </w:r>
-      <w:r>
-        <w:rPr>
-          <w:b w:val="0"/>
-        </w:rPr>
-        <w:t xml:space="preserve"> (ai-7/29). Goal: Explain the </w:t>
-      </w:r>
-      <w:r>
-        <w:rPr>
-          <w:b/>
-        </w:rPr>
-        <w:t>mechanism</w:t>
-      </w:r>
-      <w:r>
-        <w:rPr>
-          <w:b w:val="0"/>
-        </w:rPr>
-        <w:t xml:space="preserve"> and terminology of figures that preserve </w:t>
-      </w:r>
-      <w:r>
-        <w:rPr>
-          <w:b/>
-        </w:rPr>
-        <w:t>evidence</w:t>
-      </w:r>
-      <w:r>
-        <w:rPr>
-          <w:b w:val="0"/>
-        </w:rPr>
-        <w:t>. Short practice: Draw count bars for 6/10 and 8/10 using the stated axis.</w:t>
-      </w:r>
-    </w:p>
-    <w:p>
-      <w:pPr>
-        <w:spacing w:line="336" w:lineRule="auto" w:after="180"/>
-      </w:pPr>
-      <w:r>
-        <w:rPr>
-          <w:b w:val="0"/>
-        </w:rPr>
-        <w:t>Why must the denominator and fixed task context remain visible, and what distortion arises from an undisclosed axis start at five?. Return to this week and explain what you changed.</w:t>
-      </w:r>
-    </w:p>
-    <w:p>
-      <w:pPr>
-        <w:pStyle w:val="Heading3"/>
-      </w:pPr>
-      <w:r>
         <w:t>Keep your completed work</w:t>
       </w:r>
     </w:p>
     <w:p>
       <w:pPr>
-        <w:spacing w:line="336" w:lineRule="auto" w:after="180"/>
-      </w:pPr>
-      <w:r>
-        <w:rPr>
-          <w:b w:val="0"/>
-        </w:rPr>
-        <w:t xml:space="preserve">Use Download completed work in the hosted lesson to export your answers, reflections, practice feedback and code-run </w:t>
-      </w:r>
-      <w:r>
-        <w:rPr>
-          <w:b/>
-        </w:rPr>
-        <w:t>evidence</w:t>
-      </w:r>
-      <w:r>
-        <w:rPr>
-          <w:b w:val="0"/>
-        </w:rPr>
-        <w:t>. Open the HTML copy to read or print it.</w:t>
-      </w:r>
-    </w:p>
-    <w:p>
-      <w:pPr>
-        <w:spacing w:line="336" w:lineRule="auto" w:after="180"/>
-      </w:pPr>
-      <w:r>
-        <w:rPr>
-          <w:b w:val="0"/>
-        </w:rPr>
-        <w:t>Drafts stay in this browser when storage is available; clear drafts on a shared device.</w:t>
-      </w:r>
-    </w:p>
-    <w:p>
-      <w:pPr>
         <w:pStyle w:val="Heading1"/>
       </w:pPr>
       <w:r>
-        <w:t>18. Visual concept journey</w:t>
-      </w:r>
-    </w:p>
-    <w:p>
-      <w:r>
-        <w:t>Explain each Presentation and challenge session graphic using its labels, deciding evidence and relevant limitation.</w:t>
-      </w:r>
-    </w:p>
-    <w:p>
-      <w:pPr>
-        <w:pStyle w:val="Heading3"/>
+        <w:t>18. Reference · Six-picture concept journey</w:t>
+      </w:r>
+    </w:p>
+    <w:p>
+      <w:r>
+        <w:t>Choose the picture that supports the current explanation.</w:t>
+      </w:r>
+    </w:p>
+    <w:p>
+      <w:pPr>
+        <w:pStyle w:val="Heading2"/>
       </w:pPr>
       <w:r>
         <w:t>01. Presentation and challenge session: the case</w:t>
@@ -3967,7 +4929,7 @@
         <w:drawing>
           <wp:inline xmlns:a="http://schemas.openxmlformats.org/drawingml/2006/main" xmlns:pic="http://schemas.openxmlformats.org/drawingml/2006/picture">
             <wp:extent cx="5486400" cy="2834640"/>
-            <wp:docPr id="2" name="Picture 2" descr="Answer a challenge without inventing evidence. At the presentation, a reviewer asks whether the model works on a different camera. Supplied facts: The project tested twelve photos from camera A only. Ten were correct; no camera B records exist."/>
+            <wp:docPr id="5" name="Picture 5" descr="Answer a challenge without inventing evidence. At the presentation, a reviewer asks whether the model works on a different camera. Supplied facts: The project tested twelve photos from camera A only. Ten were correct; no camera B records exist."/>
             <wp:cNvGraphicFramePr>
               <a:graphicFrameLocks noChangeAspect="1"/>
             </wp:cNvGraphicFramePr>
@@ -3979,7 +4941,7 @@
                     <pic:cNvPicPr/>
                   </pic:nvPicPr>
                   <pic:blipFill>
-                    <a:blip r:embed="rId10"/>
+                    <a:blip r:embed="rId13"/>
                     <a:stretch>
                       <a:fillRect/>
                     </a:stretch>
@@ -4035,7 +4997,6 @@
     <w:p>
       <w:pPr>
         <w:spacing w:line="336" w:lineRule="auto" w:after="180"/>
-        <w:shd w:fill="F5F1FB"/>
       </w:pPr>
       <w:r>
         <w:rPr>
@@ -4046,7 +5007,7 @@
     </w:p>
     <w:p>
       <w:pPr>
-        <w:pStyle w:val="Heading3"/>
+        <w:pStyle w:val="Heading2"/>
       </w:pPr>
       <w:r>
         <w:t>02. Follow the deciding steps</w:t>
@@ -4057,7 +5018,7 @@
         <w:drawing>
           <wp:inline xmlns:a="http://schemas.openxmlformats.org/drawingml/2006/main" xmlns:pic="http://schemas.openxmlformats.org/drawingml/2006/picture">
             <wp:extent cx="5486400" cy="3182112"/>
-            <wp:docPr id="3" name="Picture 3" descr="State measured result: Report 10/12 correct on camera A. → Address the challenge: Say camera B performance is not measured. → Propose a valid next test: Use reserved camera-B cases with labels, grouping and a fixed scoring rule."/>
+            <wp:docPr id="6" name="Picture 6" descr="State measured result: Report 10/12 correct on camera A. → Address the challenge: Say camera B performance is not measured. → Propose a valid next test: Use reserved camera-B cases with labels, grouping and a fixed scoring rule."/>
             <wp:cNvGraphicFramePr>
               <a:graphicFrameLocks noChangeAspect="1"/>
             </wp:cNvGraphicFramePr>
@@ -4069,7 +5030,7 @@
                     <pic:cNvPicPr/>
                   </pic:nvPicPr>
                   <pic:blipFill>
-                    <a:blip r:embed="rId11"/>
+                    <a:blip r:embed="rId10"/>
                     <a:stretch>
                       <a:fillRect/>
                     </a:stretch>
@@ -4102,7 +5063,6 @@
     <w:p>
       <w:pPr>
         <w:spacing w:line="336" w:lineRule="auto" w:after="180"/>
-        <w:shd w:fill="F5F1FB"/>
       </w:pPr>
       <w:r>
         <w:rPr>
@@ -4125,7 +5085,7 @@
     </w:p>
     <w:p>
       <w:pPr>
-        <w:pStyle w:val="Heading3"/>
+        <w:pStyle w:val="Heading2"/>
       </w:pPr>
       <w:r>
         <w:t>03. Presentation and challenge session — evidence trace</w:t>
@@ -4136,7 +5096,7 @@
         <w:drawing>
           <wp:inline xmlns:a="http://schemas.openxmlformats.org/drawingml/2006/main" xmlns:pic="http://schemas.openxmlformats.org/drawingml/2006/picture">
             <wp:extent cx="5486400" cy="2996184"/>
-            <wp:docPr id="4" name="Picture 4" descr="Presentation and challenge session — evidence trace. A presenter shows one perfect output after a20-case study with14 passes. | Use a short sequence:question, design, primary result, failure, limitation, next question. Answer unfamiliar challenges by locating evidence or stating it is missing. | The demonstration is one example; study rate70%. Present aggregate and failures and do not call the best output representative without evidence."/>
+            <wp:docPr id="7" name="Picture 7" descr="Presentation and challenge session — evidence trace. A presenter shows one perfect output after a 20-case study with 14 passes. | Use a short sequence:question, design, primary result, failure, limitation, next question. Answer unfamiliar challenges by locating evidence or stating it is missing. | The demonstration is one example; study rate 70%. Present aggregate and failures and do not call the best output representative without evidence."/>
             <wp:cNvGraphicFramePr>
               <a:graphicFrameLocks noChangeAspect="1"/>
             </wp:cNvGraphicFramePr>
@@ -4148,7 +5108,7 @@
                     <pic:cNvPicPr/>
                   </pic:nvPicPr>
                   <pic:blipFill>
-                    <a:blip r:embed="rId12"/>
+                    <a:blip r:embed="rId14"/>
                     <a:stretch>
                       <a:fillRect/>
                     </a:stretch>
@@ -4211,18 +5171,7 @@
         <w:rPr>
           <w:b w:val="0"/>
         </w:rPr>
-        <w:t xml:space="preserve"> after a20-case study with14 passes. | Use a short sequence:question, design, primary result, failure, limitation, next question.</w:t>
-      </w:r>
-    </w:p>
-    <w:p>
-      <w:pPr>
-        <w:spacing w:line="336" w:lineRule="auto" w:after="180"/>
-      </w:pPr>
-      <w:r>
-        <w:rPr>
-          <w:b w:val="0"/>
-        </w:rPr>
-        <w:t xml:space="preserve">Answer unfamiliar challenges by locating </w:t>
+        <w:t xml:space="preserve"> after a 20-case study with 14 passes. | Use a short sequence:question, design, primary result, failure, limitation, next question. Answer unfamiliar challenges by locating </w:t>
       </w:r>
       <w:r>
         <w:rPr>
@@ -4234,7 +5183,7 @@
         <w:rPr>
           <w:b w:val="0"/>
         </w:rPr>
-        <w:t xml:space="preserve"> or stating it is missing. | The demonstration is one example; study rate</w:t>
+        <w:t xml:space="preserve"> or stating it is missing. | The demonstration is one example; study rate </w:t>
       </w:r>
       <w:r>
         <w:rPr>
@@ -4276,7 +5225,6 @@
     <w:p>
       <w:pPr>
         <w:spacing w:line="336" w:lineRule="auto" w:after="180"/>
-        <w:shd w:fill="F5F1FB"/>
       </w:pPr>
       <w:r>
         <w:rPr>
@@ -4287,7 +5235,7 @@
     </w:p>
     <w:p>
       <w:pPr>
-        <w:pStyle w:val="Heading3"/>
+        <w:pStyle w:val="Heading2"/>
       </w:pPr>
       <w:r>
         <w:t>04. Change one thing. Trace what follows.</w:t>
@@ -4298,7 +5246,7 @@
         <w:drawing>
           <wp:inline xmlns:a="http://schemas.openxmlformats.org/drawingml/2006/main" xmlns:pic="http://schemas.openxmlformats.org/drawingml/2006/picture">
             <wp:extent cx="5486400" cy="3026664"/>
-            <wp:docPr id="5" name="Picture 5" descr="Original case: Use reserved camera-B cases with labels, grouping and a fixed scoring rule. Changed condition: The reviewer shows one camera-B success. Expected result: That is one demonstration, not an estimate of broad camera-B reliability. Reason: One selected observation does not represent the full proposed condition."/>
+            <wp:docPr id="8" name="Picture 8" descr="Original case: Use reserved camera-B cases with labels, grouping and a fixed scoring rule. Changed condition: The reviewer shows one camera-B success. Expected result: That is one demonstration, not an estimate of broad camera-B reliability. Reason: One selected observation does not represent the full proposed condition."/>
             <wp:cNvGraphicFramePr>
               <a:graphicFrameLocks noChangeAspect="1"/>
             </wp:cNvGraphicFramePr>
@@ -4310,7 +5258,7 @@
                     <pic:cNvPicPr/>
                   </pic:nvPicPr>
                   <pic:blipFill>
-                    <a:blip r:embed="rId13"/>
+                    <a:blip r:embed="rId11"/>
                     <a:stretch>
                       <a:fillRect/>
                     </a:stretch>
@@ -4366,7 +5314,6 @@
     <w:p>
       <w:pPr>
         <w:spacing w:line="336" w:lineRule="auto" w:after="180"/>
-        <w:shd w:fill="F5F1FB"/>
       </w:pPr>
       <w:r>
         <w:rPr>
@@ -4377,7 +5324,7 @@
     </w:p>
     <w:p>
       <w:pPr>
-        <w:pStyle w:val="Heading3"/>
+        <w:pStyle w:val="Heading2"/>
       </w:pPr>
       <w:r>
         <w:t>05. Connect the explanation to its limit</w:t>
@@ -4388,7 +5335,7 @@
         <w:drawing>
           <wp:inline xmlns:a="http://schemas.openxmlformats.org/drawingml/2006/main" xmlns:pic="http://schemas.openxmlformats.org/drawingml/2006/picture">
             <wp:extent cx="5486400" cy="2834640"/>
-            <wp:docPr id="6" name="Picture 6" descr="A challenge session tests whether the team knows its evidence boundary. An honest unknown plus a specific future test is stronger than an unsupported confident promise. Limit: The original result and proposed study still need sampling and uncertainty discussion."/>
+            <wp:docPr id="9" name="Picture 9" descr="A challenge session tests whether the team knows its evidence boundary. An honest unknown plus a specific future test is stronger than an unsupported confident promise. Limit: The original result and proposed study still need sampling and uncertainty discussion."/>
             <wp:cNvGraphicFramePr>
               <a:graphicFrameLocks noChangeAspect="1"/>
             </wp:cNvGraphicFramePr>
@@ -4400,7 +5347,7 @@
                     <pic:cNvPicPr/>
                   </pic:nvPicPr>
                   <pic:blipFill>
-                    <a:blip r:embed="rId14"/>
+                    <a:blip r:embed="rId15"/>
                     <a:stretch>
                       <a:fillRect/>
                     </a:stretch>
@@ -4468,7 +5415,6 @@
     <w:p>
       <w:pPr>
         <w:spacing w:line="336" w:lineRule="auto" w:after="180"/>
-        <w:shd w:fill="F5F1FB"/>
       </w:pPr>
       <w:r>
         <w:rPr>
@@ -4479,7 +5425,7 @@
     </w:p>
     <w:p>
       <w:pPr>
-        <w:pStyle w:val="Heading3"/>
+        <w:pStyle w:val="Heading2"/>
       </w:pPr>
       <w:r>
         <w:t>06. Make the idea visible in your project</w:t>
@@ -4490,7 +5436,7 @@
         <w:drawing>
           <wp:inline xmlns:a="http://schemas.openxmlformats.org/drawingml/2006/main" xmlns:pic="http://schemas.openxmlformats.org/drawingml/2006/picture">
             <wp:extent cx="5486400" cy="3681984"/>
-            <wp:docPr id="7" name="Picture 7" descr="For the Reproducible AI Research Study, retain an annotated worked trace and the changed-case reasoning. Connect the claim to its records, units and assumptions so another investigator can challenge or reproduce it. Draw your input, deciding step, result and limit. Supported question: Answer the camera-B challenge using only the twelve camera-A records. Why is one displayed camera-B success a demonstration rather than broad evidence of camera-B reliability?"/>
+            <wp:docPr id="10" name="Picture 10" descr="For the Reproducible AI Research Study, retain an annotated worked trace and the changed-case reasoning. Connect the claim to its records, units and assumptions so another investigator can challenge or reproduce it. Draw your input, deciding step, result and limit. Supported question: Answer the camera-B challenge using only the twelve camera-A records. Why is one displayed camera-B success a demonstration rather than broad evidence of camera-B reliability?"/>
             <wp:cNvGraphicFramePr>
               <a:graphicFrameLocks noChangeAspect="1"/>
             </wp:cNvGraphicFramePr>
@@ -4502,7 +5448,7 @@
                     <pic:cNvPicPr/>
                   </pic:nvPicPr>
                   <pic:blipFill>
-                    <a:blip r:embed="rId15"/>
+                    <a:blip r:embed="rId16"/>
                     <a:stretch>
                       <a:fillRect/>
                     </a:stretch>
@@ -4581,7 +5527,6 @@
     <w:p>
       <w:pPr>
         <w:spacing w:line="336" w:lineRule="auto" w:after="180"/>
-        <w:shd w:fill="F5F1FB"/>
       </w:pPr>
       <w:r>
         <w:rPr>
@@ -4600,6 +5545,62 @@
           <w:b w:val="0"/>
         </w:rPr>
         <w:t>.</w:t>
+      </w:r>
+    </w:p>
+    <w:p>
+      <w:pPr>
+        <w:pStyle w:val="Heading2"/>
+      </w:pPr>
+      <w:r>
+        <w:t>Earlier wording, alternatives and picture transcripts · reference / check after trying</w:t>
+      </w:r>
+    </w:p>
+    <w:p>
+      <w:pPr>
+        <w:pStyle w:val="Heading3"/>
+      </w:pPr>
+      <w:r>
+        <w:t>01. Presentation and challenge session: the case</w:t>
+      </w:r>
+    </w:p>
+    <w:p>
+      <w:pPr>
+        <w:pStyle w:val="Heading3"/>
+      </w:pPr>
+      <w:r>
+        <w:t>02. Follow the deciding steps</w:t>
+      </w:r>
+    </w:p>
+    <w:p>
+      <w:pPr>
+        <w:pStyle w:val="Heading3"/>
+      </w:pPr>
+      <w:r>
+        <w:t>03. Presentation and challenge session — evidence trace</w:t>
+      </w:r>
+    </w:p>
+    <w:p>
+      <w:pPr>
+        <w:pStyle w:val="Heading3"/>
+      </w:pPr>
+      <w:r>
+        <w:t>04. Change one thing. Trace what follows.</w:t>
+      </w:r>
+    </w:p>
+    <w:p>
+      <w:pPr>
+        <w:pStyle w:val="Heading3"/>
+      </w:pPr>
+      <w:r>
+        <w:t>05. Connect the explanation to its limit</w:t>
+      </w:r>
+    </w:p>
+    <w:p>
+      <w:pPr>
+        <w:pStyle w:val="Heading3"/>
+      </w:pPr>
+      <w:r>
+        <w:t>06. Make the idea visible in your project</w:t>
       </w:r>
     </w:p>
     <w:sectPr>
